--- a/source/Samples/NeocortexApiSamplePerformance/Docummentation/Project Report.docx
+++ b/source/Samples/NeocortexApiSamplePerformance/Docummentation/Project Report.docx
@@ -172,16 +172,46 @@
           <w:sz w:val="18"/>
           <w:szCs w:val="18"/>
         </w:rPr>
-        <w:t>Tanvir Ahmed</w:t>
+        <w:t xml:space="preserve">Tanvir </w:t>
+      </w:r>
+      <w:r>
+        <w:rPr>
+          <w:sz w:val="18"/>
+          <w:szCs w:val="18"/>
+        </w:rPr>
+        <w:t>Ahmed</w:t>
       </w:r>
       <w:r>
         <w:rPr>
           <w:color w:val="5B9BD5" w:themeColor="accent1"/>
           <w:sz w:val="18"/>
           <w:szCs w:val="18"/>
-          <w:u w:val="single"/>
         </w:rPr>
         <w:t xml:space="preserve"> </w:t>
+      </w:r>
+      <w:r>
+        <w:rPr>
+          <w:color w:val="000000" w:themeColor="text1"/>
+          <w:sz w:val="18"/>
+          <w:szCs w:val="18"/>
+        </w:rPr>
+        <w:t>(</w:t>
+      </w:r>
+      <w:r>
+        <w:rPr>
+          <w:color w:val="000000" w:themeColor="text1"/>
+          <w:sz w:val="18"/>
+          <w:szCs w:val="18"/>
+        </w:rPr>
+        <w:t>1386435</w:t>
+      </w:r>
+      <w:r>
+        <w:rPr>
+          <w:color w:val="000000" w:themeColor="text1"/>
+          <w:sz w:val="18"/>
+          <w:szCs w:val="18"/>
+        </w:rPr>
+        <w:t>)</w:t>
       </w:r>
     </w:p>
     <w:p>
@@ -200,6 +230,7 @@
             <w:rStyle w:val="Hyperlink"/>
             <w:sz w:val="18"/>
             <w:szCs w:val="18"/>
+            <w:u w:val="none"/>
           </w:rPr>
           <w:t>tanvir.ahmed@stud.fra-uas.de</w:t>
         </w:r>
@@ -367,9 +398,8 @@
           <w:sz w:val="18"/>
           <w:szCs w:val="18"/>
         </w:rPr>
-        <w:t xml:space="preserve"> aim is to implement a performance measurement experiment focused on </w:t>
-      </w:r>
-      <w:proofErr w:type="spellStart"/>
+        <w:t xml:space="preserve"> aim is to implement a performance measurement experiment focused on MultiSequence Learning using </w:t>
+      </w:r>
       <w:r>
         <w:rPr>
           <w:rFonts w:eastAsia="Times New Roman"/>
@@ -378,9 +408,8 @@
           <w:sz w:val="18"/>
           <w:szCs w:val="18"/>
         </w:rPr>
-        <w:t>MultiSequence</w:t>
-      </w:r>
-      <w:proofErr w:type="spellEnd"/>
+        <w:t>Hierarchical Temporal Memory</w:t>
+      </w:r>
       <w:r>
         <w:rPr>
           <w:rFonts w:eastAsia="Times New Roman"/>
@@ -389,7 +418,7 @@
           <w:sz w:val="18"/>
           <w:szCs w:val="18"/>
         </w:rPr>
-        <w:t xml:space="preserve"> Learning using </w:t>
+        <w:t>, which</w:t>
       </w:r>
       <w:r>
         <w:rPr>
@@ -399,7 +428,7 @@
           <w:sz w:val="18"/>
           <w:szCs w:val="18"/>
         </w:rPr>
-        <w:t>Hierarchical Temporal Memory</w:t>
+        <w:t xml:space="preserve"> is a version of </w:t>
       </w:r>
       <w:r>
         <w:rPr>
@@ -409,7 +438,7 @@
           <w:sz w:val="18"/>
           <w:szCs w:val="18"/>
         </w:rPr>
-        <w:t>, which</w:t>
+        <w:t>biologically inspired machine learning framework that processes with sequential data over Sparse Distributed Representations (SDRs).</w:t>
       </w:r>
       <w:r>
         <w:rPr>
@@ -419,7 +448,7 @@
           <w:sz w:val="18"/>
           <w:szCs w:val="18"/>
         </w:rPr>
-        <w:t xml:space="preserve"> is a version of </w:t>
+        <w:t xml:space="preserve"> </w:t>
       </w:r>
       <w:r>
         <w:rPr>
@@ -429,7 +458,7 @@
           <w:sz w:val="18"/>
           <w:szCs w:val="18"/>
         </w:rPr>
-        <w:t>biologically inspired machine learning framework that processes with sequential data over Sparse Distributed Representations (SDRs).</w:t>
+        <w:t>To</w:t>
       </w:r>
       <w:r>
         <w:rPr>
@@ -449,7 +478,7 @@
           <w:sz w:val="18"/>
           <w:szCs w:val="18"/>
         </w:rPr>
-        <w:t>To</w:t>
+        <w:t xml:space="preserve">improve computational efficiency, SDRs assist effective encoding of the input sequences. </w:t>
       </w:r>
       <w:r>
         <w:rPr>
@@ -459,7 +488,7 @@
           <w:sz w:val="18"/>
           <w:szCs w:val="18"/>
         </w:rPr>
-        <w:t xml:space="preserve"> </w:t>
+        <w:t>As a means to</w:t>
       </w:r>
       <w:r>
         <w:rPr>
@@ -469,7 +498,7 @@
           <w:sz w:val="18"/>
           <w:szCs w:val="18"/>
         </w:rPr>
-        <w:t xml:space="preserve">improve computational efficiency, SDRs assist effective encoding of the input sequences. </w:t>
+        <w:t xml:space="preserve"> </w:t>
       </w:r>
       <w:r>
         <w:rPr>
@@ -479,7 +508,7 @@
           <w:sz w:val="18"/>
           <w:szCs w:val="18"/>
         </w:rPr>
-        <w:t>As a means to</w:t>
+        <w:t xml:space="preserve">evaluate the performance, the console application allows users to specify parameters such as sequence folder, output file location, number of CPU cores, </w:t>
       </w:r>
       <w:r>
         <w:rPr>
@@ -489,7 +518,7 @@
           <w:sz w:val="18"/>
           <w:szCs w:val="18"/>
         </w:rPr>
-        <w:t xml:space="preserve"> </w:t>
+        <w:t xml:space="preserve">CPU affinity, </w:t>
       </w:r>
       <w:r>
         <w:rPr>
@@ -499,9 +528,8 @@
           <w:sz w:val="18"/>
           <w:szCs w:val="18"/>
         </w:rPr>
-        <w:t xml:space="preserve">evaluate the performance, the console application allows users to specify parameters such as sequence folder, output file location, number of CPU cores, .NET versions which automatically runs </w:t>
-      </w:r>
-      <w:proofErr w:type="spellStart"/>
+        <w:t>which automatically runs</w:t>
+      </w:r>
       <w:r>
         <w:rPr>
           <w:rFonts w:eastAsia="Times New Roman"/>
@@ -510,9 +538,8 @@
           <w:sz w:val="18"/>
           <w:szCs w:val="18"/>
         </w:rPr>
-        <w:t>MultiSequence</w:t>
-      </w:r>
-      <w:proofErr w:type="spellEnd"/>
+        <w:t xml:space="preserve"> experiment using the IExperiment interface</w:t>
+      </w:r>
       <w:r>
         <w:rPr>
           <w:rFonts w:eastAsia="Times New Roman"/>
@@ -521,7 +548,59 @@
           <w:sz w:val="18"/>
           <w:szCs w:val="18"/>
         </w:rPr>
-        <w:t xml:space="preserve"> Learning experiments (Can be run with any other experiment) and records key performance metrics in a CSV in the result folder and </w:t>
+        <w:t xml:space="preserve"> </w:t>
+      </w:r>
+      <w:r>
+        <w:rPr>
+          <w:rFonts w:eastAsia="Times New Roman"/>
+          <w:b/>
+          <w:bCs/>
+          <w:sz w:val="18"/>
+          <w:szCs w:val="18"/>
+        </w:rPr>
+        <w:t xml:space="preserve">( default experiment </w:t>
+      </w:r>
+      <w:proofErr w:type="spellStart"/>
+      <w:r>
+        <w:rPr>
+          <w:rFonts w:eastAsia="Times New Roman"/>
+          <w:b/>
+          <w:bCs/>
+          <w:sz w:val="18"/>
+          <w:szCs w:val="18"/>
+        </w:rPr>
+        <w:t>MultiSequence</w:t>
+      </w:r>
+      <w:proofErr w:type="spellEnd"/>
+      <w:r>
+        <w:rPr>
+          <w:rFonts w:eastAsia="Times New Roman"/>
+          <w:b/>
+          <w:bCs/>
+          <w:sz w:val="18"/>
+          <w:szCs w:val="18"/>
+        </w:rPr>
+        <w:t xml:space="preserve"> Learning experiment</w:t>
+      </w:r>
+      <w:r>
+        <w:rPr>
+          <w:rFonts w:eastAsia="Times New Roman"/>
+          <w:b/>
+          <w:bCs/>
+          <w:sz w:val="18"/>
+          <w:szCs w:val="18"/>
+        </w:rPr>
+        <w:t>)</w:t>
+      </w:r>
+      <w:r>
+        <w:rPr>
+          <w:rFonts w:eastAsia="Times New Roman"/>
+          <w:b/>
+          <w:bCs/>
+          <w:sz w:val="18"/>
+          <w:szCs w:val="18"/>
+        </w:rPr>
+        <w:t xml:space="preserve"> and records key performance metrics in a CSV in the result folder and </w:t>
       </w:r>
       <w:r>
         <w:rPr>
@@ -582,45 +661,29 @@
         </w:rPr>
         <w:t xml:space="preserve">Keywords— </w:t>
       </w:r>
-      <w:proofErr w:type="spellStart"/>
       <w:r>
         <w:rPr>
           <w:i/>
           <w:iCs/>
         </w:rPr>
-        <w:t>MultiSequence</w:t>
-      </w:r>
-      <w:proofErr w:type="spellEnd"/>
+        <w:t xml:space="preserve">MultiSequence Learning, </w:t>
+      </w:r>
       <w:r>
         <w:rPr>
           <w:i/>
           <w:iCs/>
         </w:rPr>
-        <w:t xml:space="preserve"> Learning, </w:t>
+        <w:t>Hierarchical Temporal Memory,</w:t>
+      </w:r>
+      <w:r>
+        <w:t xml:space="preserve"> </w:t>
       </w:r>
       <w:r>
         <w:rPr>
           <w:i/>
           <w:iCs/>
         </w:rPr>
-        <w:t>Hierarchical Temporal Memory,</w:t>
-      </w:r>
-      <w:r>
-        <w:t xml:space="preserve"> </w:t>
-      </w:r>
-      <w:r>
-        <w:rPr>
-          <w:i/>
-          <w:iCs/>
-        </w:rPr>
-        <w:t xml:space="preserve">Learning Time </w:t>
-      </w:r>
-      <w:r>
-        <w:rPr>
-          <w:i/>
-          <w:iCs/>
-        </w:rPr>
-        <w:t xml:space="preserve">Analysis, </w:t>
+        <w:t xml:space="preserve">Learning Time Analysis, </w:t>
       </w:r>
       <w:r>
         <w:rPr>
@@ -732,10 +795,13 @@
         <w:pStyle w:val="Heading1"/>
         <w:numPr>
           <w:ilvl w:val="0"/>
-          <w:numId w:val="11"/>
+          <w:numId w:val="0"/>
         </w:numPr>
       </w:pPr>
       <w:r>
+        <w:t>1.</w:t>
+      </w:r>
+      <w:r>
         <w:t xml:space="preserve">    I</w:t>
       </w:r>
       <w:r>
@@ -752,21 +818,20 @@
       <w:r>
         <w:t xml:space="preserve">. </w:t>
       </w:r>
-      <w:proofErr w:type="spellStart"/>
       <w:r>
         <w:t>MultiSequence</w:t>
       </w:r>
-      <w:proofErr w:type="spellEnd"/>
-      <w:r>
-        <w:t xml:space="preserve"> learning method </w:t>
-      </w:r>
-      <w:proofErr w:type="gramStart"/>
-      <w:r>
-        <w:t>is designed</w:t>
-      </w:r>
-      <w:proofErr w:type="gramEnd"/>
-      <w:r>
-        <w:t xml:space="preserve"> in a way to detect and predict patterns across multiple sequences which is particularly important approach for time-series analysis, anomaly detection and forecasting tasks. </w:t>
+      <w:r>
+        <w:t xml:space="preserve"> L</w:t>
+      </w:r>
+      <w:r>
+        <w:t xml:space="preserve">earning method is designed in a way to detect and predict patterns across multiple sequences which is particularly </w:t>
+      </w:r>
+      <w:r>
+        <w:t>important</w:t>
+      </w:r>
+      <w:r>
+        <w:t xml:space="preserve"> for time-series analysis, anomaly detection and forecasting tasks. </w:t>
       </w:r>
       <w:r>
         <w:t>In this project</w:t>
@@ -812,67 +877,75 @@
         </w:rPr>
       </w:pPr>
       <w:r>
+        <w:t>To implement</w:t>
+      </w:r>
+      <w:r>
+        <w:t xml:space="preserve"> multi-sequence learning using HTM, </w:t>
+      </w:r>
+      <w:r>
+        <w:t>the process starts with</w:t>
+      </w:r>
+      <w:r>
+        <w:t xml:space="preserve"> Sparse Distributed Representations (SDRs), where input is converted to binary with a small percentage of active bits</w:t>
+      </w:r>
+      <w:r>
+        <w:t xml:space="preserve"> and the encoding maintains </w:t>
+      </w:r>
+      <w:r>
+        <w:t xml:space="preserve">semantic similarity which makes the model robust to noise letting it </w:t>
+      </w:r>
+      <w:r>
+        <w:t>identify</w:t>
+      </w:r>
+      <w:r>
+        <w:t xml:space="preserve"> similar inputs efficiently. Then the Spatial Pooler processes the SDRs to produce stable and coherent representations</w:t>
+      </w:r>
+      <w:r>
+        <w:t>.</w:t>
+      </w:r>
+      <w:r>
+        <w:t xml:space="preserve"> </w:t>
+      </w:r>
+      <w:r>
+        <w:t xml:space="preserve">Multisequence learning </w:t>
+      </w:r>
+      <w:r>
+        <w:t>using</w:t>
+      </w:r>
+      <w:r>
+        <w:t xml:space="preserve"> HTM is</w:t>
+      </w:r>
+      <w:r>
+        <w:t xml:space="preserve"> the</w:t>
+      </w:r>
+      <w:r>
+        <w:t xml:space="preserve"> most effective method for recognizing and predicting patterns throughout multiple input sequences.</w:t>
+      </w:r>
+    </w:p>
+    <w:p>
+      <w:pPr>
+        <w:jc w:val="both"/>
         <w:rPr>
           <w:highlight w:val="yellow"/>
         </w:rPr>
-        <w:t xml:space="preserve">To perform multi-sequence learning using HTM, we must first encoder the input information into Sparse Distributed Representations (SDRs), which can </w:t>
-      </w:r>
-      <w:proofErr w:type="gramStart"/>
-      <w:r>
-        <w:rPr>
-          <w:highlight w:val="yellow"/>
-        </w:rPr>
-        <w:t>be accomplished</w:t>
-      </w:r>
-      <w:proofErr w:type="gramEnd"/>
-      <w:r>
-        <w:rPr>
-          <w:highlight w:val="yellow"/>
-        </w:rPr>
-        <w:t xml:space="preserve"> with a scalar encoder. After the data has </w:t>
-      </w:r>
-      <w:proofErr w:type="gramStart"/>
-      <w:r>
-        <w:rPr>
-          <w:highlight w:val="yellow"/>
-        </w:rPr>
-        <w:t>been encoded</w:t>
-      </w:r>
-      <w:proofErr w:type="gramEnd"/>
-      <w:r>
-        <w:rPr>
-          <w:highlight w:val="yellow"/>
-        </w:rPr>
-        <w:t xml:space="preserve">, the </w:t>
-      </w:r>
-      <w:r>
-        <w:rPr>
-          <w:highlight w:val="yellow"/>
-        </w:rPr>
-        <w:t xml:space="preserve">spatial pooler generates sparse illustrations of the input sequences supplied into the temporal memory element for learning and prediction. Multisequence learning using HTM is an effective method for identifying and predicting patterns across </w:t>
-      </w:r>
-      <w:proofErr w:type="gramStart"/>
-      <w:r>
-        <w:rPr>
-          <w:highlight w:val="yellow"/>
-        </w:rPr>
-        <w:t>numerous</w:t>
-      </w:r>
-      <w:proofErr w:type="gramEnd"/>
-      <w:r>
-        <w:rPr>
-          <w:highlight w:val="yellow"/>
-        </w:rPr>
-        <w:t xml:space="preserve"> input sequences.</w:t>
-      </w:r>
-    </w:p>
-    <w:p>
-      <w:pPr>
-        <w:jc w:val="both"/>
-        <w:rPr>
-          <w:highlight w:val="yellow"/>
-        </w:rPr>
-      </w:pPr>
+      </w:pPr>
+    </w:p>
+    <w:p>
+      <w:pPr>
+        <w:jc w:val="both"/>
+      </w:pPr>
+      <w:r>
+        <w:t xml:space="preserve">This project is aimed at measuring the performance of an HTM based multisequence learning implementation under various conditions. </w:t>
+      </w:r>
+      <w:r>
+        <w:t xml:space="preserve">With this </w:t>
+      </w:r>
+      <w:r>
+        <w:t>experiment,</w:t>
+      </w:r>
+      <w:r>
+        <w:t xml:space="preserve"> which is implemented around multisequence learning, to quantify the learning time which is required for the HTM to learn sequences of different lengths, evaluate the CPU core utilization, different runtime environments (.NET versions) on training speed and learning time affect the execution performance. </w:t>
+      </w:r>
     </w:p>
     <w:p>
       <w:pPr>
@@ -883,178 +956,14 @@
       </w:pPr>
       <w:r>
         <w:rPr>
-          <w:highlight w:val="yellow"/>
-        </w:rPr>
-        <w:t>In this project, we have tried to implement new methods along the Multisequence Learning algorithm</w:t>
-      </w:r>
-      <w:sdt>
-        <w:sdtPr>
-          <w:rPr>
-            <w:highlight w:val="yellow"/>
-          </w:rPr>
-          <w:id w:val="-2130771464"/>
-          <w:citation/>
-        </w:sdtPr>
-        <w:sdtContent>
-          <w:r>
-            <w:rPr>
-              <w:highlight w:val="yellow"/>
-            </w:rPr>
-            <w:fldChar w:fldCharType="begin"/>
-          </w:r>
-          <w:r>
-            <w:rPr>
-              <w:highlight w:val="yellow"/>
-            </w:rPr>
-            <w:instrText xml:space="preserve"> CITATION ddo \l en-US </w:instrText>
-          </w:r>
-          <w:r>
-            <w:rPr>
-              <w:highlight w:val="yellow"/>
-            </w:rPr>
-            <w:fldChar w:fldCharType="separate"/>
-          </w:r>
-          <w:r>
-            <w:rPr>
-              <w:noProof/>
-              <w:highlight w:val="yellow"/>
-            </w:rPr>
-            <w:t xml:space="preserve"> [1]</w:t>
-          </w:r>
-          <w:r>
-            <w:rPr>
-              <w:highlight w:val="yellow"/>
-            </w:rPr>
-            <w:fldChar w:fldCharType="end"/>
-          </w:r>
-        </w:sdtContent>
-      </w:sdt>
-      <w:r>
-        <w:rPr>
-          <w:highlight w:val="yellow"/>
-        </w:rPr>
-        <w:t xml:space="preserve">. The new algorithms automatically read the dataset from the provided file; however, we also have test data in another file that must </w:t>
-      </w:r>
-      <w:proofErr w:type="gramStart"/>
-      <w:r>
-        <w:rPr>
-          <w:highlight w:val="yellow"/>
-        </w:rPr>
-        <w:t>be read</w:t>
-      </w:r>
-      <w:proofErr w:type="gramEnd"/>
-      <w:r>
-        <w:rPr>
-          <w:highlight w:val="yellow"/>
-        </w:rPr>
-        <w:t xml:space="preserve"> for </w:t>
-      </w:r>
-      <w:proofErr w:type="gramStart"/>
-      <w:r>
-        <w:rPr>
-          <w:highlight w:val="yellow"/>
-        </w:rPr>
-        <w:t>later</w:t>
-      </w:r>
-      <w:proofErr w:type="gramEnd"/>
-      <w:r>
-        <w:rPr>
-          <w:highlight w:val="yellow"/>
-        </w:rPr>
-        <w:t xml:space="preserve"> validating the subsequence. Multisequence Learning uses </w:t>
-      </w:r>
-      <w:proofErr w:type="gramStart"/>
-      <w:r>
-        <w:rPr>
-          <w:highlight w:val="yellow"/>
-        </w:rPr>
-        <w:t>many</w:t>
-      </w:r>
-      <w:proofErr w:type="gramEnd"/>
-      <w:r>
-        <w:rPr>
-          <w:highlight w:val="yellow"/>
-        </w:rPr>
-        <w:t xml:space="preserve"> sequences and test subsequences to learn. After the learning process, the </w:t>
-      </w:r>
-      <w:r>
-        <w:rPr>
-          <w:highlight w:val="red"/>
-        </w:rPr>
-        <w:t xml:space="preserve">predicted element’s accuracy </w:t>
-      </w:r>
-      <w:proofErr w:type="gramStart"/>
-      <w:r>
-        <w:rPr>
-          <w:highlight w:val="red"/>
-        </w:rPr>
-        <w:t>is calculated</w:t>
-      </w:r>
-      <w:proofErr w:type="gramEnd"/>
-      <w:r>
-        <w:rPr>
-          <w:highlight w:val="red"/>
-        </w:rPr>
-        <w:t>.</w:t>
-      </w:r>
-      <w:sdt>
-        <w:sdtPr>
-          <w:rPr>
-            <w:noProof/>
-            <w:highlight w:val="red"/>
-          </w:rPr>
-          <w:id w:val="-533721929"/>
-          <w:citation/>
-        </w:sdtPr>
-        <w:sdtContent>
-          <w:r>
-            <w:rPr>
-              <w:noProof/>
-              <w:highlight w:val="red"/>
-            </w:rPr>
-            <w:fldChar w:fldCharType="begin"/>
-          </w:r>
-          <w:r>
-            <w:rPr>
-              <w:noProof/>
-              <w:highlight w:val="red"/>
-            </w:rPr>
-            <w:instrText xml:space="preserve"> CITATION ddo \l en-US </w:instrText>
-          </w:r>
-          <w:r>
-            <w:rPr>
-              <w:noProof/>
-              <w:highlight w:val="red"/>
-            </w:rPr>
-            <w:fldChar w:fldCharType="separate"/>
-          </w:r>
-          <w:r>
-            <w:rPr>
-              <w:noProof/>
-              <w:highlight w:val="red"/>
-            </w:rPr>
-            <w:t xml:space="preserve"> [3]</w:t>
-          </w:r>
-          <w:r>
-            <w:rPr>
-              <w:noProof/>
-              <w:highlight w:val="red"/>
-            </w:rPr>
-            <w:fldChar w:fldCharType="end"/>
-          </w:r>
-        </w:sdtContent>
-      </w:sdt>
-      <w:r>
-        <w:rPr>
           <w:noProof/>
-          <w:highlight w:val="red"/>
           <w:lang w:val="en-CA" w:eastAsia="en-CA"/>
         </w:rPr>
         <w:drawing>
-          <wp:inline distT="0" distB="0" distL="0" distR="0" wp14:anchorId="3ABFA790" wp14:editId="658C1B06">
-            <wp:extent cx="2984500" cy="813338"/>
-            <wp:effectExtent l="0" t="0" r="6350" b="6350"/>
-            <wp:docPr id="2" name="Picture 2" descr="Hierarchical Temporal Memory: more biologically plausible than deep  learning | by Joy Bose | Analytics Vidhya | Medium"/>
+          <wp:inline distT="0" distB="0" distL="0" distR="0" wp14:anchorId="7C84973B" wp14:editId="05AAB99C">
+            <wp:extent cx="2984500" cy="901700"/>
+            <wp:effectExtent l="0" t="0" r="6350" b="0"/>
+            <wp:docPr id="1316346724" name="Picture 1" descr="A diagram of a network&#10;&#10;AI-generated content may be incorrect."/>
             <wp:cNvGraphicFramePr>
               <a:graphicFrameLocks xmlns:a="http://schemas.openxmlformats.org/drawingml/2006/main" noChangeAspect="1"/>
             </wp:cNvGraphicFramePr>
@@ -1062,36 +971,23 @@
               <a:graphicData uri="http://schemas.openxmlformats.org/drawingml/2006/picture">
                 <pic:pic xmlns:pic="http://schemas.openxmlformats.org/drawingml/2006/picture">
                   <pic:nvPicPr>
-                    <pic:cNvPr id="0" name="Picture 1" descr="Hierarchical Temporal Memory: more biologically plausible than deep  learning | by Joy Bose | Analytics Vidhya | Medium"/>
-                    <pic:cNvPicPr>
-                      <a:picLocks noChangeAspect="1" noChangeArrowheads="1"/>
-                    </pic:cNvPicPr>
+                    <pic:cNvPr id="1316346724" name="Picture 1" descr="A diagram of a network&#10;&#10;AI-generated content may be incorrect."/>
+                    <pic:cNvPicPr/>
                   </pic:nvPicPr>
                   <pic:blipFill>
-                    <a:blip r:embed="rId12" cstate="print">
-                      <a:extLst>
-                        <a:ext uri="{28A0092B-C50C-407E-A947-70E740481C1C}">
-                          <a14:useLocalDpi xmlns:a14="http://schemas.microsoft.com/office/drawing/2010/main" val="0"/>
-                        </a:ext>
-                      </a:extLst>
-                    </a:blip>
-                    <a:srcRect/>
+                    <a:blip r:embed="rId12"/>
                     <a:stretch>
                       <a:fillRect/>
                     </a:stretch>
                   </pic:blipFill>
-                  <pic:spPr bwMode="auto">
+                  <pic:spPr>
                     <a:xfrm>
                       <a:off x="0" y="0"/>
-                      <a:ext cx="2984500" cy="813338"/>
+                      <a:ext cx="2984500" cy="901700"/>
                     </a:xfrm>
                     <a:prstGeom prst="rect">
                       <a:avLst/>
                     </a:prstGeom>
-                    <a:noFill/>
-                    <a:ln>
-                      <a:noFill/>
-                    </a:ln>
                   </pic:spPr>
                 </pic:pic>
               </a:graphicData>
@@ -1102,137 +998,325 @@
     </w:p>
     <w:p>
       <w:pPr>
-        <w:pStyle w:val="Caption"/>
-        <w:rPr>
-          <w:b w:val="0"/>
-          <w:bCs w:val="0"/>
+        <w:jc w:val="both"/>
+        <w:rPr>
+          <w:highlight w:val="red"/>
+        </w:rPr>
+      </w:pPr>
+      <w:r>
+        <w:rPr>
           <w:i/>
           <w:iCs/>
           <w:sz w:val="18"/>
           <w:szCs w:val="18"/>
-          <w:highlight w:val="red"/>
           <w:lang w:val="en-IN"/>
         </w:rPr>
-      </w:pPr>
-      <w:bookmarkStart w:id="1" w:name="_Hlk160385599"/>
-      <w:r>
-        <w:rPr>
-          <w:b w:val="0"/>
-          <w:bCs w:val="0"/>
+        <w:t>Figure 1: Overview of Sequence Learning [2</w:t>
+      </w:r>
+      <w:r>
+        <w:rPr>
           <w:i/>
           <w:iCs/>
           <w:sz w:val="18"/>
           <w:szCs w:val="18"/>
+          <w:lang w:val="en-IN"/>
+        </w:rPr>
+        <w:t>]</w:t>
+      </w:r>
+    </w:p>
+    <w:p>
+      <w:pPr>
+        <w:jc w:val="both"/>
+        <w:rPr>
           <w:highlight w:val="red"/>
-          <w:lang w:val="en-IN"/>
-        </w:rPr>
-        <w:t>Figure 1: Overview of Sequence Learning [2]</w:t>
-      </w:r>
-    </w:p>
-    <w:bookmarkEnd w:id="1"/>
-    <w:p>
-      <w:pPr>
-        <w:pStyle w:val="Heading1"/>
+          <w:lang w:val="en-DE"/>
+        </w:rPr>
+      </w:pPr>
+    </w:p>
+    <w:p>
+      <w:pPr>
+        <w:pStyle w:val="Heading2"/>
         <w:numPr>
           <w:ilvl w:val="0"/>
-          <w:numId w:val="11"/>
+          <w:numId w:val="0"/>
         </w:numPr>
         <w:rPr>
-          <w:highlight w:val="red"/>
-        </w:rPr>
-      </w:pPr>
-      <w:r>
-        <w:rPr>
-          <w:highlight w:val="red"/>
-        </w:rPr>
-        <w:t xml:space="preserve">     Methodology</w:t>
+          <w:b/>
+          <w:bCs/>
+          <w:color w:val="000000" w:themeColor="text1"/>
+        </w:rPr>
+      </w:pPr>
+      <w:r>
+        <w:rPr>
+          <w:b/>
+          <w:bCs/>
+          <w:color w:val="000000" w:themeColor="text1"/>
+        </w:rPr>
+        <w:t>1.</w:t>
+      </w:r>
+      <w:r>
+        <w:rPr>
+          <w:b/>
+          <w:bCs/>
+          <w:color w:val="000000" w:themeColor="text1"/>
+        </w:rPr>
+        <w:t>1.</w:t>
+      </w:r>
+      <w:r>
+        <w:rPr>
+          <w:b/>
+          <w:bCs/>
+          <w:color w:val="000000" w:themeColor="text1"/>
+        </w:rPr>
+        <w:t xml:space="preserve"> Background</w:t>
+      </w:r>
+    </w:p>
+    <w:p>
+      <w:pPr>
+        <w:jc w:val="both"/>
+        <w:rPr>
+          <w:lang w:val="en-DE"/>
+        </w:rPr>
+      </w:pPr>
+      <w:r>
+        <w:t xml:space="preserve">HTM is aimed at </w:t>
+      </w:r>
+      <w:r>
+        <w:t>mirroring</w:t>
+      </w:r>
+      <w:r>
+        <w:t xml:space="preserve"> the brain's hierarchical structure as well as the learning process. </w:t>
+      </w:r>
+      <w:r>
+        <w:t>HTM</w:t>
+      </w:r>
+      <w:r>
+        <w:t xml:space="preserve"> encompasses a hierarchically arranged network of nodes, each containing a group of neurotransmitters in the neocortex</w:t>
+      </w:r>
+      <w:r>
+        <w:t xml:space="preserve">. </w:t>
+      </w:r>
+      <w:r>
+        <w:rPr>
+          <w:lang w:val="en-DE"/>
+        </w:rPr>
+        <w:t xml:space="preserve">Based on their prior experiences, these nodes learn to identify patterns in sensory input and foresee outcomes. </w:t>
+      </w:r>
+      <w:r>
+        <w:rPr>
+          <w:lang w:val="en-DE"/>
+        </w:rPr>
+        <w:t xml:space="preserve">The node's models are then </w:t>
+      </w:r>
+      <w:proofErr w:type="gramStart"/>
+      <w:r>
+        <w:rPr>
+          <w:lang w:val="en-DE"/>
+        </w:rPr>
+        <w:t>adjusted</w:t>
+      </w:r>
+      <w:proofErr w:type="gramEnd"/>
+      <w:r>
+        <w:rPr>
+          <w:lang w:val="en-DE"/>
+        </w:rPr>
+        <w:t xml:space="preserve"> and predictive accuracy is increased by comparing the predictions with the input data.</w:t>
+      </w:r>
+    </w:p>
+    <w:p>
+      <w:pPr>
+        <w:jc w:val="both"/>
+        <w:rPr>
+          <w:lang w:val="en-DE"/>
+        </w:rPr>
+      </w:pPr>
+      <w:r>
+        <w:rPr>
+          <w:lang w:val="en-DE"/>
+        </w:rPr>
+        <w:t xml:space="preserve">According to </w:t>
+      </w:r>
+      <w:r>
+        <w:rPr>
+          <w:lang w:val="en-DE"/>
+        </w:rPr>
+        <w:t>Hawkins</w:t>
+      </w:r>
+      <w:r>
+        <w:rPr>
+          <w:lang w:val="en-DE"/>
+        </w:rPr>
+        <w:t>,</w:t>
+      </w:r>
+      <w:r>
+        <w:rPr>
+          <w:lang w:val="en-DE"/>
+        </w:rPr>
+        <w:t xml:space="preserve"> the neocortex creates an ordered set of columns, each of which consists of a collection of neurons that identify patterns in sensory information, </w:t>
+      </w:r>
+      <w:proofErr w:type="gramStart"/>
+      <w:r>
+        <w:rPr>
+          <w:lang w:val="en-DE"/>
+        </w:rPr>
+        <w:t>in order to</w:t>
+      </w:r>
+      <w:proofErr w:type="gramEnd"/>
+      <w:r>
+        <w:rPr>
+          <w:lang w:val="en-DE"/>
+        </w:rPr>
+        <w:t xml:space="preserve"> educate and make predictions. Higher-level columns represent abstract notions, and these columns interact in a hierarchical framework [3].</w:t>
       </w:r>
     </w:p>
     <w:p>
       <w:pPr>
         <w:pStyle w:val="Heading2"/>
         <w:numPr>
-          <w:ilvl w:val="1"/>
-          <w:numId w:val="8"/>
+          <w:ilvl w:val="0"/>
+          <w:numId w:val="0"/>
         </w:numPr>
         <w:rPr>
           <w:b/>
           <w:bCs/>
+          <w:color w:val="000000" w:themeColor="text1"/>
+        </w:rPr>
+      </w:pPr>
+      <w:r>
+        <w:rPr>
+          <w:b/>
+          <w:bCs/>
+          <w:color w:val="000000" w:themeColor="text1"/>
+        </w:rPr>
+        <w:t xml:space="preserve">1.1.1. </w:t>
+      </w:r>
+      <w:r>
+        <w:rPr>
+          <w:b/>
+          <w:bCs/>
+          <w:color w:val="000000" w:themeColor="text1"/>
+        </w:rPr>
+        <w:t>Hierarchical Temporal Memory</w:t>
+      </w:r>
+    </w:p>
+    <w:p>
+      <w:pPr>
+        <w:jc w:val="both"/>
+        <w:rPr>
+          <w:lang w:val="en-DE"/>
+        </w:rPr>
+      </w:pPr>
+      <w:r>
+        <w:t xml:space="preserve">HTM is aimed at mirroring the brain's hierarchical structure as well as the learning process. </w:t>
+      </w:r>
+      <w:r>
+        <w:t>HTM</w:t>
+      </w:r>
+      <w:r>
+        <w:t xml:space="preserve"> encompasses a hierarchically arranged network of nodes, each containing </w:t>
+      </w:r>
+      <w:r>
+        <w:lastRenderedPageBreak/>
+        <w:t>a group of neurotransmitters in the neocortex</w:t>
+      </w:r>
+      <w:r>
+        <w:t xml:space="preserve">. </w:t>
+      </w:r>
+      <w:r>
+        <w:rPr>
+          <w:lang w:val="en-DE"/>
+        </w:rPr>
+        <w:t xml:space="preserve">Based on their prior experiences, these nodes learn to identify patterns in sensory input and foresee outcomes. </w:t>
+      </w:r>
+      <w:r>
+        <w:rPr>
+          <w:lang w:val="en-DE"/>
+        </w:rPr>
+        <w:t xml:space="preserve">The node's models are then </w:t>
+      </w:r>
+      <w:proofErr w:type="gramStart"/>
+      <w:r>
+        <w:rPr>
+          <w:lang w:val="en-DE"/>
+        </w:rPr>
+        <w:t>adjusted</w:t>
+      </w:r>
+      <w:proofErr w:type="gramEnd"/>
+      <w:r>
+        <w:rPr>
+          <w:lang w:val="en-DE"/>
+        </w:rPr>
+        <w:t xml:space="preserve"> and predictive accuracy is increased by comparing the predictions with the input data.</w:t>
+      </w:r>
+    </w:p>
+    <w:p>
+      <w:pPr>
+        <w:jc w:val="both"/>
+        <w:rPr>
+          <w:lang w:val="en-DE"/>
+        </w:rPr>
+      </w:pPr>
+      <w:r>
+        <w:rPr>
+          <w:lang w:val="en-DE"/>
+        </w:rPr>
+        <w:t xml:space="preserve">According to </w:t>
+      </w:r>
+      <w:r>
+        <w:rPr>
+          <w:lang w:val="en-DE"/>
+        </w:rPr>
+        <w:t>Hawkins</w:t>
+      </w:r>
+      <w:r>
+        <w:rPr>
+          <w:lang w:val="en-DE"/>
+        </w:rPr>
+        <w:t>,</w:t>
+      </w:r>
+      <w:r>
+        <w:rPr>
+          <w:lang w:val="en-DE"/>
+        </w:rPr>
+        <w:t xml:space="preserve"> the neocortex creates an ordered set of columns, each of which consists of a collection of neurons that identify patterns in sensory information, </w:t>
+      </w:r>
+      <w:proofErr w:type="gramStart"/>
+      <w:r>
+        <w:rPr>
+          <w:lang w:val="en-DE"/>
+        </w:rPr>
+        <w:t>in order to</w:t>
+      </w:r>
+      <w:proofErr w:type="gramEnd"/>
+      <w:r>
+        <w:rPr>
+          <w:lang w:val="en-DE"/>
+        </w:rPr>
+        <w:t xml:space="preserve"> educate and make predictions. Higher-level columns represent abstract notions, and these columns interact in a hierarchical framework [3].</w:t>
+      </w:r>
+    </w:p>
+    <w:p>
+      <w:pPr>
+        <w:jc w:val="both"/>
+        <w:rPr>
+          <w:lang w:val="en-DE"/>
+        </w:rPr>
+      </w:pPr>
+    </w:p>
+    <w:p>
+      <w:pPr>
+        <w:jc w:val="both"/>
+        <w:rPr>
           <w:highlight w:val="red"/>
         </w:rPr>
       </w:pPr>
-      <w:r>
-        <w:rPr>
-          <w:b/>
-          <w:bCs/>
-          <w:highlight w:val="red"/>
-        </w:rPr>
-        <w:t>Hierarchical Temporal Memory</w:t>
-      </w:r>
-    </w:p>
-    <w:p>
-      <w:pPr>
-        <w:jc w:val="both"/>
-        <w:rPr>
-          <w:highlight w:val="red"/>
-        </w:rPr>
-      </w:pPr>
-      <w:r>
-        <w:rPr>
-          <w:highlight w:val="red"/>
-        </w:rPr>
-        <w:t xml:space="preserve">HTM aims to mimic the brain's hierarchical structure as well as the learning process. It comprises a hierarchically arranged network of nodes, each representing a group of neurotransmitters in the neocortex. These nodes learn to find patterns in sensory data and make forecasts based on their previous experiences. The predictions </w:t>
-      </w:r>
-      <w:proofErr w:type="gramStart"/>
-      <w:r>
-        <w:rPr>
-          <w:highlight w:val="red"/>
-        </w:rPr>
-        <w:t>are then compared</w:t>
-      </w:r>
-      <w:proofErr w:type="gramEnd"/>
-      <w:r>
-        <w:rPr>
-          <w:highlight w:val="red"/>
-        </w:rPr>
-        <w:t xml:space="preserve"> to the input data to fine-tune the node's models and improve predictive precision.</w:t>
-      </w:r>
-    </w:p>
-    <w:p>
-      <w:pPr>
-        <w:jc w:val="both"/>
-        <w:rPr>
-          <w:highlight w:val="red"/>
-        </w:rPr>
-      </w:pPr>
-      <w:r>
-        <w:rPr>
-          <w:highlight w:val="red"/>
-        </w:rPr>
-        <w:t>According to Hawkins, the neocortex teaches and generates predictions by constructing an ordered set of columns, each comprising a group of neurons that detect patterns in sensory data. These columns interact in a hierarchical structure, with higher-level columns reflecting abstract concepts [3].</w:t>
-      </w:r>
-    </w:p>
-    <w:p>
-      <w:pPr>
-        <w:jc w:val="both"/>
-        <w:rPr>
-          <w:highlight w:val="red"/>
-        </w:rPr>
-      </w:pPr>
-    </w:p>
-    <w:p>
-      <w:pPr>
-        <w:rPr>
-          <w:highlight w:val="red"/>
-        </w:rPr>
-      </w:pPr>
+    </w:p>
+    <w:p>
       <w:r>
         <w:rPr>
           <w:noProof/>
-          <w:highlight w:val="red"/>
           <w:lang w:val="en-CA" w:eastAsia="en-CA"/>
         </w:rPr>
-        <w:lastRenderedPageBreak/>
         <w:drawing>
           <wp:inline distT="0" distB="0" distL="0" distR="0" wp14:anchorId="2ED7DB0D" wp14:editId="2B848E33">
             <wp:extent cx="2091193" cy="2080515"/>
@@ -1280,7 +1364,6 @@
           <w:iCs/>
           <w:sz w:val="18"/>
           <w:szCs w:val="18"/>
-          <w:highlight w:val="red"/>
           <w:lang w:val="en-IN"/>
         </w:rPr>
       </w:pPr>
@@ -1292,7 +1375,6 @@
           <w:iCs/>
           <w:sz w:val="18"/>
           <w:szCs w:val="18"/>
-          <w:highlight w:val="red"/>
           <w:lang w:val="en-IN"/>
         </w:rPr>
         <w:t xml:space="preserve">Figure 2: Hierarchical Temporal Memory Structure [4] </w:t>
@@ -1316,7 +1398,6 @@
           <w:rStyle w:val="Emphasis"/>
           <w:b/>
           <w:bCs/>
-          <w:highlight w:val="red"/>
         </w:rPr>
       </w:pPr>
       <w:r>
@@ -1324,9 +1405,32 @@
           <w:rStyle w:val="Emphasis"/>
           <w:b/>
           <w:bCs/>
-          <w:highlight w:val="red"/>
-        </w:rPr>
-        <w:t>B.   Proximal Dendrite Segments</w:t>
+        </w:rPr>
+        <w:t>1.</w:t>
+      </w:r>
+      <w:r>
+        <w:rPr>
+          <w:rStyle w:val="Emphasis"/>
+          <w:b/>
+          <w:bCs/>
+        </w:rPr>
+        <w:t>1.</w:t>
+      </w:r>
+      <w:r>
+        <w:rPr>
+          <w:rStyle w:val="Emphasis"/>
+          <w:b/>
+          <w:bCs/>
+        </w:rPr>
+        <w:t>2</w:t>
+      </w:r>
+      <w:r>
+        <w:rPr>
+          <w:rStyle w:val="Emphasis"/>
+          <w:b/>
+          <w:bCs/>
+        </w:rPr>
+        <w:t>.   Proximal Dendrite Segments</w:t>
       </w:r>
     </w:p>
     <w:p>
@@ -1334,28 +1438,40 @@
         <w:jc w:val="both"/>
         <w:rPr>
           <w:rFonts w:eastAsia="Times New Roman"/>
-          <w:highlight w:val="red"/>
+          <w:lang w:val="en-DE"/>
         </w:rPr>
       </w:pPr>
       <w:r>
         <w:rPr>
           <w:rFonts w:eastAsia="Times New Roman"/>
-          <w:highlight w:val="red"/>
-        </w:rPr>
-        <w:t>A proximal dendrite joins cells in a column, with synapses denoted by little black circles. A solid circle indicates a valid synaptic link with a persistence value that exceeds the connection threshold. An unfilled circle represents a putative synaptic connection with a persistence value lower than the connection threshold. If enough valid synapses are associated with active input bits, feedback input activates a column following a local inhibitory step.[14].</w:t>
-      </w:r>
-    </w:p>
-    <w:p>
-      <w:pPr>
-        <w:rPr>
-          <w:highlight w:val="red"/>
+          <w:lang w:val="en-DE"/>
+        </w:rPr>
+        <w:t>Cells are joined in a column by a proximal dendrite, and synapses are shown by tiny black circles. A legitimate synaptic link with a persistence value higher than the connection threshold is shown by a solid circle. A putative synaptic connection with a persistence value below the connection threshold is represented by an empty circle.</w:t>
+      </w:r>
+      <w:r>
+        <w:rPr>
+          <w:rFonts w:eastAsia="Times New Roman"/>
+          <w:lang w:val="en-DE"/>
+        </w:rPr>
+        <w:t xml:space="preserve"> </w:t>
+      </w:r>
+      <w:r>
+        <w:rPr>
+          <w:rFonts w:eastAsia="Times New Roman"/>
+          <w:lang w:val="en-DE"/>
+        </w:rPr>
+        <w:t>After a local inhibitory step, feedback input activates a column if there are sufficient genuine synapses linked to active input bits [14].</w:t>
+      </w:r>
+    </w:p>
+    <w:p>
+      <w:pPr>
+        <w:rPr>
           <w:lang w:val="en-IN"/>
         </w:rPr>
       </w:pPr>
       <w:r>
         <w:rPr>
           <w:noProof/>
-          <w:highlight w:val="red"/>
           <w:lang w:val="en-CA" w:eastAsia="en-CA"/>
         </w:rPr>
         <w:drawing>
@@ -1404,7 +1520,6 @@
     <w:p>
       <w:pPr>
         <w:rPr>
-          <w:highlight w:val="red"/>
           <w:lang w:val="en-IN"/>
         </w:rPr>
       </w:pPr>
@@ -1418,7 +1533,6 @@
           <w:iCs/>
           <w:sz w:val="18"/>
           <w:szCs w:val="18"/>
-          <w:highlight w:val="red"/>
           <w:lang w:val="en-IN"/>
         </w:rPr>
       </w:pPr>
@@ -1428,7 +1542,6 @@
           <w:iCs/>
           <w:sz w:val="18"/>
           <w:szCs w:val="18"/>
-          <w:highlight w:val="red"/>
           <w:lang w:val="en-IN"/>
         </w:rPr>
         <w:t xml:space="preserve">Figure 3: Proximal Dendrite Representation [9] </w:t>
@@ -1454,7 +1567,6 @@
           <w:rStyle w:val="Emphasis"/>
           <w:b/>
           <w:bCs/>
-          <w:highlight w:val="red"/>
         </w:rPr>
       </w:pPr>
       <w:r>
@@ -1462,9 +1574,24 @@
           <w:rStyle w:val="Emphasis"/>
           <w:b/>
           <w:bCs/>
-          <w:highlight w:val="red"/>
-        </w:rPr>
-        <w:t>C.   Distal Dendrite Segments</w:t>
+        </w:rPr>
+        <w:t>1.</w:t>
+      </w:r>
+      <w:r>
+        <w:rPr>
+          <w:rStyle w:val="Emphasis"/>
+          <w:b/>
+          <w:bCs/>
+        </w:rPr>
+        <w:t>1.3</w:t>
+      </w:r>
+      <w:r>
+        <w:rPr>
+          <w:rStyle w:val="Emphasis"/>
+          <w:b/>
+          <w:bCs/>
+        </w:rPr>
+        <w:t>.   Distal Dendrite Segments</w:t>
       </w:r>
     </w:p>
     <w:p>
@@ -1472,80 +1599,57 @@
         <w:jc w:val="both"/>
         <w:rPr>
           <w:rFonts w:eastAsia="Times New Roman"/>
-          <w:highlight w:val="red"/>
+          <w:lang w:val="en-DE"/>
         </w:rPr>
       </w:pPr>
       <w:r>
         <w:rPr>
           <w:rFonts w:eastAsia="Times New Roman"/>
-          <w:highlight w:val="red"/>
-        </w:rPr>
-        <w:t xml:space="preserve">Each cell in the brain normally has about 130 distal dendrite categories, each with approximately </w:t>
-      </w:r>
-      <w:proofErr w:type="gramStart"/>
+          <w:lang w:val="en-DE"/>
+        </w:rPr>
+        <w:t xml:space="preserve">There are typically around 40 synapses in each of the 130 distal dendritic categories found in each brain cell. It has </w:t>
+      </w:r>
       <w:r>
         <w:rPr>
           <w:rFonts w:eastAsia="Times New Roman"/>
-          <w:highlight w:val="red"/>
-        </w:rPr>
-        <w:t>40</w:t>
-      </w:r>
-      <w:proofErr w:type="gramEnd"/>
+          <w:lang w:val="en-DE"/>
+        </w:rPr>
+        <w:t>one proximal dendritic segment as well. A set of synapses can connect to a subset of other cells within a specific "learning radius," while nearby cells provide lateral input to the distal segments.</w:t>
+      </w:r>
       <w:r>
         <w:rPr>
           <w:rFonts w:eastAsia="Times New Roman"/>
-          <w:highlight w:val="red"/>
-        </w:rPr>
-        <w:t xml:space="preserve"> synapses. Additionally, it has a single proximal dendritic segment. Nearby cells offer lateral input to the distal segments, and within a certain "learning radius," a set of synapses can link to a subset of other cells. The dendritic segment connects with previously active cells, allowing it to recall surrounding cells' activation states. If a dendritic segment identifies the same cellular activation pattern, that is, if the number of active synaptic on any segment exceeds a certain threshold, the cell enters an anticipatory state. So, signalling that </w:t>
-      </w:r>
-      <w:proofErr w:type="gramStart"/>
+          <w:sz w:val="24"/>
+          <w:szCs w:val="24"/>
+          <w:lang w:val="en-DE" w:eastAsia="en-DE"/>
+        </w:rPr>
+        <w:t xml:space="preserve"> </w:t>
+      </w:r>
       <w:r>
         <w:rPr>
           <w:rFonts w:eastAsia="Times New Roman"/>
-          <w:highlight w:val="red"/>
-        </w:rPr>
-        <w:t>feedforward input</w:t>
-      </w:r>
-      <w:proofErr w:type="gramEnd"/>
-      <w:r>
+          <w:lang w:val="en-DE"/>
+        </w:rPr>
+        <w:t xml:space="preserve">The dendritic segment remembers the activation status of the surrounding cells by connecting with previously activated cells. The cell enters an anticipatory state if a dendritic segment recognizes the same pattern of cellular activity, that is, if the number of activated synapses on any segment surpasses a certain threshold. Therefore, it is probable that column activation will arise from signalling that feedforward input. </w:t>
+      </w:r>
+    </w:p>
+    <w:p>
+      <w:pPr>
+        <w:jc w:val="both"/>
         <w:rPr>
           <w:rFonts w:eastAsia="Times New Roman"/>
-          <w:highlight w:val="red"/>
-        </w:rPr>
-        <w:t xml:space="preserve"> will </w:t>
-      </w:r>
-      <w:proofErr w:type="gramStart"/>
-      <w:r>
+          <w:lang w:val="en-DE"/>
+        </w:rPr>
+      </w:pPr>
+    </w:p>
+    <w:p>
+      <w:pPr>
+        <w:jc w:val="both"/>
         <w:rPr>
           <w:rFonts w:eastAsia="Times New Roman"/>
-          <w:highlight w:val="red"/>
-        </w:rPr>
-        <w:t>most likely result</w:t>
-      </w:r>
-      <w:proofErr w:type="gramEnd"/>
-      <w:r>
-        <w:rPr>
-          <w:rFonts w:eastAsia="Times New Roman"/>
-          <w:highlight w:val="red"/>
-        </w:rPr>
-        <w:t xml:space="preserve"> in column activation. Cell activity </w:t>
-      </w:r>
-      <w:proofErr w:type="gramStart"/>
-      <w:r>
-        <w:rPr>
-          <w:rFonts w:eastAsia="Times New Roman"/>
-          <w:highlight w:val="red"/>
-        </w:rPr>
-        <w:t>is maintained</w:t>
-      </w:r>
-      <w:proofErr w:type="gramEnd"/>
-      <w:r>
-        <w:rPr>
-          <w:rFonts w:eastAsia="Times New Roman"/>
-          <w:highlight w:val="red"/>
-        </w:rPr>
-        <w:t xml:space="preserve"> by either feedforward input using the middle dendrite or lateral links through the distal branch segments. </w:t>
-      </w:r>
+          <w:lang w:val="en-DE"/>
+        </w:rPr>
+      </w:pPr>
     </w:p>
     <w:p>
       <w:pPr>
@@ -1564,14 +1668,12 @@
         <w:ind w:firstLine="360"/>
         <w:jc w:val="both"/>
         <w:rPr>
-          <w:highlight w:val="red"/>
           <w:lang w:val="en-GB" w:eastAsia="ja-JP"/>
         </w:rPr>
       </w:pPr>
       <w:r>
         <w:rPr>
           <w:noProof/>
-          <w:highlight w:val="red"/>
           <w:lang w:val="en-CA" w:eastAsia="en-CA"/>
         </w:rPr>
         <w:drawing>
@@ -1620,7 +1722,6 @@
           <w:iCs/>
           <w:sz w:val="18"/>
           <w:szCs w:val="18"/>
-          <w:highlight w:val="red"/>
           <w:lang w:val="en-IN"/>
         </w:rPr>
       </w:pPr>
@@ -1630,11 +1731,22 @@
           <w:iCs/>
           <w:sz w:val="18"/>
           <w:szCs w:val="18"/>
+          <w:lang w:val="en-IN"/>
+        </w:rPr>
+        <w:t>Figure 4: Distal Dendrite Segment at the Cellular Level [13]</w:t>
+      </w:r>
+    </w:p>
+    <w:p>
+      <w:pPr>
+        <w:pStyle w:val="BodyText"/>
+        <w:jc w:val="center"/>
+        <w:rPr>
+          <w:i/>
+          <w:iCs/>
           <w:highlight w:val="red"/>
           <w:lang w:val="en-IN"/>
         </w:rPr>
-        <w:t>Figure 4: Distal Dendrite Segment at the Cellular Level [13]</w:t>
-      </w:r>
+      </w:pPr>
     </w:p>
     <w:p>
       <w:pPr>
@@ -1646,9 +1758,6 @@
         <w:rPr>
           <w:b/>
           <w:bCs/>
-          <w:i w:val="0"/>
-          <w:iCs w:val="0"/>
-          <w:highlight w:val="red"/>
         </w:rPr>
       </w:pPr>
       <w:r>
@@ -1658,9 +1767,115 @@
           <w:bCs/>
           <w:i/>
           <w:iCs/>
+        </w:rPr>
+        <w:t>1</w:t>
+      </w:r>
+      <w:r>
+        <w:rPr>
+          <w:rStyle w:val="Emphasis"/>
+          <w:b/>
+          <w:bCs/>
+          <w:i/>
+          <w:iCs/>
+        </w:rPr>
+        <w:t>.1</w:t>
+      </w:r>
+      <w:r>
+        <w:rPr>
+          <w:rStyle w:val="Emphasis"/>
+          <w:b/>
+          <w:bCs/>
+          <w:i/>
+          <w:iCs/>
+        </w:rPr>
+        <w:t>.4</w:t>
+      </w:r>
+      <w:r>
+        <w:rPr>
+          <w:rStyle w:val="Emphasis"/>
+          <w:b/>
+          <w:bCs/>
+          <w:i/>
+          <w:iCs/>
+        </w:rPr>
+        <w:t>.  Prediction</w:t>
+      </w:r>
+    </w:p>
+    <w:p>
+      <w:pPr>
+        <w:jc w:val="both"/>
+        <w:rPr>
+          <w:rFonts w:eastAsia="Times New Roman"/>
+          <w:lang w:val="en-DE"/>
+        </w:rPr>
+      </w:pPr>
+      <w:r>
+        <w:rPr>
+          <w:rFonts w:eastAsia="Times New Roman"/>
+          <w:lang w:val="en-DE"/>
+        </w:rPr>
+        <w:t>Its primary function is estimate, which is the basis of intelligence. It makes predictions about the real world using both new incoming data and static representations [15].</w:t>
+      </w:r>
+    </w:p>
+    <w:p>
+      <w:pPr>
+        <w:pStyle w:val="BodyText"/>
+        <w:ind w:firstLine="0"/>
+        <w:rPr>
           <w:highlight w:val="red"/>
-        </w:rPr>
-        <w:t>D.   Neocortex</w:t>
+          <w:lang w:val="en-GB" w:eastAsia="ja-JP"/>
+        </w:rPr>
+      </w:pPr>
+    </w:p>
+    <w:p>
+      <w:pPr>
+        <w:pStyle w:val="BodyText"/>
+        <w:ind w:firstLine="0"/>
+        <w:rPr>
+          <w:rStyle w:val="Emphasis"/>
+          <w:b/>
+          <w:bCs/>
+        </w:rPr>
+      </w:pPr>
+      <w:r>
+        <w:rPr>
+          <w:rStyle w:val="Emphasis"/>
+          <w:b/>
+          <w:bCs/>
+        </w:rPr>
+        <w:t>1.</w:t>
+      </w:r>
+      <w:r>
+        <w:rPr>
+          <w:rStyle w:val="Emphasis"/>
+          <w:b/>
+          <w:bCs/>
+        </w:rPr>
+        <w:t>1.5</w:t>
+      </w:r>
+      <w:r>
+        <w:rPr>
+          <w:rStyle w:val="Emphasis"/>
+          <w:b/>
+          <w:bCs/>
+        </w:rPr>
+        <w:t>.  Memory</w:t>
+      </w:r>
+    </w:p>
+    <w:p>
+      <w:pPr>
+        <w:jc w:val="both"/>
+        <w:rPr>
+          <w:rFonts w:eastAsia="Times New Roman"/>
+          <w:lang w:val="en-DE"/>
+        </w:rPr>
+      </w:pPr>
+      <w:r>
+        <w:rPr>
+          <w:rFonts w:eastAsia="Times New Roman"/>
+          <w:lang w:val="en-DE"/>
+        </w:rPr>
+        <w:t>The cortex is not the same as a parallel processor. The brain employs this technique to retrieve output from its enormous memory more rapidly, even if parallel computers do several calculations on input patterns at once to create distinct output patterns. Sequential and regular patterns are spontaneously accumulated and linked in a hierarchical manner by the cortex. Complete patterns may be recovered from incomplete data inputs in both temporal memory and these linked memories.</w:t>
       </w:r>
     </w:p>
     <w:p>
@@ -1676,166 +1891,8 @@
           <w:rFonts w:eastAsia="Times New Roman"/>
           <w:highlight w:val="red"/>
         </w:rPr>
-        <w:t xml:space="preserve">The neocortex, an area of the cerebral cortex, is accountable for a variety of mental tasks in humans. With billions of cells and hundreds of thousands of meters, it is a complicated and intricate </w:t>
-      </w:r>
-      <w:proofErr w:type="gramStart"/>
-      <w:r>
-        <w:rPr>
-          <w:rFonts w:eastAsia="Times New Roman"/>
-          <w:highlight w:val="red"/>
-        </w:rPr>
-        <w:t>structure..</w:t>
-      </w:r>
-      <w:proofErr w:type="gramEnd"/>
-      <w:r>
-        <w:rPr>
-          <w:rFonts w:eastAsia="Times New Roman"/>
-          <w:highlight w:val="red"/>
-        </w:rPr>
-        <w:t xml:space="preserve"> The cells </w:t>
-      </w:r>
-      <w:proofErr w:type="gramStart"/>
-      <w:r>
-        <w:rPr>
-          <w:rFonts w:eastAsia="Times New Roman"/>
-          <w:highlight w:val="red"/>
-        </w:rPr>
-        <w:t>are organized</w:t>
-      </w:r>
-      <w:proofErr w:type="gramEnd"/>
-      <w:r>
-        <w:rPr>
-          <w:rFonts w:eastAsia="Times New Roman"/>
-          <w:highlight w:val="red"/>
-        </w:rPr>
-        <w:t xml:space="preserve"> in layers, with distinct areas dedicated to various activities such as hearing, sight, touch, movement, and sensory balance.</w:t>
-      </w:r>
-    </w:p>
-    <w:p>
-      <w:pPr>
-        <w:pStyle w:val="BodyText"/>
-        <w:jc w:val="center"/>
-        <w:rPr>
-          <w:highlight w:val="red"/>
-          <w:lang w:val="en-IN"/>
-        </w:rPr>
-      </w:pPr>
-      <w:r>
-        <w:rPr>
-          <w:noProof/>
-          <w:highlight w:val="red"/>
-          <w:lang w:val="en-CA" w:eastAsia="en-CA"/>
-        </w:rPr>
-        <w:drawing>
-          <wp:inline distT="0" distB="0" distL="0" distR="0" wp14:anchorId="5EFF8ADF" wp14:editId="414F580D">
-            <wp:extent cx="1470212" cy="2383135"/>
-            <wp:effectExtent l="0" t="0" r="0" b="0"/>
-            <wp:docPr id="278198723" name="Picture 2" descr="A diagram of a brain activity&#10;&#10;Description automatically generated with medium confidence"/>
-            <wp:cNvGraphicFramePr>
-              <a:graphicFrameLocks xmlns:a="http://schemas.openxmlformats.org/drawingml/2006/main" noChangeAspect="1"/>
-            </wp:cNvGraphicFramePr>
-            <a:graphic xmlns:a="http://schemas.openxmlformats.org/drawingml/2006/main">
-              <a:graphicData uri="http://schemas.openxmlformats.org/drawingml/2006/picture">
-                <pic:pic xmlns:pic="http://schemas.openxmlformats.org/drawingml/2006/picture">
-                  <pic:nvPicPr>
-                    <pic:cNvPr id="278198723" name="Picture 2" descr="A diagram of a brain activity&#10;&#10;Description automatically generated with medium confidence"/>
-                    <pic:cNvPicPr/>
-                  </pic:nvPicPr>
-                  <pic:blipFill rotWithShape="1">
-                    <a:blip r:embed="rId16" cstate="print">
-                      <a:extLst>
-                        <a:ext uri="{28A0092B-C50C-407E-A947-70E740481C1C}">
-                          <a14:useLocalDpi xmlns:a14="http://schemas.microsoft.com/office/drawing/2010/main" val="0"/>
-                        </a:ext>
-                      </a:extLst>
-                    </a:blip>
-                    <a:srcRect r="11978" b="5829"/>
-                    <a:stretch/>
-                  </pic:blipFill>
-                  <pic:spPr bwMode="auto">
-                    <a:xfrm>
-                      <a:off x="0" y="0"/>
-                      <a:ext cx="1474751" cy="2390493"/>
-                    </a:xfrm>
-                    <a:prstGeom prst="rect">
-                      <a:avLst/>
-                    </a:prstGeom>
-                    <a:ln>
-                      <a:noFill/>
-                    </a:ln>
-                    <a:extLst>
-                      <a:ext uri="{53640926-AAD7-44D8-BBD7-CCE9431645EC}">
-                        <a14:shadowObscured xmlns:a14="http://schemas.microsoft.com/office/drawing/2010/main"/>
-                      </a:ext>
-                    </a:extLst>
-                  </pic:spPr>
-                </pic:pic>
-              </a:graphicData>
-            </a:graphic>
-          </wp:inline>
-        </w:drawing>
-      </w:r>
-    </w:p>
-    <w:p>
-      <w:pPr>
-        <w:pStyle w:val="BodyText"/>
-        <w:jc w:val="center"/>
-        <w:rPr>
-          <w:i/>
-          <w:iCs/>
-          <w:sz w:val="18"/>
-          <w:szCs w:val="18"/>
-          <w:highlight w:val="red"/>
-          <w:lang w:val="en-IN"/>
-        </w:rPr>
-      </w:pPr>
-      <w:r>
-        <w:rPr>
-          <w:i/>
-          <w:iCs/>
-          <w:sz w:val="18"/>
-          <w:szCs w:val="18"/>
-          <w:highlight w:val="red"/>
-          <w:lang w:val="en-IN"/>
-        </w:rPr>
-        <w:t xml:space="preserve">Figure 5: Neocortex </w:t>
-      </w:r>
-      <w:proofErr w:type="gramStart"/>
-      <w:r>
-        <w:rPr>
-          <w:i/>
-          <w:iCs/>
-          <w:sz w:val="18"/>
-          <w:szCs w:val="18"/>
-          <w:highlight w:val="red"/>
-          <w:lang w:val="en-IN"/>
-        </w:rPr>
-        <w:t>Layers[</w:t>
-      </w:r>
-      <w:proofErr w:type="gramEnd"/>
-      <w:r>
-        <w:rPr>
-          <w:i/>
-          <w:iCs/>
-          <w:sz w:val="18"/>
-          <w:szCs w:val="18"/>
-          <w:highlight w:val="red"/>
-          <w:lang w:val="en-IN"/>
-        </w:rPr>
-        <w:t>10]</w:t>
-      </w:r>
-    </w:p>
-    <w:p>
-      <w:pPr>
-        <w:pStyle w:val="BodyText"/>
-        <w:jc w:val="center"/>
-        <w:rPr>
-          <w:i/>
-          <w:iCs/>
-          <w:highlight w:val="red"/>
-          <w:lang w:val="en-IN"/>
-        </w:rPr>
-      </w:pPr>
+        <w:t xml:space="preserve"> </w:t>
+      </w:r>
     </w:p>
     <w:p>
       <w:pPr>
@@ -1847,19 +1904,28 @@
         <w:rPr>
           <w:b/>
           <w:bCs/>
-          <w:highlight w:val="red"/>
-        </w:rPr>
-      </w:pPr>
-      <w:r>
-        <w:rPr>
-          <w:rStyle w:val="Emphasis"/>
-          <w:b/>
-          <w:bCs/>
-          <w:i/>
-          <w:iCs/>
-          <w:highlight w:val="red"/>
-        </w:rPr>
-        <w:t>E.  Prediction</w:t>
+        </w:rPr>
+      </w:pPr>
+      <w:r>
+        <w:rPr>
+          <w:b/>
+          <w:bCs/>
+        </w:rPr>
+        <w:t>1.</w:t>
+      </w:r>
+      <w:r>
+        <w:rPr>
+          <w:b/>
+          <w:bCs/>
+        </w:rPr>
+        <w:t>1.6</w:t>
+      </w:r>
+      <w:r>
+        <w:rPr>
+          <w:b/>
+          <w:bCs/>
+        </w:rPr>
+        <w:t>.   Connection</w:t>
       </w:r>
     </w:p>
     <w:p>
@@ -1867,213 +1933,35 @@
         <w:jc w:val="both"/>
         <w:rPr>
           <w:rFonts w:eastAsia="Times New Roman"/>
-          <w:highlight w:val="red"/>
+          <w:lang w:val="en-DE"/>
         </w:rPr>
       </w:pPr>
       <w:r>
         <w:rPr>
           <w:rFonts w:eastAsia="Times New Roman"/>
-          <w:highlight w:val="red"/>
-        </w:rPr>
-        <w:t xml:space="preserve">It is </w:t>
-      </w:r>
-      <w:proofErr w:type="gramStart"/>
-      <w:r>
-        <w:rPr>
-          <w:rFonts w:eastAsia="Times New Roman"/>
-          <w:highlight w:val="red"/>
-        </w:rPr>
-        <w:t>mainly responsible</w:t>
-      </w:r>
-      <w:proofErr w:type="gramEnd"/>
-      <w:r>
-        <w:rPr>
-          <w:rFonts w:eastAsia="Times New Roman"/>
-          <w:highlight w:val="red"/>
-        </w:rPr>
-        <w:t xml:space="preserve"> for estimation, which is the foundation of intelligence. It uses static representations and new incoming data to make predictions about the real </w:t>
-      </w:r>
-      <w:proofErr w:type="gramStart"/>
-      <w:r>
-        <w:rPr>
-          <w:rFonts w:eastAsia="Times New Roman"/>
-          <w:highlight w:val="red"/>
-        </w:rPr>
-        <w:t>world[</w:t>
-      </w:r>
-      <w:proofErr w:type="gramEnd"/>
-      <w:r>
-        <w:rPr>
-          <w:rFonts w:eastAsia="Times New Roman"/>
-          <w:highlight w:val="red"/>
-        </w:rPr>
-        <w:t>15].</w:t>
-      </w:r>
-    </w:p>
-    <w:p>
-      <w:pPr>
-        <w:pStyle w:val="BodyText"/>
-        <w:ind w:firstLine="0"/>
-        <w:rPr>
-          <w:highlight w:val="red"/>
-          <w:lang w:val="en-GB" w:eastAsia="ja-JP"/>
-        </w:rPr>
-      </w:pPr>
-    </w:p>
-    <w:p>
-      <w:pPr>
-        <w:pStyle w:val="BodyText"/>
-        <w:ind w:firstLine="0"/>
-        <w:rPr>
-          <w:rStyle w:val="Emphasis"/>
-          <w:b/>
-          <w:bCs/>
-          <w:highlight w:val="red"/>
-        </w:rPr>
-      </w:pPr>
-      <w:r>
-        <w:rPr>
-          <w:rStyle w:val="Emphasis"/>
-          <w:b/>
-          <w:bCs/>
-          <w:highlight w:val="red"/>
-        </w:rPr>
-        <w:t>F.  Memory</w:t>
-      </w:r>
-    </w:p>
-    <w:p>
-      <w:pPr>
-        <w:jc w:val="both"/>
-        <w:rPr>
-          <w:rFonts w:eastAsia="Times New Roman"/>
-          <w:highlight w:val="red"/>
-        </w:rPr>
-      </w:pPr>
-      <w:r>
-        <w:rPr>
-          <w:rFonts w:eastAsia="Times New Roman"/>
-          <w:highlight w:val="red"/>
-        </w:rPr>
-        <w:t xml:space="preserve">Parallel processors and the cortex are not the same. Although parallel computers do </w:t>
-      </w:r>
-      <w:proofErr w:type="gramStart"/>
-      <w:r>
-        <w:rPr>
-          <w:rFonts w:eastAsia="Times New Roman"/>
-          <w:highlight w:val="red"/>
-        </w:rPr>
-        <w:t>many</w:t>
-      </w:r>
-      <w:proofErr w:type="gramEnd"/>
-      <w:r>
-        <w:rPr>
-          <w:rFonts w:eastAsia="Times New Roman"/>
-          <w:highlight w:val="red"/>
-        </w:rPr>
-        <w:t xml:space="preserve"> computations on input patterns simultaneously to produce separate output patterns, the brain uses this method to retrieve output from its massive memory more quickly. The cortex naturally accumulates and links sequential and regular patterns in a hierarchical order. These connected memories can recover entire patterns from partial data entries in both as well as temporal memory.</w:t>
-      </w:r>
-    </w:p>
-    <w:p>
-      <w:pPr>
-        <w:pStyle w:val="Heading2"/>
-        <w:numPr>
-          <w:ilvl w:val="0"/>
-          <w:numId w:val="0"/>
-        </w:numPr>
-        <w:rPr>
-          <w:b/>
-          <w:bCs/>
-          <w:highlight w:val="red"/>
-        </w:rPr>
-      </w:pPr>
-      <w:r>
-        <w:rPr>
-          <w:b/>
-          <w:bCs/>
-          <w:highlight w:val="red"/>
-        </w:rPr>
-        <w:t>G.   Connection</w:t>
-      </w:r>
-    </w:p>
-    <w:p>
-      <w:pPr>
-        <w:jc w:val="both"/>
-        <w:rPr>
-          <w:rFonts w:eastAsia="Times New Roman"/>
-          <w:highlight w:val="red"/>
-        </w:rPr>
-      </w:pPr>
-      <w:r>
-        <w:rPr>
-          <w:rFonts w:eastAsia="Times New Roman"/>
-          <w:highlight w:val="red"/>
-        </w:rPr>
-        <w:t xml:space="preserve">The HTM neuron model </w:t>
-      </w:r>
-      <w:proofErr w:type="gramStart"/>
-      <w:r>
-        <w:rPr>
-          <w:rFonts w:eastAsia="Times New Roman"/>
-          <w:highlight w:val="red"/>
-        </w:rPr>
-        <w:t>is inspired</w:t>
-      </w:r>
-      <w:proofErr w:type="gramEnd"/>
-      <w:r>
-        <w:rPr>
-          <w:rFonts w:eastAsia="Times New Roman"/>
-          <w:highlight w:val="red"/>
-        </w:rPr>
-        <w:t xml:space="preserve"> by cortical neurons and differs from the standard ANN neuron model shown in Fig </w:t>
-      </w:r>
-      <w:r>
-        <w:rPr>
-          <w:rFonts w:eastAsia="Times New Roman"/>
-          <w:highlight w:val="red"/>
-        </w:rPr>
-        <w:lastRenderedPageBreak/>
-        <w:t xml:space="preserve">6[16], which requires a weighted average of inputs followed by a non-linear operation on the sum. Recent neuroscience research indicates that biological neurons execute more sophisticated roles and communicate using both electrical and chemical signals, which provide the foundation of retention and recall in the </w:t>
-      </w:r>
-      <w:proofErr w:type="gramStart"/>
-      <w:r>
-        <w:rPr>
-          <w:rFonts w:eastAsia="Times New Roman"/>
-          <w:highlight w:val="red"/>
-        </w:rPr>
-        <w:t>brain .</w:t>
-      </w:r>
-      <w:proofErr w:type="gramEnd"/>
+          <w:lang w:val="en-DE"/>
+        </w:rPr>
+        <w:t>In contrast to the conventional ANN neuron model seen in Fig. 5[16], which necessitates a weighted average of inputs followed by a non-linear operation on the total, the HTM neuron model is modelled after cortical neurons. The basis for memory and recall in the brain is provided by biological neurons, which carry out increasingly complex functions and interact through both chemical and electrical impulses, according to recent neuroscience studies.</w:t>
+      </w:r>
     </w:p>
     <w:p>
       <w:pPr>
         <w:pStyle w:val="BodyText"/>
         <w:jc w:val="center"/>
-        <w:rPr>
-          <w:highlight w:val="red"/>
-        </w:rPr>
-      </w:pPr>
-      <w:r>
-        <w:rPr>
-          <w:highlight w:val="red"/>
-        </w:rPr>
+      </w:pPr>
+      <w:r>
+        <w:lastRenderedPageBreak/>
         <w:fldChar w:fldCharType="begin"/>
       </w:r>
       <w:r>
-        <w:rPr>
-          <w:highlight w:val="red"/>
-        </w:rPr>
         <w:instrText xml:space="preserve"> INCLUDEPICTURE "https://simplypsychology.org/wp-content/uploads/Neuron.jpg" \* MERGEFORMATINET </w:instrText>
       </w:r>
       <w:r>
-        <w:rPr>
-          <w:highlight w:val="red"/>
-        </w:rPr>
         <w:fldChar w:fldCharType="separate"/>
       </w:r>
       <w:r>
         <w:rPr>
           <w:noProof/>
-          <w:highlight w:val="red"/>
           <w:lang w:val="en-CA" w:eastAsia="en-CA"/>
         </w:rPr>
         <w:drawing>
@@ -2092,7 +1980,7 @@
                     <pic:cNvPicPr/>
                   </pic:nvPicPr>
                   <pic:blipFill rotWithShape="1">
-                    <a:blip r:embed="rId17">
+                    <a:blip r:embed="rId16">
                       <a:extLst>
                         <a:ext uri="{28A0092B-C50C-407E-A947-70E740481C1C}">
                           <a14:useLocalDpi xmlns:a14="http://schemas.microsoft.com/office/drawing/2010/main" val="0"/>
@@ -2126,9 +2014,6 @@
         </w:drawing>
       </w:r>
       <w:r>
-        <w:rPr>
-          <w:highlight w:val="red"/>
-        </w:rPr>
         <w:fldChar w:fldCharType="end"/>
       </w:r>
     </w:p>
@@ -2141,7 +2026,6 @@
           <w:iCs/>
           <w:sz w:val="18"/>
           <w:szCs w:val="18"/>
-          <w:highlight w:val="red"/>
           <w:lang w:val="en-IN"/>
         </w:rPr>
       </w:pPr>
@@ -2151,10 +2035,29 @@
           <w:iCs/>
           <w:sz w:val="18"/>
           <w:szCs w:val="18"/>
-          <w:highlight w:val="red"/>
           <w:lang w:val="en-IN"/>
         </w:rPr>
-        <w:t>Figure 6: Neuron Structure [11]</w:t>
+        <w:t xml:space="preserve">Figure </w:t>
+      </w:r>
+      <w:r>
+        <w:rPr>
+          <w:i/>
+          <w:iCs/>
+          <w:sz w:val="18"/>
+          <w:szCs w:val="18"/>
+          <w:lang w:val="en-IN"/>
+        </w:rPr>
+        <w:t>5</w:t>
+      </w:r>
+      <w:r>
+        <w:rPr>
+          <w:i/>
+          <w:iCs/>
+          <w:sz w:val="18"/>
+          <w:szCs w:val="18"/>
+          <w:lang w:val="en-IN"/>
+        </w:rPr>
+        <w:t>: Neuron Structure [11]</w:t>
       </w:r>
     </w:p>
     <w:p>
@@ -2162,57 +2065,16 @@
         <w:jc w:val="both"/>
         <w:rPr>
           <w:rFonts w:eastAsia="Times New Roman"/>
-          <w:highlight w:val="red"/>
+          <w:lang w:val="en-DE"/>
         </w:rPr>
       </w:pPr>
       <w:r>
         <w:rPr>
           <w:rFonts w:eastAsia="Times New Roman"/>
-          <w:highlight w:val="red"/>
-        </w:rPr>
-        <w:t xml:space="preserve">The communication process is similar: whenever Neuron A gets an organic signal from another neuron, it becomes electrically charged with the fluid surrounding its membrane. The electric field moves down the axon and away from A's soma. Vesicles are a collection of storage sites within the </w:t>
-      </w:r>
-      <w:proofErr w:type="gramStart"/>
-      <w:r>
-        <w:rPr>
-          <w:rFonts w:eastAsia="Times New Roman"/>
-          <w:highlight w:val="red"/>
-        </w:rPr>
-        <w:t>synapse</w:t>
-      </w:r>
-      <w:proofErr w:type="gramEnd"/>
-      <w:r>
-        <w:rPr>
-          <w:rFonts w:eastAsia="Times New Roman"/>
-          <w:highlight w:val="red"/>
-        </w:rPr>
-        <w:t xml:space="preserve"> that contain soma-produced chemicals. When an electrical charge reaches the point of contact, these vesicles fuse with its cell membrane, releasing neurotransmitters into the </w:t>
-      </w:r>
-      <w:proofErr w:type="gramStart"/>
-      <w:r>
-        <w:rPr>
-          <w:rFonts w:eastAsia="Times New Roman"/>
-          <w:highlight w:val="red"/>
-        </w:rPr>
-        <w:t>cleft</w:t>
-      </w:r>
-      <w:proofErr w:type="gramEnd"/>
-      <w:r>
-        <w:rPr>
-          <w:rFonts w:eastAsia="Times New Roman"/>
-          <w:highlight w:val="red"/>
-        </w:rPr>
-        <w:t xml:space="preserve"> between neurons. Neurotransmitters pass across the synaptic cleft to one of neuron B's dendrites, where they link to membrane receptors. Neuron B generates an electrical charge that travels down its axon before repeating the </w:t>
-      </w:r>
-      <w:proofErr w:type="gramStart"/>
-      <w:r>
-        <w:rPr>
-          <w:rFonts w:eastAsia="Times New Roman"/>
-          <w:highlight w:val="red"/>
-        </w:rPr>
-        <w:t>process .</w:t>
-      </w:r>
-      <w:proofErr w:type="gramEnd"/>
+          <w:lang w:val="en-DE"/>
+        </w:rPr>
+        <w:t>Similar mechanisms underlie the communication process: Neuron A becomes electrically charged with the fluid surrounding its membrane whenever it receives an organic signal from another neuron. The electric field travels away from A's soma and down the axon. Vesicles are a group of synaptic storage locations that hold substances produced by the soma. These vesicles fuse with the cell membrane when an electrical charge reaches the point of contact, releasing neurotransmitters into the space between neurons. Neurotransmitters connect to membrane receptors on one of neuron B's dendrites after crossing the synaptic cleft. Before repeating the action, neuron B produces an electrical charge that passes through its axon.</w:t>
+      </w:r>
     </w:p>
     <w:p>
       <w:pPr>
@@ -2224,17 +2086,129 @@
         <w:rPr>
           <w:b/>
           <w:bCs/>
+        </w:rPr>
+      </w:pPr>
+      <w:r>
+        <w:rPr>
+          <w:b/>
+          <w:bCs/>
+        </w:rPr>
+        <w:t>1.</w:t>
+      </w:r>
+      <w:r>
+        <w:rPr>
+          <w:b/>
+          <w:bCs/>
+        </w:rPr>
+        <w:t>1</w:t>
+      </w:r>
+      <w:r>
+        <w:rPr>
+          <w:b/>
+          <w:bCs/>
+        </w:rPr>
+        <w:t>.</w:t>
+      </w:r>
+      <w:r>
+        <w:rPr>
+          <w:b/>
+          <w:bCs/>
+        </w:rPr>
+        <w:t>7.</w:t>
+      </w:r>
+      <w:r>
+        <w:rPr>
+          <w:b/>
+          <w:bCs/>
+        </w:rPr>
+        <w:t xml:space="preserve">   Temporal Memory</w:t>
+      </w:r>
+    </w:p>
+    <w:p>
+      <w:pPr>
+        <w:jc w:val="both"/>
+        <w:rPr>
+          <w:lang w:val="en-DE"/>
+        </w:rPr>
+      </w:pPr>
+      <w:r>
+        <w:rPr>
+          <w:lang w:val="en-DE"/>
+        </w:rPr>
+        <w:t>A group of active cells that reflect the current context of the incoming data are stored in temporal memory. The active cells alter in response to new input patterns based on how closely the input matches the current context. Furthermore, the software manages a collection of cell connections that symbolize the sequence of patterns previously observed [6]. Temporal Memory may predict the next most probable input pattern based on the present context by using these links. The algorithm fortifies ties between cells that were active during the anticipated sequence if the prediction comes true. The algorithm adjusts the connections to reduce the likelihood that the sequence will recur in the future if the forecast proves to be incorrect.</w:t>
+      </w:r>
+    </w:p>
+    <w:p>
+      <w:pPr>
+        <w:pStyle w:val="Heading2"/>
+        <w:numPr>
+          <w:ilvl w:val="2"/>
+          <w:numId w:val="19"/>
+        </w:numPr>
+        <w:rPr>
+          <w:b/>
+          <w:bCs/>
+        </w:rPr>
+      </w:pPr>
+      <w:r>
+        <w:rPr>
+          <w:b/>
+          <w:bCs/>
+        </w:rPr>
+        <w:t>Encoder</w:t>
+      </w:r>
+    </w:p>
+    <w:p>
+      <w:pPr>
+        <w:jc w:val="both"/>
+        <w:rPr>
+          <w:lang w:val="en-DE"/>
+        </w:rPr>
+      </w:pPr>
+      <w:r>
+        <w:rPr>
+          <w:lang w:val="en-DE"/>
+        </w:rPr>
+        <w:t xml:space="preserve">Raw data inputs are received by the encoder, which transforms them into </w:t>
+      </w:r>
+      <w:proofErr w:type="spellStart"/>
+      <w:r>
+        <w:rPr>
+          <w:lang w:val="en-DE"/>
+        </w:rPr>
+        <w:t>SDRs</w:t>
+      </w:r>
+      <w:proofErr w:type="spellEnd"/>
+      <w:r>
+        <w:rPr>
+          <w:lang w:val="en-DE"/>
+        </w:rPr>
+        <w:t xml:space="preserve"> that highlight the key characteristics of the incoming data. Among the many steps in the encoding process are equalization, noise reduction, and dimensionality reduction. Additionally, over time, the encoder adapts to changes in input concentration and learns to spot patterns in the input data.</w:t>
+      </w:r>
+    </w:p>
+    <w:p>
+      <w:pPr>
+        <w:jc w:val="both"/>
+        <w:rPr>
           <w:highlight w:val="red"/>
         </w:rPr>
       </w:pPr>
-      <w:r>
-        <w:rPr>
-          <w:b/>
-          <w:bCs/>
+      <w:proofErr w:type="gramStart"/>
+      <w:r>
+        <w:t>In order to</w:t>
+      </w:r>
+      <w:proofErr w:type="gramEnd"/>
+      <w:r>
+        <w:t xml:space="preserve"> identify temporal patterns in the input data, the SP encoder uses a sliding window technique and is designed to handle temporal data. The incoming data is first converted into a continuous stream of binary values, which are subsequently fed into the HTM network as a sequence of SDRs [5].</w:t>
+      </w:r>
+    </w:p>
+    <w:p>
+      <w:pPr>
+        <w:jc w:val="both"/>
+        <w:rPr>
           <w:highlight w:val="red"/>
         </w:rPr>
-        <w:t>H.   Temporal Memory</w:t>
-      </w:r>
+      </w:pPr>
     </w:p>
     <w:p>
       <w:pPr>
@@ -2243,67 +2217,205 @@
           <w:highlight w:val="red"/>
         </w:rPr>
       </w:pPr>
-      <w:r>
+    </w:p>
+    <w:p>
+      <w:pPr>
+        <w:jc w:val="both"/>
+        <w:rPr>
+          <w:rStyle w:val="Emphasis"/>
+          <w:b/>
+          <w:bCs/>
+          <w:i w:val="0"/>
+          <w:iCs w:val="0"/>
+        </w:rPr>
+      </w:pPr>
+      <w:r>
+        <w:rPr>
+          <w:b/>
+          <w:bCs/>
+          <w:i/>
+          <w:iCs/>
+        </w:rPr>
+        <w:t>1</w:t>
+      </w:r>
+      <w:r>
+        <w:rPr>
+          <w:b/>
+          <w:bCs/>
+          <w:i/>
+          <w:iCs/>
+        </w:rPr>
+        <w:t>.1</w:t>
+      </w:r>
+      <w:r>
+        <w:rPr>
+          <w:b/>
+          <w:bCs/>
+          <w:i/>
+          <w:iCs/>
+        </w:rPr>
+        <w:t>.9</w:t>
+      </w:r>
+      <w:r>
+        <w:rPr>
+          <w:b/>
+          <w:bCs/>
+          <w:i/>
+          <w:iCs/>
+        </w:rPr>
+        <w:t>.</w:t>
+      </w:r>
+      <w:r>
+        <w:rPr>
+          <w:rStyle w:val="Emphasis"/>
+          <w:b/>
+          <w:bCs/>
+          <w:i w:val="0"/>
+          <w:iCs w:val="0"/>
+        </w:rPr>
+        <w:t xml:space="preserve">  Spatial Pooler</w:t>
+      </w:r>
+    </w:p>
+    <w:p>
+      <w:pPr>
+        <w:jc w:val="left"/>
+        <w:rPr>
+          <w:lang w:val="en-DE"/>
+        </w:rPr>
+      </w:pPr>
+      <w:r>
+        <w:rPr>
+          <w:lang w:val="en-DE"/>
+        </w:rPr>
+        <w:t xml:space="preserve">An unsupervised learning technique called the Spatial Pooler transforms high-dimensional input data into a lower-dimensional SDR that captures the key characteristics of the input data. To do this, it first gives </w:t>
+      </w:r>
+      <w:r>
+        <w:rPr>
+          <w:lang w:val="en-DE"/>
+        </w:rPr>
+        <w:t xml:space="preserve">each input characteristic an arbitrary number of weights, after which it determines how much the input and the weights overlap. After that, the traits that overlap the most are selected and included to the </w:t>
+      </w:r>
+      <w:proofErr w:type="gramStart"/>
+      <w:r>
+        <w:rPr>
+          <w:lang w:val="en-DE"/>
+        </w:rPr>
+        <w:t>SDR[</w:t>
+      </w:r>
+      <w:proofErr w:type="gramEnd"/>
+      <w:r>
+        <w:rPr>
+          <w:lang w:val="en-DE"/>
+        </w:rPr>
+        <w:t>6].</w:t>
+      </w:r>
+    </w:p>
+    <w:p>
+      <w:pPr>
         <w:rPr>
           <w:highlight w:val="red"/>
         </w:rPr>
-        <w:t xml:space="preserve">Temporal Memory functions by storing a collection of active cells that represent the current context of the input data. When new input patterns </w:t>
-      </w:r>
-      <w:proofErr w:type="gramStart"/>
-      <w:r>
-        <w:rPr>
+      </w:pPr>
+      <w:r>
+        <w:rPr>
+          <w:noProof/>
           <w:highlight w:val="red"/>
-        </w:rPr>
-        <w:t>are received</w:t>
-      </w:r>
-      <w:proofErr w:type="gramEnd"/>
-      <w:r>
-        <w:rPr>
+          <w:lang w:val="en-CA" w:eastAsia="en-CA"/>
+        </w:rPr>
+        <w:drawing>
+          <wp:inline distT="0" distB="0" distL="0" distR="0" wp14:anchorId="4B6DC847" wp14:editId="4DA93777">
+            <wp:extent cx="2677996" cy="1488142"/>
+            <wp:effectExtent l="0" t="0" r="8255" b="0"/>
+            <wp:docPr id="1986748622" name="Picture 1986748622" descr="Diagram&#10;&#10;Description automatically generated"/>
+            <wp:cNvGraphicFramePr>
+              <a:graphicFrameLocks xmlns:a="http://schemas.openxmlformats.org/drawingml/2006/main" noChangeAspect="1"/>
+            </wp:cNvGraphicFramePr>
+            <a:graphic xmlns:a="http://schemas.openxmlformats.org/drawingml/2006/main">
+              <a:graphicData uri="http://schemas.openxmlformats.org/drawingml/2006/picture">
+                <pic:pic xmlns:pic="http://schemas.openxmlformats.org/drawingml/2006/picture">
+                  <pic:nvPicPr>
+                    <pic:cNvPr id="3" name="Picture 3" descr="Diagram&#10;&#10;Description automatically generated"/>
+                    <pic:cNvPicPr/>
+                  </pic:nvPicPr>
+                  <pic:blipFill>
+                    <a:blip r:embed="rId17" cstate="print">
+                      <a:extLst>
+                        <a:ext uri="{28A0092B-C50C-407E-A947-70E740481C1C}">
+                          <a14:useLocalDpi xmlns:a14="http://schemas.microsoft.com/office/drawing/2010/main" val="0"/>
+                        </a:ext>
+                      </a:extLst>
+                    </a:blip>
+                    <a:stretch>
+                      <a:fillRect/>
+                    </a:stretch>
+                  </pic:blipFill>
+                  <pic:spPr>
+                    <a:xfrm>
+                      <a:off x="0" y="0"/>
+                      <a:ext cx="2719654" cy="1511291"/>
+                    </a:xfrm>
+                    <a:prstGeom prst="rect">
+                      <a:avLst/>
+                    </a:prstGeom>
+                  </pic:spPr>
+                </pic:pic>
+              </a:graphicData>
+            </a:graphic>
+          </wp:inline>
+        </w:drawing>
+      </w:r>
+    </w:p>
+    <w:p>
+      <w:pPr>
+        <w:jc w:val="left"/>
+        <w:rPr>
+          <w:sz w:val="18"/>
+          <w:szCs w:val="18"/>
           <w:highlight w:val="red"/>
         </w:rPr>
-        <w:t xml:space="preserve">, the active cells change depending on how similar the input is to the present context. In addition, the program handles a set of cell connections that represent the series of patterns encountered </w:t>
-      </w:r>
-      <w:proofErr w:type="gramStart"/>
-      <w:r>
-        <w:rPr>
-          <w:highlight w:val="red"/>
-        </w:rPr>
-        <w:t>before[</w:t>
-      </w:r>
-      <w:proofErr w:type="gramEnd"/>
-      <w:r>
-        <w:rPr>
-          <w:highlight w:val="red"/>
-        </w:rPr>
-        <w:t>6].</w:t>
-      </w:r>
-    </w:p>
-    <w:p>
-      <w:pPr>
-        <w:jc w:val="both"/>
-        <w:rPr>
-          <w:highlight w:val="red"/>
-        </w:rPr>
-      </w:pPr>
-      <w:r>
-        <w:rPr>
-          <w:highlight w:val="red"/>
-        </w:rPr>
-        <w:t xml:space="preserve">Using these connections, Temporal Memory can forecast the next </w:t>
-      </w:r>
-      <w:proofErr w:type="gramStart"/>
-      <w:r>
-        <w:rPr>
-          <w:highlight w:val="red"/>
-        </w:rPr>
-        <w:t>most likely input</w:t>
-      </w:r>
-      <w:proofErr w:type="gramEnd"/>
-      <w:r>
-        <w:rPr>
-          <w:highlight w:val="red"/>
-        </w:rPr>
-        <w:t xml:space="preserve"> pattern depending on the current context. If the forecast is true, the algorithm strengthens connections between cells that were active during the projected sequence. If the forecast is inaccurate, the algorithm modifies the connections to lower the possibility of the sequence occurring again in the future.</w:t>
+      </w:pPr>
+    </w:p>
+    <w:p>
+      <w:pPr>
+        <w:pStyle w:val="BodyText"/>
+        <w:ind w:firstLine="0"/>
+        <w:jc w:val="center"/>
+        <w:rPr>
+          <w:i/>
+          <w:iCs/>
+          <w:sz w:val="18"/>
+          <w:szCs w:val="18"/>
+          <w:lang w:val="en-IN"/>
+        </w:rPr>
+      </w:pPr>
+      <w:r>
+        <w:rPr>
+          <w:i/>
+          <w:iCs/>
+          <w:sz w:val="18"/>
+          <w:szCs w:val="18"/>
+        </w:rPr>
+        <w:t xml:space="preserve">Figure </w:t>
+      </w:r>
+      <w:r>
+        <w:rPr>
+          <w:i/>
+          <w:iCs/>
+          <w:sz w:val="18"/>
+          <w:szCs w:val="18"/>
+          <w:lang w:val="en-US"/>
+        </w:rPr>
+        <w:t>6</w:t>
+      </w:r>
+      <w:r>
+        <w:rPr>
+          <w:i/>
+          <w:iCs/>
+          <w:sz w:val="18"/>
+          <w:szCs w:val="18"/>
+          <w:lang w:val="en-IN"/>
+        </w:rPr>
+        <w:t>: Representation of spatial pooler[12]</w:t>
       </w:r>
     </w:p>
     <w:p>
@@ -2313,168 +2425,581 @@
           <w:ilvl w:val="0"/>
           <w:numId w:val="0"/>
         </w:numPr>
-        <w:rPr>
-          <w:b/>
-          <w:bCs/>
+        <w:jc w:val="both"/>
+        <w:rPr>
+          <w:b/>
+          <w:bCs/>
+        </w:rPr>
+      </w:pPr>
+      <w:r>
+        <w:rPr>
+          <w:b/>
+          <w:bCs/>
+        </w:rPr>
+        <w:t>1.</w:t>
+      </w:r>
+      <w:r>
+        <w:rPr>
+          <w:b/>
+          <w:bCs/>
+        </w:rPr>
+        <w:t>1.10</w:t>
+      </w:r>
+      <w:r>
+        <w:rPr>
+          <w:b/>
+          <w:bCs/>
+        </w:rPr>
+        <w:t>.  Sparse Distributed Representation</w:t>
+      </w:r>
+    </w:p>
+    <w:p>
+      <w:pPr>
+        <w:jc w:val="both"/>
+        <w:rPr>
+          <w:lang w:val="en-DE"/>
+        </w:rPr>
+      </w:pPr>
+      <w:proofErr w:type="spellStart"/>
+      <w:r>
+        <w:rPr>
+          <w:lang w:val="en-DE"/>
+        </w:rPr>
+        <w:t>SDRs</w:t>
+      </w:r>
+      <w:proofErr w:type="spellEnd"/>
+      <w:r>
+        <w:rPr>
+          <w:lang w:val="en-DE"/>
+        </w:rPr>
+        <w:t xml:space="preserve"> are used in HTM to express patterns of network activity. Every network input is transformed into an SDR, which the network's node hierarchy then uses to predict input in the future.</w:t>
+      </w:r>
+    </w:p>
+    <w:p>
+      <w:pPr>
+        <w:jc w:val="both"/>
+        <w:rPr>
+          <w:lang w:val="en-DE"/>
+        </w:rPr>
+      </w:pPr>
+      <w:r>
+        <w:rPr>
+          <w:lang w:val="en-DE"/>
+        </w:rPr>
+        <w:t xml:space="preserve">As a logical means of characterizing sparse, dispersed activation patterns in the neocortex, Hawkins and Ahmad developed </w:t>
+      </w:r>
+      <w:proofErr w:type="spellStart"/>
+      <w:r>
+        <w:rPr>
+          <w:lang w:val="en-DE"/>
+        </w:rPr>
+        <w:t>SDRs</w:t>
+      </w:r>
+      <w:proofErr w:type="spellEnd"/>
+      <w:r>
+        <w:rPr>
+          <w:lang w:val="en-DE"/>
+        </w:rPr>
+        <w:t xml:space="preserve">, which are binary sequences with a limited number of active bits (ones) out of </w:t>
+      </w:r>
+      <w:proofErr w:type="gramStart"/>
+      <w:r>
+        <w:rPr>
+          <w:lang w:val="en-DE"/>
+        </w:rPr>
+        <w:t>a large number of</w:t>
+      </w:r>
+      <w:proofErr w:type="gramEnd"/>
+      <w:r>
+        <w:rPr>
+          <w:lang w:val="en-DE"/>
+        </w:rPr>
+        <w:t xml:space="preserve"> total bits [8]. </w:t>
+      </w:r>
+    </w:p>
+    <w:p>
+      <w:pPr>
+        <w:pStyle w:val="Heading2"/>
+        <w:numPr>
+          <w:ilvl w:val="0"/>
+          <w:numId w:val="0"/>
+        </w:numPr>
+        <w:rPr>
+          <w:b/>
+          <w:bCs/>
+        </w:rPr>
+      </w:pPr>
+      <w:r>
+        <w:rPr>
+          <w:b/>
+          <w:bCs/>
+        </w:rPr>
+        <w:t>1.</w:t>
+      </w:r>
+      <w:r>
+        <w:rPr>
+          <w:b/>
+          <w:bCs/>
+        </w:rPr>
+        <w:t>1.11.</w:t>
+      </w:r>
+      <w:r>
+        <w:rPr>
+          <w:b/>
+          <w:bCs/>
+        </w:rPr>
+        <w:t xml:space="preserve">  Multisequence Learning</w:t>
+      </w:r>
+    </w:p>
+    <w:p>
+      <w:pPr>
+        <w:jc w:val="both"/>
+        <w:rPr>
+          <w:lang w:val="en-DE"/>
+        </w:rPr>
+      </w:pPr>
+      <w:r>
+        <w:rPr>
+          <w:lang w:val="en-DE"/>
+        </w:rPr>
+        <w:t>An HTM-based system called multisequence learning may simultaneously learn and predict many pattern sequences. In multisequence learning, different Temporal Memory modules are used to learn and predict each pattern sequence.  The foundation of Ahmad's</w:t>
+      </w:r>
+      <w:r>
+        <w:rPr>
+          <w:lang w:val="en-DE"/>
+        </w:rPr>
+        <w:t xml:space="preserve"> </w:t>
+      </w:r>
+      <w:r>
+        <w:rPr>
+          <w:lang w:val="en-DE"/>
+        </w:rPr>
+        <w:t>[7] method is the use of a hierarchical node structure to learn and predict feature sequences at different levels of abstraction. Each Temporal Memory unit essentially assesses and predicts the unprocessed sensory information from a single modality. At higher levels, the nodes comprehend and predict patterns that combine information from several modalities.</w:t>
+      </w:r>
+    </w:p>
+    <w:p>
+      <w:pPr>
+        <w:jc w:val="both"/>
+        <w:rPr>
+          <w:lang w:val="en-DE"/>
+        </w:rPr>
+      </w:pPr>
+    </w:p>
+    <w:p>
+      <w:pPr>
+        <w:jc w:val="both"/>
+        <w:rPr>
+          <w:lang w:val="en-DE"/>
+        </w:rPr>
+      </w:pPr>
+    </w:p>
+    <w:p>
+      <w:pPr>
+        <w:pStyle w:val="Heading1"/>
+        <w:numPr>
+          <w:ilvl w:val="0"/>
+          <w:numId w:val="0"/>
+        </w:numPr>
+      </w:pPr>
+      <w:r>
+        <w:t>2</w:t>
+      </w:r>
+      <w:r>
+        <w:t xml:space="preserve">     Methodology</w:t>
+      </w:r>
+    </w:p>
+    <w:p>
+      <w:pPr>
+        <w:jc w:val="both"/>
+      </w:pPr>
+      <w:proofErr w:type="gramStart"/>
+      <w:r>
+        <w:t>In order to</w:t>
+      </w:r>
+      <w:proofErr w:type="gramEnd"/>
+      <w:r>
+        <w:t xml:space="preserve"> evaluate multisequence learning performance, developed a console application which uses Neocortex API library, an open-source implementation of HTM algorithms. All the experiments were conducted on a single machine, with controlled variations in CPU core usage and.NET runtime version for performance comparison.</w:t>
+      </w:r>
+    </w:p>
+    <w:p>
+      <w:pPr>
+        <w:jc w:val="both"/>
+        <w:rPr>
           <w:highlight w:val="red"/>
         </w:rPr>
       </w:pPr>
-      <w:r>
-        <w:rPr>
-          <w:b/>
-          <w:bCs/>
-          <w:highlight w:val="red"/>
-        </w:rPr>
-        <w:t>I.  Multisequence Learning</w:t>
-      </w:r>
-    </w:p>
-    <w:p>
-      <w:pPr>
-        <w:jc w:val="both"/>
-        <w:rPr>
-          <w:highlight w:val="red"/>
-        </w:rPr>
-      </w:pPr>
-      <w:r>
-        <w:rPr>
-          <w:highlight w:val="red"/>
-        </w:rPr>
-        <w:t xml:space="preserve">Multisequence learning is an HTM-based system that learns and predicts </w:t>
-      </w:r>
-      <w:proofErr w:type="gramStart"/>
-      <w:r>
-        <w:rPr>
-          <w:highlight w:val="red"/>
-        </w:rPr>
-        <w:t>numerous</w:t>
-      </w:r>
-      <w:proofErr w:type="gramEnd"/>
-      <w:r>
-        <w:rPr>
-          <w:highlight w:val="red"/>
-        </w:rPr>
-        <w:t xml:space="preserve"> sequences of patterns at the same time. Multisequence learning involves learning and predicting each sequence of patterns using distinct Temporal Memory modules.</w:t>
-      </w:r>
-    </w:p>
-    <w:p>
-      <w:pPr>
-        <w:jc w:val="both"/>
-        <w:rPr>
-          <w:highlight w:val="red"/>
-        </w:rPr>
-      </w:pPr>
-      <w:proofErr w:type="gramStart"/>
-      <w:r>
-        <w:rPr>
-          <w:highlight w:val="red"/>
-        </w:rPr>
-        <w:t>Ahmad's[</w:t>
-      </w:r>
-      <w:proofErr w:type="gramEnd"/>
-      <w:r>
-        <w:rPr>
-          <w:highlight w:val="red"/>
-        </w:rPr>
-        <w:t xml:space="preserve">7] technique is based on the utilization of a hierarchical node structure to learn and anticipate sequences of features at various levels of abstraction. At the most basic level, each Temporal Memory unit evaluates and anticipates the raw sensory input from just one modality. At greater levels, the nodes understand and anticipate sequences of patterns that incorporate data from </w:t>
-      </w:r>
-      <w:proofErr w:type="gramStart"/>
-      <w:r>
-        <w:rPr>
-          <w:highlight w:val="red"/>
-        </w:rPr>
-        <w:t>many</w:t>
-      </w:r>
-      <w:proofErr w:type="gramEnd"/>
-      <w:r>
-        <w:rPr>
-          <w:highlight w:val="red"/>
-        </w:rPr>
-        <w:t xml:space="preserve"> modalities.</w:t>
-      </w:r>
     </w:p>
     <w:p>
       <w:pPr>
         <w:pStyle w:val="BodyText"/>
         <w:spacing w:before="160" w:after="0" w:line="240" w:lineRule="auto"/>
         <w:ind w:firstLine="0"/>
-        <w:rPr>
-          <w:highlight w:val="red"/>
-          <w:lang w:val="en-US"/>
-        </w:rPr>
-      </w:pPr>
-      <w:r>
-        <w:rPr>
-          <w:highlight w:val="red"/>
-        </w:rPr>
-        <w:t>Our primary goal was to automate a couple of processes used outside of Multisequence Training. One of them was to read data from a file. Retrieve the subsequence from the file. Test the next step on the model that was trained and calculate its accuracy. In addition to all of this, we made the test more dynamic to generate a synthetic dataset. This approach automates the process of producing several sequences for training purposes.</w:t>
+      </w:pPr>
+      <w:r>
+        <w:rPr>
+          <w:highlight w:val="yellow"/>
+        </w:rPr>
+        <w:t>The</w:t>
+      </w:r>
+      <w:r>
+        <w:rPr>
+          <w:highlight w:val="yellow"/>
+        </w:rPr>
+        <w:t xml:space="preserve"> goal was to automate a couple of processes used outside of Multisequence Training. One of them was to read data from a file. Retrieve the subsequence from the file. Test the next step on the model that was trained and calculate its accuracy. In addition to </w:t>
+      </w:r>
+      <w:r>
+        <w:rPr>
+          <w:highlight w:val="yellow"/>
+        </w:rPr>
+        <w:t>all of this, implemented the experiment such a way that, multisequence learning experiment can be run with multiple variables i.e. CPU core,  .NET version, CPU speed and store learning time in output CSV.</w:t>
       </w:r>
     </w:p>
     <w:p>
       <w:pPr>
         <w:pStyle w:val="Heading2"/>
         <w:numPr>
-          <w:ilvl w:val="1"/>
-          <w:numId w:val="9"/>
+          <w:ilvl w:val="0"/>
+          <w:numId w:val="0"/>
         </w:numPr>
         <w:rPr>
           <w:b/>
           <w:bCs/>
-          <w:highlight w:val="red"/>
-        </w:rPr>
-      </w:pPr>
-      <w:r>
-        <w:rPr>
-          <w:b/>
-          <w:bCs/>
-          <w:highlight w:val="red"/>
-        </w:rPr>
-        <w:t>Sequence</w:t>
-      </w:r>
-    </w:p>
-    <w:p>
-      <w:pPr>
-        <w:jc w:val="both"/>
-        <w:rPr>
-          <w:highlight w:val="red"/>
-        </w:rPr>
-      </w:pPr>
-      <w:r>
-        <w:rPr>
-          <w:highlight w:val="red"/>
-        </w:rPr>
-        <w:t>A sequence is a data format composed of a sequence identifier and a numeric sequence. The component of the list of sequencing models of data is just a collection of sequences. The subsequence is a portion of the sequence; hence it uses the same data structure.</w:t>
-      </w:r>
-    </w:p>
-    <w:p>
-      <w:pPr>
-        <w:jc w:val="both"/>
+        </w:rPr>
+      </w:pPr>
+      <w:r>
+        <w:rPr>
+          <w:b/>
+          <w:bCs/>
+        </w:rPr>
+        <w:lastRenderedPageBreak/>
+        <w:t xml:space="preserve">2.1. </w:t>
+      </w:r>
+      <w:r>
+        <w:rPr>
+          <w:b/>
+          <w:bCs/>
+        </w:rPr>
+        <w:t>S</w:t>
+      </w:r>
+      <w:r>
+        <w:rPr>
+          <w:b/>
+          <w:bCs/>
+        </w:rPr>
+        <w:t>ystem Architecture and Components</w:t>
+      </w:r>
+    </w:p>
+    <w:p>
+      <w:pPr>
+        <w:pStyle w:val="Heading2"/>
+        <w:numPr>
+          <w:ilvl w:val="0"/>
+          <w:numId w:val="0"/>
+        </w:numPr>
+        <w:rPr>
+          <w:b/>
+          <w:bCs/>
+        </w:rPr>
+      </w:pPr>
+      <w:r>
+        <w:rPr>
+          <w:b/>
+          <w:bCs/>
+        </w:rPr>
+        <w:t>2.1.1. Input Handler</w:t>
+      </w:r>
+    </w:p>
+    <w:p>
+      <w:pPr>
+        <w:jc w:val="both"/>
+      </w:pPr>
+      <w:r>
+        <w:t xml:space="preserve">Implemented in Program.cs, command line arguments are being parses with this component such as </w:t>
+      </w:r>
+      <w:r>
+        <w:t>--sequence-folder</w:t>
+      </w:r>
+      <w:r>
+        <w:t xml:space="preserve">, </w:t>
+      </w:r>
+      <w:r>
+        <w:t>--out</w:t>
+      </w:r>
+      <w:r>
+        <w:t xml:space="preserve">, </w:t>
+      </w:r>
+      <w:r>
+        <w:t>--experimen</w:t>
+      </w:r>
+      <w:r>
+        <w:t xml:space="preserve">t, </w:t>
+      </w:r>
+      <w:r>
+        <w:t>--cores</w:t>
+      </w:r>
+      <w:r>
+        <w:t xml:space="preserve">, </w:t>
+      </w:r>
+      <w:r>
+        <w:t>--affinity</w:t>
+      </w:r>
+      <w:r>
+        <w:t xml:space="preserve">. Experiment gets dynamically configured at runtime with this component. </w:t>
+      </w:r>
+    </w:p>
+    <w:p>
+      <w:pPr>
+        <w:jc w:val="both"/>
+      </w:pPr>
+    </w:p>
+    <w:p>
+      <w:pPr>
+        <w:jc w:val="both"/>
+      </w:pPr>
+      <w:r>
         <w:rPr>
           <w:noProof/>
-          <w:highlight w:val="red"/>
-        </w:rPr>
-      </w:pPr>
-    </w:p>
-    <w:p>
-      <w:pPr>
-        <w:jc w:val="both"/>
+        </w:rPr>
+        <w:drawing>
+          <wp:inline distT="0" distB="0" distL="0" distR="0" wp14:anchorId="6A31C7A2" wp14:editId="0DDBE79A">
+            <wp:extent cx="2984500" cy="286385"/>
+            <wp:effectExtent l="0" t="0" r="6350" b="0"/>
+            <wp:docPr id="1652597307" name="Picture 1"/>
+            <wp:cNvGraphicFramePr>
+              <a:graphicFrameLocks xmlns:a="http://schemas.openxmlformats.org/drawingml/2006/main" noChangeAspect="1"/>
+            </wp:cNvGraphicFramePr>
+            <a:graphic xmlns:a="http://schemas.openxmlformats.org/drawingml/2006/main">
+              <a:graphicData uri="http://schemas.openxmlformats.org/drawingml/2006/picture">
+                <pic:pic xmlns:pic="http://schemas.openxmlformats.org/drawingml/2006/picture">
+                  <pic:nvPicPr>
+                    <pic:cNvPr id="1652597307" name=""/>
+                    <pic:cNvPicPr/>
+                  </pic:nvPicPr>
+                  <pic:blipFill>
+                    <a:blip r:embed="rId18"/>
+                    <a:stretch>
+                      <a:fillRect/>
+                    </a:stretch>
+                  </pic:blipFill>
+                  <pic:spPr>
+                    <a:xfrm>
+                      <a:off x="0" y="0"/>
+                      <a:ext cx="2984500" cy="286385"/>
+                    </a:xfrm>
+                    <a:prstGeom prst="rect">
+                      <a:avLst/>
+                    </a:prstGeom>
+                  </pic:spPr>
+                </pic:pic>
+              </a:graphicData>
+            </a:graphic>
+          </wp:inline>
+        </w:drawing>
+      </w:r>
+    </w:p>
+    <w:p>
+      <w:pPr>
+        <w:pStyle w:val="Heading2"/>
+        <w:numPr>
+          <w:ilvl w:val="0"/>
+          <w:numId w:val="0"/>
+        </w:numPr>
+        <w:rPr>
+          <w:b/>
+          <w:bCs/>
+        </w:rPr>
+      </w:pPr>
+      <w:r>
+        <w:rPr>
+          <w:b/>
+          <w:bCs/>
+        </w:rPr>
+        <w:t>2.1.2 Data Loader</w:t>
+      </w:r>
+    </w:p>
+    <w:p>
+      <w:pPr>
+        <w:jc w:val="both"/>
+        <w:rPr>
+          <w:lang w:val="en-DE"/>
+        </w:rPr>
+      </w:pPr>
+      <w:r>
+        <w:t xml:space="preserve">Data Loader uses </w:t>
+      </w:r>
+      <w:r>
+        <w:rPr>
+          <w:lang w:val="en-DE"/>
+        </w:rPr>
+        <w:t>MultiSequenceInput.cs</w:t>
+      </w:r>
+      <w:r>
+        <w:rPr>
+          <w:lang w:val="en-DE"/>
+        </w:rPr>
+        <w:t xml:space="preserve"> and </w:t>
+      </w:r>
+      <w:r>
+        <w:rPr>
+          <w:lang w:val="en-DE"/>
+        </w:rPr>
+        <w:t>Sequence.cs</w:t>
+      </w:r>
+      <w:r>
+        <w:rPr>
+          <w:lang w:val="en-DE"/>
+        </w:rPr>
+        <w:t xml:space="preserve"> </w:t>
+      </w:r>
+      <w:proofErr w:type="gramStart"/>
+      <w:r>
+        <w:rPr>
+          <w:lang w:val="en-DE"/>
+        </w:rPr>
+        <w:t>in order to</w:t>
+      </w:r>
+      <w:proofErr w:type="gramEnd"/>
+      <w:r>
+        <w:rPr>
+          <w:lang w:val="en-DE"/>
+        </w:rPr>
+        <w:t xml:space="preserve"> deserialize the training and testing sequences from JSON files (dataset_</w:t>
+      </w:r>
+      <w:proofErr w:type="gramStart"/>
+      <w:r>
+        <w:rPr>
+          <w:lang w:val="en-DE"/>
+        </w:rPr>
+        <w:t>*.</w:t>
+      </w:r>
+      <w:proofErr w:type="spellStart"/>
+      <w:r>
+        <w:rPr>
+          <w:lang w:val="en-DE"/>
+        </w:rPr>
+        <w:t>json</w:t>
+      </w:r>
+      <w:proofErr w:type="spellEnd"/>
+      <w:proofErr w:type="gramEnd"/>
+      <w:r>
+        <w:rPr>
+          <w:lang w:val="en-DE"/>
+        </w:rPr>
+        <w:t>, test_</w:t>
+      </w:r>
+      <w:proofErr w:type="gramStart"/>
+      <w:r>
+        <w:rPr>
+          <w:lang w:val="en-DE"/>
+        </w:rPr>
+        <w:t>*.</w:t>
+      </w:r>
+      <w:proofErr w:type="spellStart"/>
+      <w:r>
+        <w:rPr>
+          <w:lang w:val="en-DE"/>
+        </w:rPr>
+        <w:t>json</w:t>
+      </w:r>
+      <w:proofErr w:type="spellEnd"/>
+      <w:proofErr w:type="gramEnd"/>
+      <w:r>
+        <w:rPr>
+          <w:lang w:val="en-DE"/>
+        </w:rPr>
+        <w:t xml:space="preserve">) into objects. Data </w:t>
+      </w:r>
+      <w:proofErr w:type="gramStart"/>
+      <w:r>
+        <w:rPr>
+          <w:lang w:val="en-DE"/>
+        </w:rPr>
+        <w:t>loader</w:t>
+      </w:r>
+      <w:proofErr w:type="gramEnd"/>
+      <w:r>
+        <w:rPr>
+          <w:lang w:val="en-DE"/>
+        </w:rPr>
+        <w:t xml:space="preserve"> do the grouping and pre-processing of the datasets before training.</w:t>
+      </w:r>
+    </w:p>
+    <w:p>
+      <w:pPr>
+        <w:jc w:val="both"/>
+        <w:rPr>
+          <w:lang w:val="en-DE"/>
+        </w:rPr>
+      </w:pPr>
+      <w:r>
         <w:rPr>
           <w:noProof/>
-          <w:highlight w:val="red"/>
-        </w:rPr>
-      </w:pPr>
-      <w:r>
+          <w:lang w:val="en-DE"/>
+        </w:rPr>
+        <w:drawing>
+          <wp:inline distT="0" distB="0" distL="0" distR="0" wp14:anchorId="48623C55" wp14:editId="75EBAA39">
+            <wp:extent cx="2984500" cy="272845"/>
+            <wp:effectExtent l="0" t="0" r="0" b="0"/>
+            <wp:docPr id="531843844" name="Picture 1"/>
+            <wp:cNvGraphicFramePr>
+              <a:graphicFrameLocks xmlns:a="http://schemas.openxmlformats.org/drawingml/2006/main" noChangeAspect="1"/>
+            </wp:cNvGraphicFramePr>
+            <a:graphic xmlns:a="http://schemas.openxmlformats.org/drawingml/2006/main">
+              <a:graphicData uri="http://schemas.openxmlformats.org/drawingml/2006/picture">
+                <pic:pic xmlns:pic="http://schemas.openxmlformats.org/drawingml/2006/picture">
+                  <pic:nvPicPr>
+                    <pic:cNvPr id="531843844" name=""/>
+                    <pic:cNvPicPr/>
+                  </pic:nvPicPr>
+                  <pic:blipFill>
+                    <a:blip r:embed="rId19"/>
+                    <a:stretch>
+                      <a:fillRect/>
+                    </a:stretch>
+                  </pic:blipFill>
+                  <pic:spPr>
+                    <a:xfrm>
+                      <a:off x="0" y="0"/>
+                      <a:ext cx="3023612" cy="276421"/>
+                    </a:xfrm>
+                    <a:prstGeom prst="rect">
+                      <a:avLst/>
+                    </a:prstGeom>
+                  </pic:spPr>
+                </pic:pic>
+              </a:graphicData>
+            </a:graphic>
+          </wp:inline>
+        </w:drawing>
+      </w:r>
+    </w:p>
+    <w:p>
+      <w:pPr>
+        <w:jc w:val="both"/>
+        <w:rPr>
+          <w:lang w:val="en-DE"/>
+        </w:rPr>
+      </w:pPr>
+    </w:p>
+    <w:p>
+      <w:pPr>
+        <w:jc w:val="both"/>
         <w:rPr>
           <w:noProof/>
-          <w:highlight w:val="red"/>
+        </w:rPr>
+      </w:pPr>
+      <w:r>
+        <w:rPr>
+          <w:noProof/>
           <w:lang w:val="en-CA" w:eastAsia="en-CA"/>
         </w:rPr>
         <mc:AlternateContent>
           <mc:Choice Requires="wps">
             <w:drawing>
-              <wp:inline distT="0" distB="0" distL="0" distR="0" wp14:anchorId="4B349BF2" wp14:editId="3C4F6DBA">
+              <wp:inline distT="0" distB="0" distL="0" distR="0" wp14:anchorId="05CDB3DE" wp14:editId="3F79EC51">
                 <wp:extent cx="3065780" cy="393065"/>
                 <wp:effectExtent l="12700" t="5080" r="7620" b="11430"/>
-                <wp:docPr id="1393979817" name="Text Box 12"/>
+                <wp:docPr id="2101425417" name="Text Box 12"/>
                 <wp:cNvGraphicFramePr>
                   <a:graphicFrameLocks xmlns:a="http://schemas.openxmlformats.org/drawingml/2006/main"/>
                 </wp:cNvGraphicFramePr>
@@ -2531,8 +3056,21 @@
                             </w:r>
                             <w:proofErr w:type="gramEnd"/>
                             <w:r>
-                              <w:t xml:space="preserve"> String name { get; set; }</w:t>
+                              <w:t xml:space="preserve"> String name </w:t>
                             </w:r>
+                            <w:proofErr w:type="gramStart"/>
+                            <w:r>
+                              <w:t>{ get</w:t>
+                            </w:r>
+                            <w:proofErr w:type="gramEnd"/>
+                            <w:r>
+                              <w:t>; set</w:t>
+                            </w:r>
+                            <w:proofErr w:type="gramStart"/>
+                            <w:r>
+                              <w:t>; }</w:t>
+                            </w:r>
+                            <w:proofErr w:type="gramEnd"/>
                           </w:p>
                           <w:p>
                             <w:pPr>
@@ -2547,7 +3085,23 @@
                             </w:r>
                             <w:proofErr w:type="gramEnd"/>
                             <w:r>
-                              <w:t>] data { get; set; }}</w:t>
+                              <w:t xml:space="preserve">] data </w:t>
+                            </w:r>
+                            <w:proofErr w:type="gramStart"/>
+                            <w:r>
+                              <w:t>{ get</w:t>
+                            </w:r>
+                            <w:proofErr w:type="gramEnd"/>
+                            <w:r>
+                              <w:t>; set</w:t>
+                            </w:r>
+                            <w:proofErr w:type="gramStart"/>
+                            <w:r>
+                              <w:t>; }</w:t>
+                            </w:r>
+                            <w:proofErr w:type="gramEnd"/>
+                            <w:r>
+                              <w:t>}</w:t>
                             </w:r>
                           </w:p>
                         </w:txbxContent>
@@ -2563,7 +3117,7 @@
           </mc:Choice>
           <mc:Fallback>
             <w:pict>
-              <v:shapetype w14:anchorId="4B349BF2" id="_x0000_t202" coordsize="21600,21600" o:spt="202" path="m,l,21600r21600,l21600,xe">
+              <v:shapetype w14:anchorId="05CDB3DE" id="_x0000_t202" coordsize="21600,21600" o:spt="202" path="m,l,21600r21600,l21600,xe">
                 <v:stroke joinstyle="miter"/>
                 <v:path gradientshapeok="t" o:connecttype="rect"/>
               </v:shapetype>
@@ -2588,8 +3142,21 @@
                       </w:r>
                       <w:proofErr w:type="gramEnd"/>
                       <w:r>
-                        <w:t xml:space="preserve"> String name { get; set; }</w:t>
+                        <w:t xml:space="preserve"> String name </w:t>
                       </w:r>
+                      <w:proofErr w:type="gramStart"/>
+                      <w:r>
+                        <w:t>{ get</w:t>
+                      </w:r>
+                      <w:proofErr w:type="gramEnd"/>
+                      <w:r>
+                        <w:t>; set</w:t>
+                      </w:r>
+                      <w:proofErr w:type="gramStart"/>
+                      <w:r>
+                        <w:t>; }</w:t>
+                      </w:r>
+                      <w:proofErr w:type="gramEnd"/>
                     </w:p>
                     <w:p>
                       <w:pPr>
@@ -2604,7 +3171,23 @@
                       </w:r>
                       <w:proofErr w:type="gramEnd"/>
                       <w:r>
-                        <w:t>] data { get; set; }}</w:t>
+                        <w:t xml:space="preserve">] data </w:t>
+                      </w:r>
+                      <w:proofErr w:type="gramStart"/>
+                      <w:r>
+                        <w:t>{ get</w:t>
+                      </w:r>
+                      <w:proofErr w:type="gramEnd"/>
+                      <w:r>
+                        <w:t>; set</w:t>
+                      </w:r>
+                      <w:proofErr w:type="gramStart"/>
+                      <w:r>
+                        <w:t>; }</w:t>
+                      </w:r>
+                      <w:proofErr w:type="gramEnd"/>
+                      <w:r>
+                        <w:t>}</w:t>
                       </w:r>
                     </w:p>
                   </w:txbxContent>
@@ -2626,7 +3209,6 @@
           <w:iCs/>
           <w:sz w:val="18"/>
           <w:szCs w:val="18"/>
-          <w:highlight w:val="red"/>
         </w:rPr>
       </w:pPr>
       <w:r>
@@ -2637,39 +3219,29 @@
           <w:iCs/>
           <w:sz w:val="18"/>
           <w:szCs w:val="18"/>
-          <w:highlight w:val="red"/>
         </w:rPr>
         <w:t>Source code 1: Data model of Sequence</w:t>
       </w:r>
     </w:p>
+    <w:p/>
     <w:p>
       <w:pPr>
         <w:rPr>
           <w:noProof/>
-          <w:highlight w:val="red"/>
-        </w:rPr>
-      </w:pPr>
-    </w:p>
-    <w:p>
-      <w:pPr>
+        </w:rPr>
+      </w:pPr>
+      <w:r>
         <w:rPr>
           <w:noProof/>
-          <w:highlight w:val="red"/>
-        </w:rPr>
-      </w:pPr>
-      <w:r>
-        <w:rPr>
-          <w:noProof/>
-          <w:highlight w:val="red"/>
           <w:lang w:val="en-CA" w:eastAsia="en-CA"/>
         </w:rPr>
         <mc:AlternateContent>
           <mc:Choice Requires="wps">
             <w:drawing>
-              <wp:inline distT="0" distB="0" distL="0" distR="0" wp14:anchorId="4E31581A" wp14:editId="560DCDFD">
+              <wp:inline distT="0" distB="0" distL="0" distR="0" wp14:anchorId="20273BE3" wp14:editId="1C31418B">
                 <wp:extent cx="3065780" cy="393065"/>
                 <wp:effectExtent l="12700" t="5080" r="7620" b="11430"/>
-                <wp:docPr id="557724650" name="Text Box 11"/>
+                <wp:docPr id="936741638" name="Text Box 11"/>
                 <wp:cNvGraphicFramePr>
                   <a:graphicFrameLocks xmlns:a="http://schemas.openxmlformats.org/drawingml/2006/main"/>
                 </wp:cNvGraphicFramePr>
@@ -2793,7 +3365,7 @@
           </mc:Choice>
           <mc:Fallback>
             <w:pict>
-              <v:shape w14:anchorId="4E31581A" id="Text Box 11" o:spid="_x0000_s1027" type="#_x0000_t202" style="width:241.4pt;height:30.95pt;visibility:visible;mso-wrap-style:square;mso-left-percent:-10001;mso-top-percent:-10001;mso-position-horizontal:absolute;mso-position-horizontal-relative:char;mso-position-vertical:absolute;mso-position-vertical-relative:line;mso-left-percent:-10001;mso-top-percent:-10001;v-text-anchor:top" o:gfxdata="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" filled="f">
+              <v:shape w14:anchorId="20273BE3" id="Text Box 11" o:spid="_x0000_s1027" type="#_x0000_t202" style="width:241.4pt;height:30.95pt;visibility:visible;mso-wrap-style:square;mso-left-percent:-10001;mso-top-percent:-10001;mso-position-horizontal:absolute;mso-position-horizontal-relative:char;mso-position-vertical:absolute;mso-position-vertical-relative:line;mso-left-percent:-10001;mso-top-percent:-10001;v-text-anchor:top" o:gfxdata="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" filled="f">
                 <v:textbox style="mso-fit-shape-to-text:t">
                   <w:txbxContent>
                     <w:p>
@@ -2887,7 +3459,6 @@
           <w:iCs/>
           <w:sz w:val="18"/>
           <w:szCs w:val="18"/>
-          <w:highlight w:val="red"/>
         </w:rPr>
       </w:pPr>
       <w:r>
@@ -2898,260 +3469,70 @@
           <w:iCs/>
           <w:sz w:val="18"/>
           <w:szCs w:val="18"/>
-          <w:highlight w:val="red"/>
         </w:rPr>
         <w:t>Dataset 1: Sample dataset</w:t>
       </w:r>
+    </w:p>
+    <w:p>
+      <w:pPr>
+        <w:jc w:val="both"/>
+      </w:pPr>
     </w:p>
     <w:p>
       <w:pPr>
         <w:pStyle w:val="Heading2"/>
         <w:numPr>
-          <w:ilvl w:val="1"/>
-          <w:numId w:val="9"/>
+          <w:ilvl w:val="0"/>
+          <w:numId w:val="0"/>
         </w:numPr>
         <w:rPr>
           <w:b/>
           <w:bCs/>
-          <w:highlight w:val="red"/>
-        </w:rPr>
-      </w:pPr>
-      <w:r>
-        <w:rPr>
-          <w:b/>
-          <w:bCs/>
-          <w:highlight w:val="red"/>
-        </w:rPr>
-        <w:t>Encoder</w:t>
-      </w:r>
-    </w:p>
-    <w:p>
-      <w:pPr>
-        <w:jc w:val="both"/>
-        <w:rPr>
-          <w:highlight w:val="red"/>
-        </w:rPr>
-      </w:pPr>
-      <w:r>
-        <w:rPr>
-          <w:highlight w:val="red"/>
-        </w:rPr>
-        <w:t xml:space="preserve">The encoder accepts raw data inputs and converts them into SDRs that describe the input data's essential properties. The encoding process consists of </w:t>
-      </w:r>
-      <w:proofErr w:type="gramStart"/>
-      <w:r>
-        <w:rPr>
-          <w:highlight w:val="red"/>
-        </w:rPr>
-        <w:t>numerous</w:t>
-      </w:r>
-      <w:proofErr w:type="gramEnd"/>
-      <w:r>
-        <w:rPr>
-          <w:highlight w:val="red"/>
-        </w:rPr>
-        <w:t xml:space="preserve"> processes, including reduction of dimensionality, noise reduction, and equalization. The encoder also learns to identify patterns in input data and adjusts to variations in input concentration over time.</w:t>
-      </w:r>
-    </w:p>
-    <w:p>
-      <w:pPr>
-        <w:jc w:val="both"/>
-        <w:rPr>
-          <w:highlight w:val="red"/>
-        </w:rPr>
-      </w:pPr>
-      <w:r>
-        <w:rPr>
-          <w:highlight w:val="red"/>
-        </w:rPr>
-        <w:t xml:space="preserve">The SP encoder is intended to </w:t>
-      </w:r>
-      <w:proofErr w:type="gramStart"/>
-      <w:r>
-        <w:rPr>
-          <w:highlight w:val="red"/>
-        </w:rPr>
-        <w:t>handle</w:t>
-      </w:r>
-      <w:proofErr w:type="gramEnd"/>
-      <w:r>
-        <w:rPr>
-          <w:highlight w:val="red"/>
-        </w:rPr>
-        <w:t xml:space="preserve"> temporal data and employ a sliding window method to detect temporal patterns in the information that is input. It first transforms the input data into an ongoing flow of binary numbers, which </w:t>
-      </w:r>
-      <w:proofErr w:type="gramStart"/>
-      <w:r>
-        <w:rPr>
-          <w:highlight w:val="red"/>
-        </w:rPr>
-        <w:t>are then supplied</w:t>
-      </w:r>
-      <w:proofErr w:type="gramEnd"/>
-      <w:r>
-        <w:rPr>
-          <w:highlight w:val="red"/>
-        </w:rPr>
-        <w:t xml:space="preserve"> into the HTM network as a series of SDRs </w:t>
-      </w:r>
-      <w:sdt>
-        <w:sdtPr>
-          <w:rPr>
-            <w:highlight w:val="red"/>
-          </w:rPr>
-          <w:id w:val="1424678773"/>
-          <w:citation/>
-        </w:sdtPr>
-        <w:sdtContent>
-          <w:r>
-            <w:rPr>
-              <w:highlight w:val="red"/>
-            </w:rPr>
-            <w:fldChar w:fldCharType="begin"/>
-          </w:r>
-          <w:r>
-            <w:rPr>
-              <w:highlight w:val="red"/>
-            </w:rPr>
-            <w:instrText xml:space="preserve"> CITATION Sub12 \l en-US </w:instrText>
-          </w:r>
-          <w:r>
-            <w:rPr>
-              <w:highlight w:val="red"/>
-            </w:rPr>
-            <w:fldChar w:fldCharType="separate"/>
-          </w:r>
-          <w:r>
-            <w:rPr>
-              <w:noProof/>
-              <w:highlight w:val="red"/>
-            </w:rPr>
-            <w:t>[5]</w:t>
-          </w:r>
-          <w:r>
-            <w:rPr>
-              <w:highlight w:val="red"/>
-            </w:rPr>
-            <w:fldChar w:fldCharType="end"/>
-          </w:r>
-        </w:sdtContent>
-      </w:sdt>
-      <w:r>
-        <w:rPr>
-          <w:highlight w:val="red"/>
-        </w:rPr>
-        <w:t>.</w:t>
-      </w:r>
-    </w:p>
-    <w:p>
-      <w:pPr>
-        <w:jc w:val="both"/>
-        <w:rPr>
-          <w:highlight w:val="red"/>
-        </w:rPr>
-      </w:pPr>
-    </w:p>
-    <w:p>
-      <w:pPr>
-        <w:jc w:val="both"/>
-        <w:rPr>
-          <w:highlight w:val="red"/>
-        </w:rPr>
-      </w:pPr>
-    </w:p>
-    <w:p>
-      <w:pPr>
-        <w:jc w:val="both"/>
-        <w:rPr>
-          <w:rStyle w:val="Emphasis"/>
-          <w:b/>
-          <w:bCs/>
-          <w:i w:val="0"/>
-          <w:iCs w:val="0"/>
-          <w:highlight w:val="red"/>
-        </w:rPr>
-      </w:pPr>
-      <w:r>
-        <w:rPr>
-          <w:b/>
-          <w:bCs/>
-          <w:i/>
-          <w:iCs/>
-          <w:highlight w:val="red"/>
-        </w:rPr>
-        <w:t>L.</w:t>
-      </w:r>
-      <w:r>
-        <w:rPr>
-          <w:rStyle w:val="Emphasis"/>
-          <w:b/>
-          <w:bCs/>
-          <w:i w:val="0"/>
-          <w:iCs w:val="0"/>
-          <w:highlight w:val="red"/>
-        </w:rPr>
-        <w:t xml:space="preserve">  Spatial Pooler</w:t>
-      </w:r>
-    </w:p>
-    <w:p>
-      <w:pPr>
-        <w:jc w:val="both"/>
-        <w:rPr>
-          <w:rStyle w:val="Emphasis"/>
-          <w:b/>
-          <w:bCs/>
-          <w:i w:val="0"/>
-          <w:iCs w:val="0"/>
-          <w:highlight w:val="red"/>
-        </w:rPr>
-      </w:pPr>
-    </w:p>
-    <w:p>
-      <w:pPr>
-        <w:jc w:val="left"/>
-        <w:rPr>
-          <w:highlight w:val="red"/>
-        </w:rPr>
-      </w:pPr>
-      <w:r>
-        <w:rPr>
-          <w:highlight w:val="red"/>
-        </w:rPr>
-        <w:t xml:space="preserve">The Spatial Pooler is an unsupervised learning algorithm that converts high-dimensional input data into a lower-dimensional SDR which reflects the input data's essential properties. It accomplishes this by first assigning an arbitrary number of weights to each input characteristic and then calculating the overlap between the input and the weights. The characteristics with the largest overlap are then chosen and incorporated into the </w:t>
-      </w:r>
-      <w:proofErr w:type="gramStart"/>
-      <w:r>
-        <w:rPr>
-          <w:highlight w:val="red"/>
-        </w:rPr>
-        <w:t>SDR[</w:t>
-      </w:r>
-      <w:proofErr w:type="gramEnd"/>
-      <w:r>
-        <w:rPr>
-          <w:highlight w:val="red"/>
-        </w:rPr>
-        <w:t>6].</w:t>
-      </w:r>
-    </w:p>
-    <w:p>
-      <w:pPr>
-        <w:rPr>
-          <w:highlight w:val="red"/>
-        </w:rPr>
+        </w:rPr>
+      </w:pPr>
+      <w:r>
+        <w:rPr>
+          <w:b/>
+          <w:bCs/>
+        </w:rPr>
+        <w:t>2.1.3.  Experiment Framework</w:t>
+      </w:r>
+    </w:p>
+    <w:p>
+      <w:pPr>
+        <w:jc w:val="both"/>
+      </w:pPr>
+      <w:r>
+        <w:t xml:space="preserve">IExperiment.cs, is the interface that defines a common contract for experiment classes. By using </w:t>
+      </w:r>
+      <w:r>
+        <w:t>reflection, Program.cs</w:t>
+      </w:r>
+      <w:r>
+        <w:t xml:space="preserve"> dynamically instantiates a class (i.e. MultiSequenceLearning.cs)</w:t>
+      </w:r>
+      <w:r>
+        <w:t xml:space="preserve"> implementing this interface. This approach supports future experiments with making any changes in the main program.</w:t>
+      </w:r>
+    </w:p>
+    <w:p>
+      <w:pPr>
+        <w:jc w:val="both"/>
+      </w:pPr>
+    </w:p>
+    <w:p>
+      <w:pPr>
+        <w:jc w:val="both"/>
       </w:pPr>
       <w:r>
         <w:rPr>
           <w:noProof/>
-          <w:highlight w:val="red"/>
-          <w:lang w:val="en-CA" w:eastAsia="en-CA"/>
-        </w:rPr>
-        <w:lastRenderedPageBreak/>
+        </w:rPr>
         <w:drawing>
-          <wp:inline distT="0" distB="0" distL="0" distR="0" wp14:anchorId="6D4D2CCE" wp14:editId="44BCD365">
-            <wp:extent cx="2677996" cy="1488142"/>
-            <wp:effectExtent l="0" t="0" r="8255" b="0"/>
-            <wp:docPr id="1986748622" name="Picture 1986748622" descr="Diagram&#10;&#10;Description automatically generated"/>
+          <wp:inline distT="0" distB="0" distL="0" distR="0" wp14:anchorId="275E3370" wp14:editId="7475B10B">
+            <wp:extent cx="2982632" cy="626806"/>
+            <wp:effectExtent l="0" t="0" r="8255" b="1905"/>
+            <wp:docPr id="384088782" name="Picture 1" descr="A close-up of a computer code&#10;&#10;AI-generated content may be incorrect."/>
             <wp:cNvGraphicFramePr>
               <a:graphicFrameLocks xmlns:a="http://schemas.openxmlformats.org/drawingml/2006/main" noChangeAspect="1"/>
             </wp:cNvGraphicFramePr>
@@ -3159,17 +3540,11 @@
               <a:graphicData uri="http://schemas.openxmlformats.org/drawingml/2006/picture">
                 <pic:pic xmlns:pic="http://schemas.openxmlformats.org/drawingml/2006/picture">
                   <pic:nvPicPr>
-                    <pic:cNvPr id="3" name="Picture 3" descr="Diagram&#10;&#10;Description automatically generated"/>
+                    <pic:cNvPr id="384088782" name="Picture 1" descr="A close-up of a computer code&#10;&#10;AI-generated content may be incorrect."/>
                     <pic:cNvPicPr/>
                   </pic:nvPicPr>
                   <pic:blipFill>
-                    <a:blip r:embed="rId18" cstate="print">
-                      <a:extLst>
-                        <a:ext uri="{28A0092B-C50C-407E-A947-70E740481C1C}">
-                          <a14:useLocalDpi xmlns:a14="http://schemas.microsoft.com/office/drawing/2010/main" val="0"/>
-                        </a:ext>
-                      </a:extLst>
-                    </a:blip>
+                    <a:blip r:embed="rId20"/>
                     <a:stretch>
                       <a:fillRect/>
                     </a:stretch>
@@ -3177,7 +3552,7 @@
                   <pic:spPr>
                     <a:xfrm>
                       <a:off x="0" y="0"/>
-                      <a:ext cx="2719654" cy="1511291"/>
+                      <a:ext cx="3006450" cy="631811"/>
                     </a:xfrm>
                     <a:prstGeom prst="rect">
                       <a:avLst/>
@@ -3192,60 +3567,53 @@
     </w:p>
     <w:p>
       <w:pPr>
-        <w:jc w:val="left"/>
-        <w:rPr>
-          <w:sz w:val="18"/>
-          <w:szCs w:val="18"/>
-          <w:highlight w:val="red"/>
-        </w:rPr>
-      </w:pPr>
-    </w:p>
-    <w:p>
-      <w:pPr>
-        <w:pStyle w:val="BodyText"/>
-        <w:ind w:firstLine="0"/>
-        <w:jc w:val="center"/>
-        <w:rPr>
-          <w:i/>
-          <w:iCs/>
-          <w:sz w:val="18"/>
-          <w:szCs w:val="18"/>
-          <w:highlight w:val="red"/>
-          <w:lang w:val="en-IN"/>
-        </w:rPr>
-      </w:pPr>
-      <w:r>
-        <w:rPr>
-          <w:i/>
-          <w:iCs/>
-          <w:sz w:val="18"/>
-          <w:szCs w:val="18"/>
-          <w:highlight w:val="red"/>
-        </w:rPr>
-        <w:t xml:space="preserve">Figure </w:t>
-      </w:r>
-      <w:r>
-        <w:rPr>
-          <w:i/>
-          <w:iCs/>
-          <w:sz w:val="18"/>
-          <w:szCs w:val="18"/>
-          <w:highlight w:val="red"/>
-          <w:lang w:val="en-US"/>
-        </w:rPr>
-        <w:t>7</w:t>
-      </w:r>
-      <w:r>
-        <w:rPr>
-          <w:i/>
-          <w:iCs/>
-          <w:sz w:val="18"/>
-          <w:szCs w:val="18"/>
-          <w:highlight w:val="red"/>
-          <w:lang w:val="en-IN"/>
-        </w:rPr>
-        <w:t>: Representation of spatial pooler[12]</w:t>
-      </w:r>
+        <w:jc w:val="both"/>
+      </w:pPr>
+      <w:r>
+        <w:rPr>
+          <w:noProof/>
+        </w:rPr>
+        <w:drawing>
+          <wp:inline distT="0" distB="0" distL="0" distR="0" wp14:anchorId="069BE167" wp14:editId="7B89F609">
+            <wp:extent cx="2984500" cy="213851"/>
+            <wp:effectExtent l="0" t="0" r="0" b="0"/>
+            <wp:docPr id="306183261" name="Picture 1"/>
+            <wp:cNvGraphicFramePr>
+              <a:graphicFrameLocks xmlns:a="http://schemas.openxmlformats.org/drawingml/2006/main" noChangeAspect="1"/>
+            </wp:cNvGraphicFramePr>
+            <a:graphic xmlns:a="http://schemas.openxmlformats.org/drawingml/2006/main">
+              <a:graphicData uri="http://schemas.openxmlformats.org/drawingml/2006/picture">
+                <pic:pic xmlns:pic="http://schemas.openxmlformats.org/drawingml/2006/picture">
+                  <pic:nvPicPr>
+                    <pic:cNvPr id="306183261" name=""/>
+                    <pic:cNvPicPr/>
+                  </pic:nvPicPr>
+                  <pic:blipFill>
+                    <a:blip r:embed="rId21"/>
+                    <a:stretch>
+                      <a:fillRect/>
+                    </a:stretch>
+                  </pic:blipFill>
+                  <pic:spPr>
+                    <a:xfrm>
+                      <a:off x="0" y="0"/>
+                      <a:ext cx="3008322" cy="215558"/>
+                    </a:xfrm>
+                    <a:prstGeom prst="rect">
+                      <a:avLst/>
+                    </a:prstGeom>
+                  </pic:spPr>
+                </pic:pic>
+              </a:graphicData>
+            </a:graphic>
+          </wp:inline>
+        </w:drawing>
+      </w:r>
+    </w:p>
+    <w:p>
+      <w:pPr>
+        <w:jc w:val="both"/>
+      </w:pPr>
     </w:p>
     <w:p>
       <w:pPr>
@@ -3257,147 +3625,293 @@
         <w:rPr>
           <w:b/>
           <w:bCs/>
+        </w:rPr>
+      </w:pPr>
+      <w:r>
+        <w:rPr>
+          <w:b/>
+          <w:bCs/>
+        </w:rPr>
+        <w:t xml:space="preserve">2.1.4.  </w:t>
+      </w:r>
+      <w:r>
+        <w:rPr>
+          <w:b/>
+          <w:bCs/>
+        </w:rPr>
+        <w:t>HTM Engine</w:t>
+      </w:r>
+    </w:p>
+    <w:p>
+      <w:pPr>
+        <w:jc w:val="both"/>
+      </w:pPr>
+      <w:r>
+        <w:t xml:space="preserve">This component, which is implemented in MultiSequenceLearning.cs, simulates HTM’s Spatial pooler and Temporal Memory mechanisms. </w:t>
+      </w:r>
+    </w:p>
+    <w:p>
+      <w:pPr>
+        <w:jc w:val="both"/>
+      </w:pPr>
+    </w:p>
+    <w:p>
+      <w:pPr>
+        <w:jc w:val="both"/>
+      </w:pPr>
+      <w:r>
+        <w:rPr>
+          <w:noProof/>
+        </w:rPr>
+        <w:drawing>
+          <wp:inline distT="0" distB="0" distL="0" distR="0" wp14:anchorId="21F1F28E" wp14:editId="0F180D6D">
+            <wp:extent cx="2984500" cy="973455"/>
+            <wp:effectExtent l="0" t="0" r="6350" b="0"/>
+            <wp:docPr id="675588498" name="Picture 1" descr="A screenshot of a computer program&#10;&#10;AI-generated content may be incorrect."/>
+            <wp:cNvGraphicFramePr>
+              <a:graphicFrameLocks xmlns:a="http://schemas.openxmlformats.org/drawingml/2006/main" noChangeAspect="1"/>
+            </wp:cNvGraphicFramePr>
+            <a:graphic xmlns:a="http://schemas.openxmlformats.org/drawingml/2006/main">
+              <a:graphicData uri="http://schemas.openxmlformats.org/drawingml/2006/picture">
+                <pic:pic xmlns:pic="http://schemas.openxmlformats.org/drawingml/2006/picture">
+                  <pic:nvPicPr>
+                    <pic:cNvPr id="675588498" name="Picture 1" descr="A screenshot of a computer program&#10;&#10;AI-generated content may be incorrect."/>
+                    <pic:cNvPicPr/>
+                  </pic:nvPicPr>
+                  <pic:blipFill>
+                    <a:blip r:embed="rId22"/>
+                    <a:stretch>
+                      <a:fillRect/>
+                    </a:stretch>
+                  </pic:blipFill>
+                  <pic:spPr>
+                    <a:xfrm>
+                      <a:off x="0" y="0"/>
+                      <a:ext cx="2984500" cy="973455"/>
+                    </a:xfrm>
+                    <a:prstGeom prst="rect">
+                      <a:avLst/>
+                    </a:prstGeom>
+                  </pic:spPr>
+                </pic:pic>
+              </a:graphicData>
+            </a:graphic>
+          </wp:inline>
+        </w:drawing>
+      </w:r>
+    </w:p>
+    <w:p>
+      <w:pPr>
+        <w:jc w:val="both"/>
+      </w:pPr>
+      <w:r>
+        <w:t>Her</w:t>
+      </w:r>
+      <w:r>
+        <w:t>e</w:t>
+      </w:r>
+      <w:r>
+        <w:t xml:space="preserve"> the </w:t>
+      </w:r>
+      <w:proofErr w:type="gramStart"/>
+      <w:r>
+        <w:t>Run(</w:t>
+      </w:r>
+      <w:proofErr w:type="gramEnd"/>
+      <w:r>
+        <w:t xml:space="preserve">) method performs training, the </w:t>
+      </w:r>
+      <w:proofErr w:type="gramStart"/>
+      <w:r>
+        <w:t>Predict(</w:t>
+      </w:r>
+      <w:proofErr w:type="gramEnd"/>
+      <w:r>
+        <w:t>) function allows sequence prediction. HTM engine processes each sequence as SDR input.</w:t>
+      </w:r>
+    </w:p>
+    <w:p>
+      <w:pPr>
+        <w:jc w:val="both"/>
+      </w:pPr>
+    </w:p>
+    <w:p>
+      <w:pPr>
+        <w:jc w:val="both"/>
+      </w:pPr>
+      <w:r>
+        <w:rPr>
+          <w:noProof/>
+        </w:rPr>
+        <w:drawing>
+          <wp:inline distT="0" distB="0" distL="0" distR="0" wp14:anchorId="0EA0934D" wp14:editId="2FD8D1D8">
+            <wp:extent cx="2984500" cy="128905"/>
+            <wp:effectExtent l="0" t="0" r="6350" b="4445"/>
+            <wp:docPr id="511282390" name="Picture 1"/>
+            <wp:cNvGraphicFramePr>
+              <a:graphicFrameLocks xmlns:a="http://schemas.openxmlformats.org/drawingml/2006/main" noChangeAspect="1"/>
+            </wp:cNvGraphicFramePr>
+            <a:graphic xmlns:a="http://schemas.openxmlformats.org/drawingml/2006/main">
+              <a:graphicData uri="http://schemas.openxmlformats.org/drawingml/2006/picture">
+                <pic:pic xmlns:pic="http://schemas.openxmlformats.org/drawingml/2006/picture">
+                  <pic:nvPicPr>
+                    <pic:cNvPr id="511282390" name=""/>
+                    <pic:cNvPicPr/>
+                  </pic:nvPicPr>
+                  <pic:blipFill>
+                    <a:blip r:embed="rId23"/>
+                    <a:stretch>
+                      <a:fillRect/>
+                    </a:stretch>
+                  </pic:blipFill>
+                  <pic:spPr>
+                    <a:xfrm>
+                      <a:off x="0" y="0"/>
+                      <a:ext cx="2984500" cy="128905"/>
+                    </a:xfrm>
+                    <a:prstGeom prst="rect">
+                      <a:avLst/>
+                    </a:prstGeom>
+                  </pic:spPr>
+                </pic:pic>
+              </a:graphicData>
+            </a:graphic>
+          </wp:inline>
+        </w:drawing>
+      </w:r>
+    </w:p>
+    <w:p>
+      <w:pPr>
+        <w:jc w:val="both"/>
+      </w:pPr>
+      <w:r>
+        <w:rPr>
+          <w:noProof/>
+        </w:rPr>
+        <w:drawing>
+          <wp:inline distT="0" distB="0" distL="0" distR="0" wp14:anchorId="0561827D" wp14:editId="4D57D4AB">
+            <wp:extent cx="2315497" cy="121501"/>
+            <wp:effectExtent l="0" t="0" r="0" b="0"/>
+            <wp:docPr id="708185019" name="Picture 1"/>
+            <wp:cNvGraphicFramePr>
+              <a:graphicFrameLocks xmlns:a="http://schemas.openxmlformats.org/drawingml/2006/main" noChangeAspect="1"/>
+            </wp:cNvGraphicFramePr>
+            <a:graphic xmlns:a="http://schemas.openxmlformats.org/drawingml/2006/main">
+              <a:graphicData uri="http://schemas.openxmlformats.org/drawingml/2006/picture">
+                <pic:pic xmlns:pic="http://schemas.openxmlformats.org/drawingml/2006/picture">
+                  <pic:nvPicPr>
+                    <pic:cNvPr id="708185019" name=""/>
+                    <pic:cNvPicPr/>
+                  </pic:nvPicPr>
+                  <pic:blipFill>
+                    <a:blip r:embed="rId24"/>
+                    <a:stretch>
+                      <a:fillRect/>
+                    </a:stretch>
+                  </pic:blipFill>
+                  <pic:spPr>
+                    <a:xfrm>
+                      <a:off x="0" y="0"/>
+                      <a:ext cx="2493467" cy="130840"/>
+                    </a:xfrm>
+                    <a:prstGeom prst="rect">
+                      <a:avLst/>
+                    </a:prstGeom>
+                  </pic:spPr>
+                </pic:pic>
+              </a:graphicData>
+            </a:graphic>
+          </wp:inline>
+        </w:drawing>
+      </w:r>
+    </w:p>
+    <w:p>
+      <w:pPr>
+        <w:jc w:val="both"/>
+        <w:rPr>
           <w:highlight w:val="red"/>
-        </w:rPr>
-      </w:pPr>
-      <w:r>
-        <w:rPr>
-          <w:b/>
-          <w:bCs/>
+          <w:lang w:val="en-DE"/>
+        </w:rPr>
+      </w:pPr>
+    </w:p>
+    <w:p>
+      <w:pPr>
+        <w:jc w:val="both"/>
+        <w:rPr>
+          <w:rFonts w:eastAsia="Times New Roman"/>
+          <w:lang w:val="en-DE"/>
+        </w:rPr>
+      </w:pPr>
+      <w:r>
+        <w:rPr>
+          <w:rFonts w:eastAsia="Times New Roman"/>
+          <w:lang w:val="en-DE"/>
+        </w:rPr>
+        <w:t>The table covers Spatial Pooler settings with default values that are often used in HTM research. Selecting the appropriate parameters for the various techniques is crucial in HTM. The performance of HTM is influenced differently by each of these factors. However, we will focus on the influence of certain features, such as the number of active columns per area, global/local inhibition, potential radius, and local area volume.</w:t>
+      </w:r>
+    </w:p>
+    <w:p>
+      <w:pPr>
+        <w:jc w:val="both"/>
+        <w:rPr>
+          <w:lang w:val="en-DE" w:eastAsia="ja-JP"/>
+        </w:rPr>
+      </w:pPr>
+      <w:r>
+        <w:rPr>
+          <w:lang w:val="en-DE" w:eastAsia="ja-JP"/>
+        </w:rPr>
+        <w:t xml:space="preserve">Using the </w:t>
+      </w:r>
+      <w:proofErr w:type="spellStart"/>
+      <w:r>
+        <w:rPr>
+          <w:lang w:val="en-DE" w:eastAsia="ja-JP"/>
+        </w:rPr>
+        <w:t>htm</w:t>
+      </w:r>
+      <w:proofErr w:type="spellEnd"/>
+      <w:r>
+        <w:rPr>
+          <w:lang w:val="en-DE" w:eastAsia="ja-JP"/>
+        </w:rPr>
+        <w:t xml:space="preserve">-config class to define </w:t>
+      </w:r>
+      <w:proofErr w:type="gramStart"/>
+      <w:r>
+        <w:rPr>
+          <w:lang w:val="en-DE" w:eastAsia="ja-JP"/>
+        </w:rPr>
+        <w:t>a large number of</w:t>
+      </w:r>
+      <w:proofErr w:type="gramEnd"/>
+      <w:r>
+        <w:rPr>
+          <w:lang w:val="en-DE" w:eastAsia="ja-JP"/>
+        </w:rPr>
+        <w:t xml:space="preserve"> parameters is the first step in using any HTM setup. This phase of the procedure is crucial. </w:t>
+      </w:r>
+      <w:proofErr w:type="gramStart"/>
+      <w:r>
+        <w:rPr>
+          <w:lang w:val="en-DE" w:eastAsia="ja-JP"/>
+        </w:rPr>
+        <w:t>All of</w:t>
+      </w:r>
+      <w:proofErr w:type="gramEnd"/>
+      <w:r>
+        <w:rPr>
+          <w:lang w:val="en-DE" w:eastAsia="ja-JP"/>
+        </w:rPr>
+        <w:t xml:space="preserve"> the HTM parameters that influence picture categorization are included in the table below.</w:t>
+      </w:r>
+    </w:p>
+    <w:p>
+      <w:pPr>
+        <w:jc w:val="both"/>
+        <w:rPr>
           <w:highlight w:val="red"/>
-        </w:rPr>
-        <w:t>M.  Sparse Distributed Representation</w:t>
-      </w:r>
-    </w:p>
-    <w:p>
-      <w:pPr>
-        <w:jc w:val="both"/>
-        <w:rPr>
-          <w:highlight w:val="red"/>
-        </w:rPr>
-      </w:pPr>
-      <w:r>
-        <w:rPr>
-          <w:highlight w:val="red"/>
-        </w:rPr>
-        <w:t xml:space="preserve">In HTM, SDRs </w:t>
-      </w:r>
-      <w:proofErr w:type="gramStart"/>
-      <w:r>
-        <w:rPr>
-          <w:highlight w:val="red"/>
-        </w:rPr>
-        <w:t>are used</w:t>
-      </w:r>
-      <w:proofErr w:type="gramEnd"/>
-      <w:r>
-        <w:rPr>
-          <w:highlight w:val="red"/>
-        </w:rPr>
-        <w:t xml:space="preserve"> for expressing network activity patterns. Each input to the network is converted into an SDR, which is subsequently </w:t>
-      </w:r>
-      <w:proofErr w:type="gramStart"/>
-      <w:r>
-        <w:rPr>
-          <w:highlight w:val="red"/>
-        </w:rPr>
-        <w:t>handled</w:t>
-      </w:r>
-      <w:proofErr w:type="gramEnd"/>
-      <w:r>
-        <w:rPr>
-          <w:highlight w:val="red"/>
-        </w:rPr>
-        <w:t xml:space="preserve"> by the network's node hierarchy to anticipate future input.</w:t>
-      </w:r>
-    </w:p>
-    <w:p>
-      <w:pPr>
-        <w:jc w:val="both"/>
-        <w:rPr>
-          <w:highlight w:val="red"/>
-        </w:rPr>
-      </w:pPr>
-      <w:r>
-        <w:rPr>
-          <w:highlight w:val="red"/>
-        </w:rPr>
-        <w:t xml:space="preserve">Hawkins and Ahmad proposed SDRs, which are binary sequences containing a small number of active bits (ones) out of a vast number of total bits, as a logical way to describe sparse, scattered activation patterns in the </w:t>
-      </w:r>
-      <w:proofErr w:type="gramStart"/>
-      <w:r>
-        <w:rPr>
-          <w:highlight w:val="red"/>
-        </w:rPr>
-        <w:t>neocortex[</w:t>
-      </w:r>
-      <w:proofErr w:type="gramEnd"/>
-      <w:r>
-        <w:rPr>
-          <w:highlight w:val="red"/>
-        </w:rPr>
-        <w:t xml:space="preserve">8]. </w:t>
-      </w:r>
-    </w:p>
-    <w:p>
-      <w:pPr>
-        <w:jc w:val="both"/>
-        <w:rPr>
-          <w:highlight w:val="red"/>
-        </w:rPr>
-      </w:pPr>
-    </w:p>
-    <w:p>
-      <w:pPr>
-        <w:jc w:val="both"/>
-        <w:rPr>
-          <w:highlight w:val="red"/>
-        </w:rPr>
-      </w:pPr>
-      <w:r>
-        <w:rPr>
-          <w:rFonts w:eastAsia="Times New Roman"/>
-          <w:highlight w:val="red"/>
-        </w:rPr>
-        <w:t xml:space="preserve">In HTM, it is critical to choose proper parameters for the various approaches, and the table lists Spatial Pooler settings with default values that </w:t>
-      </w:r>
-      <w:proofErr w:type="gramStart"/>
-      <w:r>
-        <w:rPr>
-          <w:rFonts w:eastAsia="Times New Roman"/>
-          <w:highlight w:val="red"/>
-        </w:rPr>
-        <w:t>are widely used</w:t>
-      </w:r>
-      <w:proofErr w:type="gramEnd"/>
-      <w:r>
-        <w:rPr>
-          <w:rFonts w:eastAsia="Times New Roman"/>
-          <w:highlight w:val="red"/>
-        </w:rPr>
-        <w:t xml:space="preserve"> in HTM investigations. Each of these criteria has a distinct impact on HTM's performance. However, we will concentrate on the effects of specific characteristics, like potential radius and local area volume, global/local inhibition, and the variety of active columns per area.</w:t>
-      </w:r>
-    </w:p>
-    <w:p>
-      <w:pPr>
-        <w:jc w:val="both"/>
-        <w:rPr>
-          <w:highlight w:val="red"/>
-        </w:rPr>
-      </w:pPr>
-      <w:r>
-        <w:rPr>
-          <w:highlight w:val="red"/>
-          <w:lang w:val="en-GB" w:eastAsia="ja-JP"/>
-        </w:rPr>
-        <w:t>The initial step in utilizing any HTM configuration is to define numerous parameters using the htm-config class. This is a critical step in the process. The table below lists all the HTM parameters that affect image classification.</w:t>
-      </w:r>
-    </w:p>
-    <w:p>
-      <w:pPr>
-        <w:jc w:val="both"/>
-        <w:rPr>
-          <w:highlight w:val="red"/>
+          <w:lang w:val="en-DE"/>
         </w:rPr>
       </w:pPr>
     </w:p>
@@ -3419,15 +3933,11 @@
           <w:p>
             <w:pPr>
               <w:jc w:val="both"/>
-              <w:rPr>
-                <w:highlight w:val="red"/>
-              </w:rPr>
             </w:pPr>
             <w:r>
               <w:rPr>
                 <w:b/>
                 <w:bCs/>
-                <w:highlight w:val="red"/>
               </w:rPr>
               <w:t>Parameters</w:t>
             </w:r>
@@ -3440,15 +3950,11 @@
           <w:p>
             <w:pPr>
               <w:jc w:val="both"/>
-              <w:rPr>
-                <w:highlight w:val="red"/>
-              </w:rPr>
             </w:pPr>
             <w:r>
               <w:rPr>
                 <w:b/>
                 <w:bCs/>
-                <w:highlight w:val="red"/>
               </w:rPr>
               <w:t>Default value</w:t>
             </w:r>
@@ -3465,14 +3971,12 @@
               <w:jc w:val="both"/>
               <w:rPr>
                 <w:color w:val="000000"/>
-                <w:highlight w:val="red"/>
                 <w:lang w:val="en-IN" w:eastAsia="ja-JP"/>
               </w:rPr>
             </w:pPr>
             <w:r>
               <w:rPr>
                 <w:color w:val="000000"/>
-                <w:highlight w:val="red"/>
                 <w:lang w:val="en-IN" w:eastAsia="ja-JP"/>
               </w:rPr>
               <w:t>input bits</w:t>
@@ -3486,14 +3990,8 @@
           <w:p>
             <w:pPr>
               <w:jc w:val="both"/>
-              <w:rPr>
-                <w:highlight w:val="red"/>
-              </w:rPr>
             </w:pPr>
             <w:r>
-              <w:rPr>
-                <w:highlight w:val="red"/>
-              </w:rPr>
               <w:t>100</w:t>
             </w:r>
           </w:p>
@@ -3509,14 +4007,12 @@
               <w:jc w:val="both"/>
               <w:rPr>
                 <w:color w:val="000000"/>
-                <w:highlight w:val="red"/>
                 <w:lang w:val="en-IN" w:eastAsia="ja-JP"/>
               </w:rPr>
             </w:pPr>
             <w:r>
               <w:rPr>
                 <w:color w:val="000000"/>
-                <w:highlight w:val="red"/>
                 <w:lang w:val="en-IN" w:eastAsia="ja-JP"/>
               </w:rPr>
               <w:t>numColumns</w:t>
@@ -3530,14 +4026,8 @@
           <w:p>
             <w:pPr>
               <w:jc w:val="both"/>
-              <w:rPr>
-                <w:highlight w:val="red"/>
-              </w:rPr>
             </w:pPr>
             <w:r>
-              <w:rPr>
-                <w:highlight w:val="red"/>
-              </w:rPr>
               <w:t>1024</w:t>
             </w:r>
           </w:p>
@@ -3551,14 +4041,10 @@
           <w:p>
             <w:pPr>
               <w:jc w:val="both"/>
-              <w:rPr>
-                <w:highlight w:val="red"/>
-              </w:rPr>
             </w:pPr>
             <w:r>
               <w:rPr>
                 <w:color w:val="000000"/>
-                <w:highlight w:val="red"/>
                 <w:lang w:val="en-IN" w:eastAsia="ja-JP"/>
               </w:rPr>
               <w:t>CellsPerColumn</w:t>
@@ -3572,14 +4058,8 @@
           <w:p>
             <w:pPr>
               <w:jc w:val="both"/>
-              <w:rPr>
-                <w:highlight w:val="red"/>
-              </w:rPr>
             </w:pPr>
             <w:r>
-              <w:rPr>
-                <w:highlight w:val="red"/>
-              </w:rPr>
               <w:t>25</w:t>
             </w:r>
           </w:p>
@@ -3593,14 +4073,10 @@
           <w:p>
             <w:pPr>
               <w:jc w:val="both"/>
-              <w:rPr>
-                <w:highlight w:val="red"/>
-              </w:rPr>
             </w:pPr>
             <w:r>
               <w:rPr>
                 <w:color w:val="000000"/>
-                <w:highlight w:val="red"/>
                 <w:lang w:val="en-IN" w:eastAsia="ja-JP"/>
               </w:rPr>
               <w:t>GlobalInhibition</w:t>
@@ -3614,14 +4090,8 @@
           <w:p>
             <w:pPr>
               <w:jc w:val="both"/>
-              <w:rPr>
-                <w:highlight w:val="red"/>
-              </w:rPr>
             </w:pPr>
             <w:r>
-              <w:rPr>
-                <w:highlight w:val="red"/>
-              </w:rPr>
               <w:t>true</w:t>
             </w:r>
           </w:p>
@@ -3635,14 +4105,10 @@
           <w:p>
             <w:pPr>
               <w:jc w:val="both"/>
-              <w:rPr>
-                <w:highlight w:val="red"/>
-              </w:rPr>
             </w:pPr>
             <w:r>
               <w:rPr>
                 <w:color w:val="000000"/>
-                <w:highlight w:val="red"/>
                 <w:lang w:val="en-IN" w:eastAsia="ja-JP"/>
               </w:rPr>
               <w:t>LocalAreaDensity</w:t>
@@ -3656,14 +4122,8 @@
           <w:p>
             <w:pPr>
               <w:jc w:val="both"/>
-              <w:rPr>
-                <w:highlight w:val="red"/>
-              </w:rPr>
             </w:pPr>
             <w:r>
-              <w:rPr>
-                <w:highlight w:val="red"/>
-              </w:rPr>
               <w:t>-1</w:t>
             </w:r>
           </w:p>
@@ -3677,14 +4137,10 @@
           <w:p>
             <w:pPr>
               <w:jc w:val="both"/>
-              <w:rPr>
-                <w:highlight w:val="red"/>
-              </w:rPr>
             </w:pPr>
             <w:r>
               <w:rPr>
                 <w:color w:val="000000"/>
-                <w:highlight w:val="red"/>
                 <w:lang w:val="en-IN" w:eastAsia="ja-JP"/>
               </w:rPr>
               <w:t>NumActiveColumnsPerInhArea</w:t>
@@ -3698,14 +4154,10 @@
           <w:p>
             <w:pPr>
               <w:jc w:val="both"/>
-              <w:rPr>
-                <w:highlight w:val="red"/>
-              </w:rPr>
             </w:pPr>
             <w:r>
               <w:rPr>
                 <w:color w:val="000000"/>
-                <w:highlight w:val="red"/>
                 <w:lang w:val="en-IN" w:eastAsia="ja-JP"/>
               </w:rPr>
               <w:t>0.02</w:t>
@@ -3713,7 +4165,6 @@
             <w:r>
               <w:rPr>
                 <w:color w:val="000000"/>
-                <w:highlight w:val="red"/>
                 <w:lang w:val="en-IN" w:eastAsia="ja-JP"/>
               </w:rPr>
               <w:t>* numColumns</w:t>
@@ -3729,14 +4180,10 @@
           <w:p>
             <w:pPr>
               <w:jc w:val="both"/>
-              <w:rPr>
-                <w:highlight w:val="red"/>
-              </w:rPr>
             </w:pPr>
             <w:r>
               <w:rPr>
                 <w:color w:val="000000"/>
-                <w:highlight w:val="red"/>
                 <w:lang w:val="en-IN" w:eastAsia="ja-JP"/>
               </w:rPr>
               <w:t>PotentialRadius</w:t>
@@ -3750,14 +4197,10 @@
           <w:p>
             <w:pPr>
               <w:jc w:val="both"/>
-              <w:rPr>
-                <w:highlight w:val="red"/>
-              </w:rPr>
             </w:pPr>
             <w:r>
               <w:rPr>
                 <w:color w:val="000000"/>
-                <w:highlight w:val="red"/>
                 <w:lang w:val="en-IN" w:eastAsia="ja-JP"/>
               </w:rPr>
               <w:t>0.15 * inputBits</w:t>
@@ -3773,14 +4216,10 @@
           <w:p>
             <w:pPr>
               <w:jc w:val="both"/>
-              <w:rPr>
-                <w:highlight w:val="red"/>
-              </w:rPr>
             </w:pPr>
             <w:r>
               <w:rPr>
                 <w:color w:val="000000"/>
-                <w:highlight w:val="red"/>
                 <w:lang w:val="en-IN" w:eastAsia="ja-JP"/>
               </w:rPr>
               <w:t>MaxBoost</w:t>
@@ -3794,14 +4233,8 @@
           <w:p>
             <w:pPr>
               <w:jc w:val="both"/>
-              <w:rPr>
-                <w:highlight w:val="red"/>
-              </w:rPr>
             </w:pPr>
             <w:r>
-              <w:rPr>
-                <w:highlight w:val="red"/>
-              </w:rPr>
               <w:t>10.0</w:t>
             </w:r>
           </w:p>
@@ -3815,14 +4248,8 @@
           <w:p>
             <w:pPr>
               <w:jc w:val="both"/>
-              <w:rPr>
-                <w:highlight w:val="red"/>
-              </w:rPr>
             </w:pPr>
             <w:r>
-              <w:rPr>
-                <w:highlight w:val="red"/>
-              </w:rPr>
               <w:t>InhibitionRadius</w:t>
             </w:r>
           </w:p>
@@ -3834,14 +4261,8 @@
           <w:p>
             <w:pPr>
               <w:jc w:val="both"/>
-              <w:rPr>
-                <w:highlight w:val="red"/>
-              </w:rPr>
             </w:pPr>
             <w:r>
-              <w:rPr>
-                <w:highlight w:val="red"/>
-              </w:rPr>
               <w:t>15</w:t>
             </w:r>
           </w:p>
@@ -3855,14 +4276,10 @@
           <w:p>
             <w:pPr>
               <w:jc w:val="both"/>
-              <w:rPr>
-                <w:highlight w:val="red"/>
-              </w:rPr>
             </w:pPr>
             <w:r>
               <w:rPr>
                 <w:color w:val="000000"/>
-                <w:highlight w:val="red"/>
                 <w:lang w:val="en-IN" w:eastAsia="ja-JP"/>
               </w:rPr>
               <w:t>DutyCyclePeriod</w:t>
@@ -3876,14 +4293,8 @@
           <w:p>
             <w:pPr>
               <w:jc w:val="both"/>
-              <w:rPr>
-                <w:highlight w:val="red"/>
-              </w:rPr>
             </w:pPr>
             <w:r>
-              <w:rPr>
-                <w:highlight w:val="red"/>
-              </w:rPr>
               <w:t>25</w:t>
             </w:r>
           </w:p>
@@ -3897,14 +4308,10 @@
           <w:p>
             <w:pPr>
               <w:jc w:val="both"/>
-              <w:rPr>
-                <w:highlight w:val="red"/>
-              </w:rPr>
             </w:pPr>
             <w:r>
               <w:rPr>
                 <w:color w:val="000000"/>
-                <w:highlight w:val="red"/>
                 <w:lang w:val="en-IN" w:eastAsia="ja-JP"/>
               </w:rPr>
               <w:t>MinPctOverlapDutyCycles</w:t>
@@ -3918,14 +4325,8 @@
           <w:p>
             <w:pPr>
               <w:jc w:val="both"/>
-              <w:rPr>
-                <w:highlight w:val="red"/>
-              </w:rPr>
             </w:pPr>
             <w:r>
-              <w:rPr>
-                <w:highlight w:val="red"/>
-              </w:rPr>
               <w:t>0.75</w:t>
             </w:r>
           </w:p>
@@ -3939,14 +4340,10 @@
           <w:p>
             <w:pPr>
               <w:jc w:val="both"/>
-              <w:rPr>
-                <w:highlight w:val="red"/>
-              </w:rPr>
             </w:pPr>
             <w:r>
               <w:rPr>
                 <w:color w:val="000000"/>
-                <w:highlight w:val="red"/>
                 <w:lang w:val="en-IN" w:eastAsia="ja-JP"/>
               </w:rPr>
               <w:t>MaxSynapsesPerSegment</w:t>
@@ -3960,14 +4357,10 @@
           <w:p>
             <w:pPr>
               <w:jc w:val="both"/>
-              <w:rPr>
-                <w:highlight w:val="red"/>
-              </w:rPr>
             </w:pPr>
             <w:r>
               <w:rPr>
                 <w:color w:val="000000"/>
-                <w:highlight w:val="red"/>
                 <w:lang w:val="en-IN" w:eastAsia="ja-JP"/>
               </w:rPr>
               <w:t>0.02</w:t>
@@ -3975,7 +4368,6 @@
             <w:r>
               <w:rPr>
                 <w:color w:val="000000"/>
-                <w:highlight w:val="red"/>
                 <w:lang w:val="en-IN" w:eastAsia="ja-JP"/>
               </w:rPr>
               <w:t>* numColumns</w:t>
@@ -3991,14 +4383,10 @@
           <w:p>
             <w:pPr>
               <w:jc w:val="both"/>
-              <w:rPr>
-                <w:highlight w:val="red"/>
-              </w:rPr>
             </w:pPr>
             <w:r>
               <w:rPr>
                 <w:color w:val="000000"/>
-                <w:highlight w:val="red"/>
                 <w:lang w:val="en-IN" w:eastAsia="ja-JP"/>
               </w:rPr>
               <w:t>Activation Threshold</w:t>
@@ -4012,14 +4400,8 @@
           <w:p>
             <w:pPr>
               <w:jc w:val="both"/>
-              <w:rPr>
-                <w:highlight w:val="red"/>
-              </w:rPr>
             </w:pPr>
             <w:r>
-              <w:rPr>
-                <w:highlight w:val="red"/>
-              </w:rPr>
               <w:t>15</w:t>
             </w:r>
           </w:p>
@@ -4033,14 +4415,10 @@
           <w:p>
             <w:pPr>
               <w:jc w:val="both"/>
-              <w:rPr>
-                <w:highlight w:val="red"/>
-              </w:rPr>
             </w:pPr>
             <w:r>
               <w:rPr>
                 <w:color w:val="000000"/>
-                <w:highlight w:val="red"/>
                 <w:lang w:val="en-IN" w:eastAsia="ja-JP"/>
               </w:rPr>
               <w:t>Connected Permanence</w:t>
@@ -4054,14 +4432,8 @@
           <w:p>
             <w:pPr>
               <w:jc w:val="both"/>
-              <w:rPr>
-                <w:highlight w:val="red"/>
-              </w:rPr>
             </w:pPr>
             <w:r>
-              <w:rPr>
-                <w:highlight w:val="red"/>
-              </w:rPr>
               <w:t>0.5</w:t>
             </w:r>
           </w:p>
@@ -4075,14 +4447,10 @@
           <w:p>
             <w:pPr>
               <w:jc w:val="both"/>
-              <w:rPr>
-                <w:highlight w:val="red"/>
-              </w:rPr>
             </w:pPr>
             <w:r>
               <w:rPr>
                 <w:color w:val="000000"/>
-                <w:highlight w:val="red"/>
                 <w:lang w:val="en-IN" w:eastAsia="ja-JP"/>
               </w:rPr>
               <w:t>Permanence Decrement</w:t>
@@ -4096,14 +4464,8 @@
           <w:p>
             <w:pPr>
               <w:jc w:val="both"/>
-              <w:rPr>
-                <w:highlight w:val="red"/>
-              </w:rPr>
             </w:pPr>
             <w:r>
-              <w:rPr>
-                <w:highlight w:val="red"/>
-              </w:rPr>
               <w:t>0.25</w:t>
             </w:r>
           </w:p>
@@ -4117,14 +4479,10 @@
           <w:p>
             <w:pPr>
               <w:jc w:val="both"/>
-              <w:rPr>
-                <w:highlight w:val="red"/>
-              </w:rPr>
             </w:pPr>
             <w:r>
               <w:rPr>
                 <w:color w:val="000000"/>
-                <w:highlight w:val="red"/>
                 <w:lang w:val="en-IN" w:eastAsia="ja-JP"/>
               </w:rPr>
               <w:t>Permanence Increment</w:t>
@@ -4138,14 +4496,8 @@
           <w:p>
             <w:pPr>
               <w:jc w:val="both"/>
-              <w:rPr>
-                <w:highlight w:val="red"/>
-              </w:rPr>
             </w:pPr>
             <w:r>
-              <w:rPr>
-                <w:highlight w:val="red"/>
-              </w:rPr>
               <w:t>0.15</w:t>
             </w:r>
           </w:p>
@@ -4159,14 +4511,10 @@
           <w:p>
             <w:pPr>
               <w:jc w:val="both"/>
-              <w:rPr>
-                <w:highlight w:val="red"/>
-              </w:rPr>
             </w:pPr>
             <w:r>
               <w:rPr>
                 <w:color w:val="000000"/>
-                <w:highlight w:val="red"/>
                 <w:lang w:val="en-IN" w:eastAsia="ja-JP"/>
               </w:rPr>
               <w:t>Predicted Segment Decrement</w:t>
@@ -4180,14 +4528,8 @@
           <w:p>
             <w:pPr>
               <w:jc w:val="both"/>
-              <w:rPr>
-                <w:highlight w:val="red"/>
-              </w:rPr>
             </w:pPr>
             <w:r>
-              <w:rPr>
-                <w:highlight w:val="red"/>
-              </w:rPr>
               <w:t>0.1</w:t>
             </w:r>
           </w:p>
@@ -4199,9 +4541,10 @@
         <w:ind w:firstLine="720"/>
         <w:jc w:val="both"/>
         <w:rPr>
+          <w:i/>
+          <w:iCs/>
           <w:sz w:val="18"/>
           <w:szCs w:val="18"/>
-          <w:highlight w:val="red"/>
         </w:rPr>
       </w:pPr>
       <w:r>
@@ -4210,7 +4553,6 @@
           <w:iCs/>
           <w:sz w:val="16"/>
           <w:szCs w:val="16"/>
-          <w:highlight w:val="red"/>
           <w:lang w:val="en-IN"/>
         </w:rPr>
         <w:t xml:space="preserve">          Table 1: </w:t>
@@ -4221,274 +4563,72 @@
           <w:iCs/>
           <w:sz w:val="18"/>
           <w:szCs w:val="18"/>
-          <w:highlight w:val="red"/>
         </w:rPr>
         <w:t xml:space="preserve"> HTM Config parameters</w:t>
       </w:r>
     </w:p>
     <w:p>
       <w:pPr>
-        <w:pStyle w:val="Heading1"/>
-        <w:rPr>
-          <w:highlight w:val="red"/>
-        </w:rPr>
-      </w:pPr>
-      <w:r>
-        <w:rPr>
-          <w:highlight w:val="red"/>
-        </w:rPr>
-        <w:t>implementation</w:t>
-      </w:r>
-    </w:p>
-    <w:p>
-      <w:pPr>
-        <w:jc w:val="left"/>
-        <w:rPr>
-          <w:highlight w:val="red"/>
-        </w:rPr>
-      </w:pPr>
-    </w:p>
-    <w:p>
-      <w:pPr>
-        <w:jc w:val="both"/>
-        <w:rPr>
-          <w:rFonts w:eastAsia="Times New Roman"/>
-          <w:highlight w:val="red"/>
-        </w:rPr>
-      </w:pPr>
-      <w:r>
-        <w:rPr>
-          <w:rFonts w:eastAsia="Times New Roman"/>
-          <w:highlight w:val="red"/>
-        </w:rPr>
-        <w:t xml:space="preserve">This section describes how the Multi Sequence Learning Experiment was </w:t>
-      </w:r>
-      <w:proofErr w:type="gramStart"/>
-      <w:r>
-        <w:rPr>
-          <w:rFonts w:eastAsia="Times New Roman"/>
-          <w:highlight w:val="red"/>
-        </w:rPr>
-        <w:t>carried out</w:t>
-      </w:r>
-      <w:proofErr w:type="gramEnd"/>
-      <w:r>
-        <w:rPr>
-          <w:rFonts w:eastAsia="Times New Roman"/>
-          <w:highlight w:val="red"/>
-        </w:rPr>
-        <w:t xml:space="preserve">. We investigated how multi-sequence learning for a sequence of numbers works and improved the accuracy of the HTM prediction engine. Furthermore, we created Sequence Learning, which automates the process of reading learning sequences from one file and testing subsequences from another to determine the % prediction accuracy and then saving the results in a result file at the end of the </w:t>
-      </w:r>
-      <w:proofErr w:type="gramStart"/>
-      <w:r>
-        <w:rPr>
-          <w:rFonts w:eastAsia="Times New Roman"/>
-          <w:highlight w:val="red"/>
-        </w:rPr>
-        <w:t>program .</w:t>
-      </w:r>
-      <w:proofErr w:type="gramEnd"/>
-    </w:p>
-    <w:p>
-      <w:pPr>
-        <w:pStyle w:val="BodyText"/>
-        <w:ind w:firstLine="0"/>
-        <w:rPr>
-          <w:spacing w:val="0"/>
-          <w:highlight w:val="red"/>
-          <w:lang w:eastAsia="en-US"/>
-        </w:rPr>
-      </w:pPr>
-    </w:p>
-    <w:p>
-      <w:pPr>
         <w:pStyle w:val="Heading2"/>
-        <w:rPr>
-          <w:b/>
-          <w:bCs/>
-          <w:highlight w:val="red"/>
-        </w:rPr>
-      </w:pPr>
-      <w:r>
-        <w:rPr>
-          <w:b/>
-          <w:bCs/>
-          <w:highlight w:val="red"/>
-        </w:rPr>
-        <w:t>Learning Phase</w:t>
-      </w:r>
-    </w:p>
-    <w:p>
-      <w:pPr>
-        <w:jc w:val="left"/>
-        <w:rPr>
-          <w:highlight w:val="red"/>
-        </w:rPr>
-      </w:pPr>
-    </w:p>
-    <w:p>
-      <w:pPr>
-        <w:jc w:val="both"/>
-        <w:rPr>
-          <w:highlight w:val="red"/>
-        </w:rPr>
-      </w:pPr>
-      <w:r>
-        <w:rPr>
-          <w:highlight w:val="red"/>
-        </w:rPr>
-        <w:t xml:space="preserve">The learning phase includes fetching Datasets from the solution directory and Train using a spatial pooler using a Homeostatic Plasticity Controller for stability. Training of datasets for Multi Sequence Learning </w:t>
-      </w:r>
-      <w:proofErr w:type="gramStart"/>
-      <w:r>
-        <w:rPr>
-          <w:highlight w:val="red"/>
-        </w:rPr>
-        <w:t>is explained</w:t>
-      </w:r>
-      <w:proofErr w:type="gramEnd"/>
-      <w:r>
-        <w:rPr>
-          <w:highlight w:val="red"/>
-        </w:rPr>
-        <w:t xml:space="preserve"> as follows.</w:t>
-      </w:r>
-    </w:p>
-    <w:p>
-      <w:pPr>
-        <w:jc w:val="both"/>
-        <w:rPr>
-          <w:highlight w:val="red"/>
-        </w:rPr>
-      </w:pPr>
-    </w:p>
-    <w:p>
-      <w:pPr>
-        <w:jc w:val="both"/>
-        <w:rPr>
-          <w:highlight w:val="red"/>
-        </w:rPr>
-      </w:pPr>
-    </w:p>
-    <w:p>
-      <w:pPr>
-        <w:jc w:val="both"/>
-        <w:rPr>
-          <w:highlight w:val="red"/>
-        </w:rPr>
-      </w:pPr>
-    </w:p>
-    <w:p>
-      <w:pPr>
-        <w:jc w:val="both"/>
-        <w:rPr>
-          <w:b/>
-          <w:bCs/>
-          <w:highlight w:val="red"/>
-        </w:rPr>
-      </w:pPr>
-      <w:r>
-        <w:rPr>
-          <w:b/>
-          <w:bCs/>
-          <w:highlight w:val="red"/>
-        </w:rPr>
-        <w:t xml:space="preserve">Training </w:t>
-      </w:r>
-      <w:proofErr w:type="gramStart"/>
-      <w:r>
-        <w:rPr>
-          <w:b/>
-          <w:bCs/>
-          <w:highlight w:val="red"/>
-        </w:rPr>
-        <w:t>of</w:t>
-      </w:r>
-      <w:proofErr w:type="gramEnd"/>
-      <w:r>
-        <w:rPr>
-          <w:b/>
-          <w:bCs/>
-          <w:highlight w:val="red"/>
-        </w:rPr>
-        <w:t xml:space="preserve"> Multi-Sequence of Numbers:</w:t>
-      </w:r>
-    </w:p>
-    <w:p>
-      <w:pPr>
-        <w:pStyle w:val="ListParagraph"/>
-        <w:jc w:val="left"/>
-        <w:rPr>
-          <w:highlight w:val="red"/>
-        </w:rPr>
-      </w:pPr>
-    </w:p>
-    <w:p>
-      <w:pPr>
-        <w:spacing w:after="240"/>
-        <w:jc w:val="both"/>
-        <w:rPr>
-          <w:rFonts w:eastAsia="Times New Roman"/>
-          <w:highlight w:val="red"/>
-        </w:rPr>
-      </w:pPr>
-      <w:r>
-        <w:rPr>
-          <w:rFonts w:eastAsia="Times New Roman"/>
-          <w:highlight w:val="red"/>
-        </w:rPr>
-        <w:t xml:space="preserve">The process of learning an ordered set of numbers includes the initialization of datasets, including the label and the sequence. The Sequence </w:t>
-      </w:r>
-      <w:proofErr w:type="gramStart"/>
-      <w:r>
-        <w:rPr>
-          <w:rFonts w:eastAsia="Times New Roman"/>
-          <w:highlight w:val="red"/>
-        </w:rPr>
-        <w:t>is then used</w:t>
-      </w:r>
-      <w:proofErr w:type="gramEnd"/>
-      <w:r>
-        <w:rPr>
-          <w:rFonts w:eastAsia="Times New Roman"/>
-          <w:highlight w:val="red"/>
-        </w:rPr>
-        <w:t xml:space="preserve"> to train the spatial pooler using HTM setup parameters across multiple iterations. After </w:t>
-      </w:r>
-      <w:proofErr w:type="gramStart"/>
-      <w:r>
-        <w:rPr>
-          <w:rFonts w:eastAsia="Times New Roman"/>
-          <w:highlight w:val="red"/>
-        </w:rPr>
-        <w:t>numerous</w:t>
-      </w:r>
-      <w:proofErr w:type="gramEnd"/>
-      <w:r>
-        <w:rPr>
-          <w:rFonts w:eastAsia="Times New Roman"/>
-          <w:highlight w:val="red"/>
-        </w:rPr>
-        <w:t xml:space="preserve"> repetitions, the spatial pooler reaches a stable state. The figure below shows how the Multi Sequence Model performs Sequence of Numbers training.</w:t>
-      </w:r>
-    </w:p>
-    <w:p>
-      <w:pPr>
-        <w:rPr>
-          <w:highlight w:val="red"/>
-        </w:rPr>
+        <w:numPr>
+          <w:ilvl w:val="0"/>
+          <w:numId w:val="0"/>
+        </w:numPr>
+        <w:rPr>
+          <w:b/>
+          <w:bCs/>
+        </w:rPr>
+      </w:pPr>
+      <w:r>
+        <w:rPr>
+          <w:b/>
+          <w:bCs/>
+        </w:rPr>
+        <w:t>2.1.</w:t>
+      </w:r>
+      <w:r>
+        <w:rPr>
+          <w:b/>
+          <w:bCs/>
+        </w:rPr>
+        <w:t>5</w:t>
+      </w:r>
+      <w:r>
+        <w:rPr>
+          <w:b/>
+          <w:bCs/>
+        </w:rPr>
+        <w:t xml:space="preserve">.  </w:t>
+      </w:r>
+      <w:r>
+        <w:rPr>
+          <w:b/>
+          <w:bCs/>
+        </w:rPr>
+        <w:t>Performance metrics and logging</w:t>
+      </w:r>
+    </w:p>
+    <w:p>
+      <w:pPr>
+        <w:jc w:val="both"/>
+      </w:pPr>
+      <w:r>
+        <w:t>PerformanceLogger.cs is used to log key metrics such as CPU cores, affinity, RAM usage, CPU speed, and .NET version. These metrices are logged along with training accuracy and learning time for each experiment.</w:t>
+      </w:r>
+    </w:p>
+    <w:p>
+      <w:pPr>
+        <w:jc w:val="both"/>
       </w:pPr>
       <w:r>
         <w:rPr>
           <w:noProof/>
-          <w:highlight w:val="red"/>
-          <w:lang w:val="en-CA" w:eastAsia="en-CA"/>
         </w:rPr>
         <w:drawing>
-          <wp:inline distT="0" distB="0" distL="0" distR="0" wp14:anchorId="1A98F2E7" wp14:editId="281ED147">
-            <wp:extent cx="1158892" cy="3128318"/>
-            <wp:effectExtent l="0" t="0" r="3175" b="0"/>
-            <wp:docPr id="1" name="Picture 1"/>
+          <wp:inline distT="0" distB="0" distL="0" distR="0" wp14:anchorId="7F578B18" wp14:editId="3A55C9CC">
+            <wp:extent cx="2984500" cy="191729"/>
+            <wp:effectExtent l="0" t="0" r="0" b="0"/>
+            <wp:docPr id="861073918" name="Picture 1"/>
             <wp:cNvGraphicFramePr>
               <a:graphicFrameLocks xmlns:a="http://schemas.openxmlformats.org/drawingml/2006/main" noChangeAspect="1"/>
             </wp:cNvGraphicFramePr>
@@ -4496,17 +4636,11 @@
               <a:graphicData uri="http://schemas.openxmlformats.org/drawingml/2006/picture">
                 <pic:pic xmlns:pic="http://schemas.openxmlformats.org/drawingml/2006/picture">
                   <pic:nvPicPr>
-                    <pic:cNvPr id="1" name="training of sequence.PNG"/>
+                    <pic:cNvPr id="861073918" name=""/>
                     <pic:cNvPicPr/>
                   </pic:nvPicPr>
                   <pic:blipFill>
-                    <a:blip r:embed="rId19" cstate="print">
-                      <a:extLst>
-                        <a:ext uri="{28A0092B-C50C-407E-A947-70E740481C1C}">
-                          <a14:useLocalDpi xmlns:a14="http://schemas.microsoft.com/office/drawing/2010/main" val="0"/>
-                        </a:ext>
-                      </a:extLst>
-                    </a:blip>
+                    <a:blip r:embed="rId25"/>
                     <a:stretch>
                       <a:fillRect/>
                     </a:stretch>
@@ -4514,7 +4648,7 @@
                   <pic:spPr>
                     <a:xfrm>
                       <a:off x="0" y="0"/>
-                      <a:ext cx="1188742" cy="3208896"/>
+                      <a:ext cx="3019430" cy="193973"/>
                     </a:xfrm>
                     <a:prstGeom prst="rect">
                       <a:avLst/>
@@ -4529,161 +4663,66 @@
     </w:p>
     <w:p>
       <w:pPr>
-        <w:rPr>
-          <w:highlight w:val="red"/>
-        </w:rPr>
-      </w:pPr>
-    </w:p>
-    <w:p>
-      <w:pPr>
-        <w:pStyle w:val="BodyText"/>
-        <w:ind w:firstLine="0"/>
-        <w:rPr>
-          <w:highlight w:val="red"/>
-        </w:rPr>
-      </w:pPr>
-      <w:r>
-        <w:rPr>
-          <w:i/>
-          <w:iCs/>
+        <w:jc w:val="both"/>
+      </w:pPr>
+      <w:r>
+        <w:t xml:space="preserve"> </w:t>
+      </w:r>
+    </w:p>
+    <w:p>
+      <w:pPr>
+        <w:pStyle w:val="Heading2"/>
+        <w:numPr>
+          <w:ilvl w:val="0"/>
+          <w:numId w:val="0"/>
+        </w:numPr>
+        <w:rPr>
+          <w:b/>
+          <w:bCs/>
+        </w:rPr>
+      </w:pPr>
+      <w:r>
+        <w:rPr>
+          <w:b/>
+          <w:bCs/>
+        </w:rPr>
+        <w:lastRenderedPageBreak/>
+        <w:t>2.1.</w:t>
+      </w:r>
+      <w:r>
+        <w:rPr>
+          <w:b/>
+          <w:bCs/>
+        </w:rPr>
+        <w:t>6</w:t>
+      </w:r>
+      <w:r>
+        <w:rPr>
+          <w:b/>
+          <w:bCs/>
+        </w:rPr>
+        <w:t>.  Visualization</w:t>
+      </w:r>
+    </w:p>
+    <w:p>
+      <w:pPr>
+        <w:jc w:val="both"/>
+      </w:pPr>
+      <w:r>
+        <w:t xml:space="preserve">generate_charts.py creates graph from the output CSV files which shows the learning time, CPU affinity impact, accuracy trends. </w:t>
+      </w:r>
+    </w:p>
+    <w:p>
+      <w:pPr>
+        <w:jc w:val="both"/>
+      </w:pPr>
+    </w:p>
+    <w:p>
+      <w:pPr>
+        <w:jc w:val="both"/>
+        <w:rPr>
           <w:sz w:val="18"/>
           <w:szCs w:val="18"/>
-          <w:highlight w:val="red"/>
-          <w:lang w:val="en-US"/>
-        </w:rPr>
-        <w:t xml:space="preserve">   </w:t>
-      </w:r>
-      <w:r>
-        <w:rPr>
-          <w:i/>
-          <w:iCs/>
-          <w:sz w:val="18"/>
-          <w:szCs w:val="18"/>
-          <w:highlight w:val="red"/>
-        </w:rPr>
-        <w:t xml:space="preserve">Figure. </w:t>
-      </w:r>
-      <w:r>
-        <w:rPr>
-          <w:i/>
-          <w:iCs/>
-          <w:sz w:val="18"/>
-          <w:szCs w:val="18"/>
-          <w:highlight w:val="red"/>
-          <w:lang w:val="en-US"/>
-        </w:rPr>
-        <w:t>8</w:t>
-      </w:r>
-      <w:r>
-        <w:rPr>
-          <w:i/>
-          <w:iCs/>
-          <w:sz w:val="18"/>
-          <w:szCs w:val="18"/>
-          <w:highlight w:val="red"/>
-        </w:rPr>
-        <w:t xml:space="preserve">: </w:t>
-      </w:r>
-      <w:r>
-        <w:rPr>
-          <w:i/>
-          <w:iCs/>
-          <w:sz w:val="18"/>
-          <w:szCs w:val="18"/>
-          <w:highlight w:val="red"/>
-          <w:lang w:val="en-US"/>
-        </w:rPr>
-        <w:t>Training Model – Sequences of Numbers</w:t>
-      </w:r>
-      <w:r>
-        <w:rPr>
-          <w:highlight w:val="red"/>
-          <w:lang w:val="en-US"/>
-        </w:rPr>
-        <w:t xml:space="preserve"> </w:t>
-      </w:r>
-      <w:r>
-        <w:rPr>
-          <w:highlight w:val="red"/>
-        </w:rPr>
-        <w:t xml:space="preserve">   </w:t>
-      </w:r>
-      <w:r>
-        <w:rPr>
-          <w:highlight w:val="red"/>
-        </w:rPr>
-        <w:t xml:space="preserve">                                                                                </w:t>
-      </w:r>
-    </w:p>
-    <w:p>
-      <w:pPr>
-        <w:pStyle w:val="Heading2"/>
-        <w:numPr>
-          <w:ilvl w:val="1"/>
-          <w:numId w:val="14"/>
-        </w:numPr>
-        <w:rPr>
-          <w:b/>
-          <w:bCs/>
-          <w:highlight w:val="red"/>
-        </w:rPr>
-      </w:pPr>
-      <w:r>
-        <w:rPr>
-          <w:b/>
-          <w:bCs/>
-          <w:highlight w:val="red"/>
-        </w:rPr>
-        <w:t>Prediction Method</w:t>
-      </w:r>
-    </w:p>
-    <w:p>
-      <w:pPr>
-        <w:jc w:val="both"/>
-        <w:rPr>
-          <w:highlight w:val="red"/>
-        </w:rPr>
-      </w:pPr>
-    </w:p>
-    <w:p>
-      <w:pPr>
-        <w:jc w:val="both"/>
-        <w:rPr>
-          <w:highlight w:val="red"/>
-          <w:lang w:val="en-GB" w:eastAsia="ja-JP"/>
-        </w:rPr>
-      </w:pPr>
-      <w:r>
-        <w:rPr>
-          <w:highlight w:val="red"/>
-          <w:lang w:val="en-GB" w:eastAsia="ja-JP"/>
-        </w:rPr>
-        <w:t xml:space="preserve">When the learning/training stage is complete, the model generates a similarity matrix for each class. The SDRs calculated for the input numbers are then compared to the </w:t>
-      </w:r>
-      <w:r>
-        <w:rPr>
-          <w:highlight w:val="red"/>
-          <w:lang w:val="en-GB" w:eastAsia="ja-JP"/>
-        </w:rPr>
-        <w:lastRenderedPageBreak/>
-        <w:t xml:space="preserve">SDRs of the appropriate sequence learned during training to determine accuracy based on the total number of hits and sequence count. In addition, the input sequence is transformed into an SDR and compared to each of the learned sequences' SDRs during training. The correlation matrix is then utilized to find the best match, and the estimated sequence is allocated an observation class (label) based on its accuracy and classification, with the prediction Engine displaying the percentage accuracy of the sequences it belongs </w:t>
-      </w:r>
-      <w:proofErr w:type="gramStart"/>
-      <w:r>
-        <w:rPr>
-          <w:highlight w:val="red"/>
-          <w:lang w:val="en-GB" w:eastAsia="ja-JP"/>
-        </w:rPr>
-        <w:t>too .</w:t>
-      </w:r>
-      <w:proofErr w:type="gramEnd"/>
-    </w:p>
-    <w:p>
-      <w:pPr>
-        <w:jc w:val="both"/>
-        <w:rPr>
-          <w:highlight w:val="red"/>
-          <w:lang w:val="en-GB" w:eastAsia="ja-JP"/>
         </w:rPr>
       </w:pPr>
     </w:p>
@@ -4692,51 +4731,152 @@
         <w:pStyle w:val="Heading1"/>
         <w:numPr>
           <w:ilvl w:val="0"/>
-          <w:numId w:val="12"/>
+          <w:numId w:val="0"/>
         </w:numPr>
+      </w:pPr>
+      <w:r>
+        <w:t>3.</w:t>
+      </w:r>
+      <w:r>
+        <w:t xml:space="preserve">     </w:t>
+      </w:r>
+      <w:r>
+        <w:t>IMPLEMENTATION</w:t>
+      </w:r>
+    </w:p>
+    <w:p>
+      <w:pPr>
+        <w:jc w:val="left"/>
         <w:rPr>
           <w:highlight w:val="red"/>
         </w:rPr>
       </w:pPr>
-      <w:r>
-        <w:rPr>
+    </w:p>
+    <w:p>
+      <w:pPr>
+        <w:pStyle w:val="BodyText"/>
+        <w:ind w:firstLine="0"/>
+        <w:rPr>
+          <w:spacing w:val="0"/>
           <w:highlight w:val="red"/>
-        </w:rPr>
-        <w:t xml:space="preserve">    RESULTS</w:t>
-      </w:r>
-    </w:p>
-    <w:p>
-      <w:pPr>
-        <w:jc w:val="both"/>
+          <w:lang w:eastAsia="en-US"/>
+        </w:rPr>
+      </w:pPr>
+    </w:p>
+    <w:p>
+      <w:pPr>
+        <w:pStyle w:val="Heading2"/>
+        <w:numPr>
+          <w:ilvl w:val="0"/>
+          <w:numId w:val="0"/>
+        </w:numPr>
+        <w:rPr>
+          <w:b/>
+          <w:bCs/>
+        </w:rPr>
+      </w:pPr>
+      <w:r>
+        <w:rPr>
+          <w:b/>
+          <w:bCs/>
+        </w:rPr>
+        <w:t xml:space="preserve">3.1. </w:t>
+      </w:r>
+      <w:r>
+        <w:rPr>
+          <w:b/>
+          <w:bCs/>
+        </w:rPr>
+        <w:t xml:space="preserve"> Experiment Configuration and Argument Parsing</w:t>
+      </w:r>
+    </w:p>
+    <w:p>
+      <w:pPr>
+        <w:jc w:val="both"/>
+        <w:rPr>
+          <w:lang w:val="en-DE"/>
+        </w:rPr>
+      </w:pPr>
+      <w:r>
+        <w:t>This experiment is designed in a way that it works it dynamic configuration at runtime through command line arguments which includes the dataset location, number of CPU cores is being used and to calculate the number of CPU cores CPU affinity mask.</w:t>
+      </w:r>
+      <w:r>
+        <w:br/>
+      </w:r>
+      <w:r>
+        <w:rPr>
+          <w:lang w:val="en-DE"/>
+        </w:rPr>
+        <w:t>“</w:t>
+      </w:r>
+      <w:r>
+        <w:rPr>
+          <w:lang w:val="en-DE"/>
+        </w:rPr>
+        <w:t>--sequence-folder &lt;path&gt; --out &lt;output.csv&gt; --cores 1 --affinity 1 --experiment MultiSequenceLearning</w:t>
+      </w:r>
+      <w:r>
+        <w:rPr>
+          <w:lang w:val="en-DE"/>
+        </w:rPr>
+        <w:t>”</w:t>
+      </w:r>
+      <w:r>
+        <w:rPr>
+          <w:lang w:val="en-DE"/>
+        </w:rPr>
+        <w:tab/>
+      </w:r>
+    </w:p>
+    <w:p>
+      <w:pPr>
+        <w:jc w:val="both"/>
+        <w:rPr>
+          <w:lang w:val="en-DE"/>
+        </w:rPr>
+      </w:pPr>
+    </w:p>
+    <w:p>
+      <w:pPr>
+        <w:jc w:val="both"/>
+        <w:rPr>
+          <w:lang w:val="en-DE"/>
+        </w:rPr>
+      </w:pPr>
+      <w:r>
+        <w:rPr>
+          <w:lang w:val="en-DE"/>
+        </w:rPr>
+        <w:t>InputParameter.cs class was implemented to parse argument from Program.cs</w:t>
+      </w:r>
+      <w:r>
+        <w:rPr>
+          <w:lang w:val="en-DE"/>
+        </w:rPr>
+        <w:t>.</w:t>
+      </w:r>
+    </w:p>
+    <w:p>
+      <w:pPr>
+        <w:jc w:val="both"/>
+      </w:pPr>
+    </w:p>
+    <w:p>
+      <w:pPr>
+        <w:jc w:val="left"/>
         <w:rPr>
           <w:highlight w:val="red"/>
         </w:rPr>
       </w:pPr>
       <w:r>
         <w:rPr>
-          <w:highlight w:val="red"/>
-        </w:rPr>
-        <w:t>In this project, we have used a sequence of Numbers for Multi-sequence learning of Numbers Sequence for Multi Sequence.</w:t>
-      </w:r>
-    </w:p>
-    <w:p>
-      <w:pPr>
-        <w:jc w:val="both"/>
-        <w:rPr>
-          <w:highlight w:val="red"/>
-        </w:rPr>
-      </w:pPr>
-      <w:r>
-        <w:rPr>
           <w:noProof/>
-          <w:highlight w:val="red"/>
-          <w:lang w:val="en-CA" w:eastAsia="en-CA"/>
         </w:rPr>
         <w:drawing>
-          <wp:inline distT="0" distB="0" distL="0" distR="0" wp14:anchorId="6FB63EB1" wp14:editId="40A2AE2E">
-            <wp:extent cx="2910205" cy="3323492"/>
-            <wp:effectExtent l="0" t="0" r="4445" b="0"/>
-            <wp:docPr id="1152958161" name="Picture 1" descr="A diagram of a process&#10;&#10;Description automatically generated"/>
+          <wp:inline distT="0" distB="0" distL="0" distR="0" wp14:anchorId="37A5D3FD" wp14:editId="15EE2A4D">
+            <wp:extent cx="2984500" cy="286385"/>
+            <wp:effectExtent l="0" t="0" r="6350" b="0"/>
+            <wp:docPr id="572073339" name="Picture 1"/>
             <wp:cNvGraphicFramePr>
               <a:graphicFrameLocks xmlns:a="http://schemas.openxmlformats.org/drawingml/2006/main" noChangeAspect="1"/>
             </wp:cNvGraphicFramePr>
@@ -4744,17 +4884,11 @@
               <a:graphicData uri="http://schemas.openxmlformats.org/drawingml/2006/picture">
                 <pic:pic xmlns:pic="http://schemas.openxmlformats.org/drawingml/2006/picture">
                   <pic:nvPicPr>
-                    <pic:cNvPr id="1152958161" name="Picture 1" descr="A diagram of a process&#10;&#10;Description automatically generated"/>
+                    <pic:cNvPr id="1652597307" name=""/>
                     <pic:cNvPicPr/>
                   </pic:nvPicPr>
                   <pic:blipFill>
-                    <a:blip r:embed="rId20">
-                      <a:extLst>
-                        <a:ext uri="{28A0092B-C50C-407E-A947-70E740481C1C}">
-                          <a14:useLocalDpi xmlns:a14="http://schemas.microsoft.com/office/drawing/2010/main" val="0"/>
-                        </a:ext>
-                      </a:extLst>
-                    </a:blip>
+                    <a:blip r:embed="rId18"/>
                     <a:stretch>
                       <a:fillRect/>
                     </a:stretch>
@@ -4762,7 +4896,7 @@
                   <pic:spPr>
                     <a:xfrm>
                       <a:off x="0" y="0"/>
-                      <a:ext cx="2935207" cy="3352045"/>
+                      <a:ext cx="2984500" cy="286385"/>
                     </a:xfrm>
                     <a:prstGeom prst="rect">
                       <a:avLst/>
@@ -4777,6 +4911,1091 @@
     </w:p>
     <w:p>
       <w:pPr>
+        <w:pStyle w:val="Heading2"/>
+        <w:numPr>
+          <w:ilvl w:val="0"/>
+          <w:numId w:val="0"/>
+        </w:numPr>
+        <w:rPr>
+          <w:b/>
+          <w:bCs/>
+        </w:rPr>
+      </w:pPr>
+      <w:r>
+        <w:rPr>
+          <w:b/>
+          <w:bCs/>
+        </w:rPr>
+        <w:t xml:space="preserve">3.2. </w:t>
+      </w:r>
+      <w:r>
+        <w:rPr>
+          <w:b/>
+          <w:bCs/>
+        </w:rPr>
+        <w:t xml:space="preserve"> CPU Affinity Handling</w:t>
+      </w:r>
+    </w:p>
+    <w:p>
+      <w:pPr>
+        <w:jc w:val="both"/>
+      </w:pPr>
+      <w:r>
+        <w:t xml:space="preserve">By using </w:t>
+      </w:r>
+      <w:proofErr w:type="spellStart"/>
+      <w:proofErr w:type="gramStart"/>
+      <w:r>
+        <w:t>System.Diagnostics.</w:t>
+      </w:r>
+      <w:r>
+        <w:t>P</w:t>
+      </w:r>
+      <w:r>
+        <w:t>rocess</w:t>
+      </w:r>
+      <w:proofErr w:type="spellEnd"/>
+      <w:proofErr w:type="gramEnd"/>
+      <w:r>
+        <w:t xml:space="preserve">, the CPU affinity masking is controlling </w:t>
+      </w:r>
+      <w:r>
+        <w:t>parallelism</w:t>
+      </w:r>
+      <w:r>
+        <w:t>:</w:t>
+      </w:r>
+    </w:p>
+    <w:p>
+      <w:pPr>
+        <w:jc w:val="both"/>
+      </w:pPr>
+      <w:r>
+        <w:br/>
+      </w:r>
+      <w:r>
+        <w:rPr>
+          <w:noProof/>
+        </w:rPr>
+        <w:drawing>
+          <wp:inline distT="0" distB="0" distL="0" distR="0" wp14:anchorId="60328BEA" wp14:editId="6E924D66">
+            <wp:extent cx="2984500" cy="150495"/>
+            <wp:effectExtent l="0" t="0" r="6350" b="1905"/>
+            <wp:docPr id="523899190" name="Picture 1"/>
+            <wp:cNvGraphicFramePr>
+              <a:graphicFrameLocks xmlns:a="http://schemas.openxmlformats.org/drawingml/2006/main" noChangeAspect="1"/>
+            </wp:cNvGraphicFramePr>
+            <a:graphic xmlns:a="http://schemas.openxmlformats.org/drawingml/2006/main">
+              <a:graphicData uri="http://schemas.openxmlformats.org/drawingml/2006/picture">
+                <pic:pic xmlns:pic="http://schemas.openxmlformats.org/drawingml/2006/picture">
+                  <pic:nvPicPr>
+                    <pic:cNvPr id="523899190" name=""/>
+                    <pic:cNvPicPr/>
+                  </pic:nvPicPr>
+                  <pic:blipFill>
+                    <a:blip r:embed="rId26"/>
+                    <a:stretch>
+                      <a:fillRect/>
+                    </a:stretch>
+                  </pic:blipFill>
+                  <pic:spPr>
+                    <a:xfrm>
+                      <a:off x="0" y="0"/>
+                      <a:ext cx="2984500" cy="150495"/>
+                    </a:xfrm>
+                    <a:prstGeom prst="rect">
+                      <a:avLst/>
+                    </a:prstGeom>
+                  </pic:spPr>
+                </pic:pic>
+              </a:graphicData>
+            </a:graphic>
+          </wp:inline>
+        </w:drawing>
+      </w:r>
+    </w:p>
+    <w:p>
+      <w:pPr>
+        <w:jc w:val="both"/>
+      </w:pPr>
+      <w:proofErr w:type="gramStart"/>
+      <w:r>
+        <w:t>In order to</w:t>
+      </w:r>
+      <w:proofErr w:type="gramEnd"/>
+      <w:r>
+        <w:t xml:space="preserve"> verify the active </w:t>
+      </w:r>
+      <w:r>
+        <w:t>cores,</w:t>
+      </w:r>
+      <w:r>
+        <w:t xml:space="preserve"> the method below decodes the bitmask into core indices:</w:t>
+      </w:r>
+      <w:r>
+        <w:br/>
+      </w:r>
+      <w:r>
+        <w:rPr>
+          <w:noProof/>
+        </w:rPr>
+        <w:drawing>
+          <wp:inline distT="0" distB="0" distL="0" distR="0" wp14:anchorId="7A65AE4D" wp14:editId="7118F4DA">
+            <wp:extent cx="2979284" cy="176980"/>
+            <wp:effectExtent l="0" t="0" r="0" b="0"/>
+            <wp:docPr id="235153327" name="Picture 1"/>
+            <wp:cNvGraphicFramePr>
+              <a:graphicFrameLocks xmlns:a="http://schemas.openxmlformats.org/drawingml/2006/main" noChangeAspect="1"/>
+            </wp:cNvGraphicFramePr>
+            <a:graphic xmlns:a="http://schemas.openxmlformats.org/drawingml/2006/main">
+              <a:graphicData uri="http://schemas.openxmlformats.org/drawingml/2006/picture">
+                <pic:pic xmlns:pic="http://schemas.openxmlformats.org/drawingml/2006/picture">
+                  <pic:nvPicPr>
+                    <pic:cNvPr id="235153327" name=""/>
+                    <pic:cNvPicPr/>
+                  </pic:nvPicPr>
+                  <pic:blipFill>
+                    <a:blip r:embed="rId27"/>
+                    <a:stretch>
+                      <a:fillRect/>
+                    </a:stretch>
+                  </pic:blipFill>
+                  <pic:spPr>
+                    <a:xfrm>
+                      <a:off x="0" y="0"/>
+                      <a:ext cx="3030742" cy="180037"/>
+                    </a:xfrm>
+                    <a:prstGeom prst="rect">
+                      <a:avLst/>
+                    </a:prstGeom>
+                  </pic:spPr>
+                </pic:pic>
+              </a:graphicData>
+            </a:graphic>
+          </wp:inline>
+        </w:drawing>
+      </w:r>
+    </w:p>
+    <w:p>
+      <w:pPr>
+        <w:jc w:val="both"/>
+      </w:pPr>
+    </w:p>
+    <w:p>
+      <w:pPr>
+        <w:jc w:val="both"/>
+      </w:pPr>
+      <w:r>
+        <w:t xml:space="preserve">It confirms consistent benchmarking </w:t>
+      </w:r>
+      <w:r>
+        <w:t>throughout</w:t>
+      </w:r>
+      <w:r>
+        <w:t xml:space="preserve"> hardware profile</w:t>
+      </w:r>
+      <w:r>
+        <w:t>s</w:t>
+      </w:r>
+      <w:r>
+        <w:t>.</w:t>
+      </w:r>
+    </w:p>
+    <w:p>
+      <w:pPr>
+        <w:pStyle w:val="Heading2"/>
+        <w:numPr>
+          <w:ilvl w:val="0"/>
+          <w:numId w:val="0"/>
+        </w:numPr>
+        <w:rPr>
+          <w:b/>
+          <w:bCs/>
+        </w:rPr>
+      </w:pPr>
+      <w:r>
+        <w:rPr>
+          <w:b/>
+          <w:bCs/>
+        </w:rPr>
+        <w:t>3.</w:t>
+      </w:r>
+      <w:r>
+        <w:rPr>
+          <w:b/>
+          <w:bCs/>
+        </w:rPr>
+        <w:t>3</w:t>
+      </w:r>
+      <w:r>
+        <w:rPr>
+          <w:b/>
+          <w:bCs/>
+        </w:rPr>
+        <w:t>.  DataSet Loading</w:t>
+      </w:r>
+    </w:p>
+    <w:p>
+      <w:pPr>
+        <w:jc w:val="both"/>
+      </w:pPr>
+      <w:r>
+        <w:t>Training and testing sequences are stored as JSON file (</w:t>
+      </w:r>
+      <w:r>
+        <w:t>dataset</w:t>
+      </w:r>
+      <w:r>
+        <w:t>_</w:t>
+      </w:r>
+      <w:proofErr w:type="gramStart"/>
+      <w:r>
+        <w:t>*.</w:t>
+      </w:r>
+      <w:proofErr w:type="spellStart"/>
+      <w:r>
+        <w:t>json</w:t>
+      </w:r>
+      <w:proofErr w:type="spellEnd"/>
+      <w:proofErr w:type="gramEnd"/>
+      <w:r>
+        <w:t>, test</w:t>
+      </w:r>
+      <w:r>
+        <w:t>_</w:t>
+      </w:r>
+      <w:proofErr w:type="gramStart"/>
+      <w:r>
+        <w:t>*.</w:t>
+      </w:r>
+      <w:proofErr w:type="spellStart"/>
+      <w:r>
+        <w:t>json</w:t>
+      </w:r>
+      <w:proofErr w:type="spellEnd"/>
+      <w:proofErr w:type="gramEnd"/>
+      <w:r>
+        <w:t>)</w:t>
+      </w:r>
+      <w:r>
+        <w:t xml:space="preserve"> and loaded using </w:t>
+      </w:r>
+      <w:proofErr w:type="spellStart"/>
+      <w:r>
+        <w:t>JsonConvert.DeserializeObject</w:t>
+      </w:r>
+      <w:proofErr w:type="spellEnd"/>
+      <w:r>
+        <w:t>:</w:t>
+      </w:r>
+    </w:p>
+    <w:p>
+      <w:pPr>
+        <w:jc w:val="both"/>
+      </w:pPr>
+    </w:p>
+    <w:p>
+      <w:pPr>
+        <w:jc w:val="both"/>
+      </w:pPr>
+      <w:r>
+        <w:rPr>
+          <w:noProof/>
+        </w:rPr>
+        <w:drawing>
+          <wp:inline distT="0" distB="0" distL="0" distR="0" wp14:anchorId="10E928A1" wp14:editId="5BC85CB6">
+            <wp:extent cx="2408129" cy="167655"/>
+            <wp:effectExtent l="0" t="0" r="0" b="3810"/>
+            <wp:docPr id="335277073" name="Picture 1"/>
+            <wp:cNvGraphicFramePr>
+              <a:graphicFrameLocks xmlns:a="http://schemas.openxmlformats.org/drawingml/2006/main" noChangeAspect="1"/>
+            </wp:cNvGraphicFramePr>
+            <a:graphic xmlns:a="http://schemas.openxmlformats.org/drawingml/2006/main">
+              <a:graphicData uri="http://schemas.openxmlformats.org/drawingml/2006/picture">
+                <pic:pic xmlns:pic="http://schemas.openxmlformats.org/drawingml/2006/picture">
+                  <pic:nvPicPr>
+                    <pic:cNvPr id="335277073" name=""/>
+                    <pic:cNvPicPr/>
+                  </pic:nvPicPr>
+                  <pic:blipFill>
+                    <a:blip r:embed="rId28"/>
+                    <a:stretch>
+                      <a:fillRect/>
+                    </a:stretch>
+                  </pic:blipFill>
+                  <pic:spPr>
+                    <a:xfrm>
+                      <a:off x="0" y="0"/>
+                      <a:ext cx="2408129" cy="167655"/>
+                    </a:xfrm>
+                    <a:prstGeom prst="rect">
+                      <a:avLst/>
+                    </a:prstGeom>
+                  </pic:spPr>
+                </pic:pic>
+              </a:graphicData>
+            </a:graphic>
+          </wp:inline>
+        </w:drawing>
+      </w:r>
+    </w:p>
+    <w:p>
+      <w:pPr>
+        <w:jc w:val="both"/>
+      </w:pPr>
+    </w:p>
+    <w:p>
+      <w:pPr>
+        <w:jc w:val="both"/>
+      </w:pPr>
+      <w:r>
+        <w:rPr>
+          <w:noProof/>
+        </w:rPr>
+        <w:drawing>
+          <wp:inline distT="0" distB="0" distL="0" distR="0" wp14:anchorId="6AFEAE0D" wp14:editId="014A7931">
+            <wp:extent cx="2984500" cy="188186"/>
+            <wp:effectExtent l="0" t="0" r="0" b="2540"/>
+            <wp:docPr id="1351113721" name="Picture 1"/>
+            <wp:cNvGraphicFramePr>
+              <a:graphicFrameLocks xmlns:a="http://schemas.openxmlformats.org/drawingml/2006/main" noChangeAspect="1"/>
+            </wp:cNvGraphicFramePr>
+            <a:graphic xmlns:a="http://schemas.openxmlformats.org/drawingml/2006/main">
+              <a:graphicData uri="http://schemas.openxmlformats.org/drawingml/2006/picture">
+                <pic:pic xmlns:pic="http://schemas.openxmlformats.org/drawingml/2006/picture">
+                  <pic:nvPicPr>
+                    <pic:cNvPr id="1351113721" name=""/>
+                    <pic:cNvPicPr/>
+                  </pic:nvPicPr>
+                  <pic:blipFill>
+                    <a:blip r:embed="rId29"/>
+                    <a:stretch>
+                      <a:fillRect/>
+                    </a:stretch>
+                  </pic:blipFill>
+                  <pic:spPr>
+                    <a:xfrm>
+                      <a:off x="0" y="0"/>
+                      <a:ext cx="3091377" cy="194925"/>
+                    </a:xfrm>
+                    <a:prstGeom prst="rect">
+                      <a:avLst/>
+                    </a:prstGeom>
+                  </pic:spPr>
+                </pic:pic>
+              </a:graphicData>
+            </a:graphic>
+          </wp:inline>
+        </w:drawing>
+      </w:r>
+      <w:r>
+        <w:t xml:space="preserve"> </w:t>
+      </w:r>
+    </w:p>
+    <w:p>
+      <w:pPr>
+        <w:jc w:val="both"/>
+      </w:pPr>
+    </w:p>
+    <w:p>
+      <w:pPr>
+        <w:jc w:val="both"/>
+      </w:pPr>
+      <w:r>
+        <w:t>The sequences are grouped by name and combined using LINQ:</w:t>
+      </w:r>
+    </w:p>
+    <w:p>
+      <w:pPr>
+        <w:jc w:val="both"/>
+      </w:pPr>
+      <w:r>
+        <w:rPr>
+          <w:noProof/>
+        </w:rPr>
+        <w:drawing>
+          <wp:inline distT="0" distB="0" distL="0" distR="0" wp14:anchorId="47CBAEE1" wp14:editId="40FD8950">
+            <wp:extent cx="2981190" cy="516193"/>
+            <wp:effectExtent l="0" t="0" r="0" b="0"/>
+            <wp:docPr id="513707803" name="Picture 1"/>
+            <wp:cNvGraphicFramePr>
+              <a:graphicFrameLocks xmlns:a="http://schemas.openxmlformats.org/drawingml/2006/main" noChangeAspect="1"/>
+            </wp:cNvGraphicFramePr>
+            <a:graphic xmlns:a="http://schemas.openxmlformats.org/drawingml/2006/main">
+              <a:graphicData uri="http://schemas.openxmlformats.org/drawingml/2006/picture">
+                <pic:pic xmlns:pic="http://schemas.openxmlformats.org/drawingml/2006/picture">
+                  <pic:nvPicPr>
+                    <pic:cNvPr id="513707803" name=""/>
+                    <pic:cNvPicPr/>
+                  </pic:nvPicPr>
+                  <pic:blipFill>
+                    <a:blip r:embed="rId30"/>
+                    <a:stretch>
+                      <a:fillRect/>
+                    </a:stretch>
+                  </pic:blipFill>
+                  <pic:spPr>
+                    <a:xfrm>
+                      <a:off x="0" y="0"/>
+                      <a:ext cx="3021975" cy="523255"/>
+                    </a:xfrm>
+                    <a:prstGeom prst="rect">
+                      <a:avLst/>
+                    </a:prstGeom>
+                  </pic:spPr>
+                </pic:pic>
+              </a:graphicData>
+            </a:graphic>
+          </wp:inline>
+        </w:drawing>
+      </w:r>
+    </w:p>
+    <w:p>
+      <w:pPr>
+        <w:pStyle w:val="Heading2"/>
+        <w:numPr>
+          <w:ilvl w:val="0"/>
+          <w:numId w:val="0"/>
+        </w:numPr>
+        <w:rPr>
+          <w:b/>
+          <w:bCs/>
+        </w:rPr>
+      </w:pPr>
+      <w:r>
+        <w:rPr>
+          <w:b/>
+          <w:bCs/>
+        </w:rPr>
+        <w:t>3.</w:t>
+      </w:r>
+      <w:r>
+        <w:rPr>
+          <w:b/>
+          <w:bCs/>
+        </w:rPr>
+        <w:t>4</w:t>
+      </w:r>
+      <w:r>
+        <w:rPr>
+          <w:b/>
+          <w:bCs/>
+        </w:rPr>
+        <w:t>.</w:t>
+      </w:r>
+      <w:r>
+        <w:rPr>
+          <w:b/>
+          <w:bCs/>
+        </w:rPr>
+        <w:t xml:space="preserve">  Training with Run() via IExperiment</w:t>
+      </w:r>
+      <w:r>
+        <w:rPr>
+          <w:b/>
+          <w:bCs/>
+        </w:rPr>
+        <w:t xml:space="preserve">  </w:t>
+      </w:r>
+    </w:p>
+    <w:p>
+      <w:pPr>
+        <w:jc w:val="both"/>
+      </w:pPr>
+      <w:r>
+        <w:t>The main experiment logic is e</w:t>
+      </w:r>
+      <w:r>
+        <w:t>xtended</w:t>
+      </w:r>
+      <w:r>
+        <w:t xml:space="preserve"> in the IExperiment interface. The selecte</w:t>
+      </w:r>
+      <w:r>
+        <w:t>d</w:t>
+      </w:r>
+      <w:r>
+        <w:t xml:space="preserve"> experiment class (i.e. MultiSequenceLearning) is dynamically loaded: </w:t>
+      </w:r>
+    </w:p>
+    <w:p>
+      <w:pPr>
+        <w:jc w:val="both"/>
+        <w:rPr>
+          <w:highlight w:val="red"/>
+        </w:rPr>
+      </w:pPr>
+    </w:p>
+    <w:p>
+      <w:pPr>
+        <w:jc w:val="both"/>
+        <w:rPr>
+          <w:highlight w:val="red"/>
+        </w:rPr>
+      </w:pPr>
+      <w:r>
+        <w:rPr>
+          <w:noProof/>
+        </w:rPr>
+        <w:drawing>
+          <wp:inline distT="0" distB="0" distL="0" distR="0" wp14:anchorId="3EE47E16" wp14:editId="75EBE956">
+            <wp:extent cx="2974606" cy="345624"/>
+            <wp:effectExtent l="0" t="0" r="0" b="0"/>
+            <wp:docPr id="1926403121" name="Picture 1"/>
+            <wp:cNvGraphicFramePr>
+              <a:graphicFrameLocks xmlns:a="http://schemas.openxmlformats.org/drawingml/2006/main" noChangeAspect="1"/>
+            </wp:cNvGraphicFramePr>
+            <a:graphic xmlns:a="http://schemas.openxmlformats.org/drawingml/2006/main">
+              <a:graphicData uri="http://schemas.openxmlformats.org/drawingml/2006/picture">
+                <pic:pic xmlns:pic="http://schemas.openxmlformats.org/drawingml/2006/picture">
+                  <pic:nvPicPr>
+                    <pic:cNvPr id="1926403121" name=""/>
+                    <pic:cNvPicPr/>
+                  </pic:nvPicPr>
+                  <pic:blipFill>
+                    <a:blip r:embed="rId31"/>
+                    <a:stretch>
+                      <a:fillRect/>
+                    </a:stretch>
+                  </pic:blipFill>
+                  <pic:spPr>
+                    <a:xfrm>
+                      <a:off x="0" y="0"/>
+                      <a:ext cx="3070740" cy="356794"/>
+                    </a:xfrm>
+                    <a:prstGeom prst="rect">
+                      <a:avLst/>
+                    </a:prstGeom>
+                  </pic:spPr>
+                </pic:pic>
+              </a:graphicData>
+            </a:graphic>
+          </wp:inline>
+        </w:drawing>
+      </w:r>
+    </w:p>
+    <w:p>
+      <w:pPr>
+        <w:jc w:val="both"/>
+        <w:rPr>
+          <w:highlight w:val="red"/>
+        </w:rPr>
+      </w:pPr>
+    </w:p>
+    <w:p>
+      <w:pPr>
+        <w:jc w:val="both"/>
+        <w:rPr>
+          <w:highlight w:val="red"/>
+        </w:rPr>
+      </w:pPr>
+      <w:r>
+        <w:t xml:space="preserve">Model training is initiated </w:t>
+      </w:r>
+      <w:r>
+        <w:t>with:</w:t>
+      </w:r>
+    </w:p>
+    <w:p>
+      <w:pPr>
+        <w:jc w:val="both"/>
+        <w:rPr>
+          <w:highlight w:val="red"/>
+        </w:rPr>
+      </w:pPr>
+      <w:r>
+        <w:rPr>
+          <w:highlight w:val="red"/>
+        </w:rPr>
+        <w:br/>
+      </w:r>
+      <w:r>
+        <w:rPr>
+          <w:noProof/>
+        </w:rPr>
+        <w:drawing>
+          <wp:inline distT="0" distB="0" distL="0" distR="0" wp14:anchorId="3BCD6AF1" wp14:editId="68B8E920">
+            <wp:extent cx="2984500" cy="184355"/>
+            <wp:effectExtent l="0" t="0" r="0" b="6350"/>
+            <wp:docPr id="1241110277" name="Picture 1"/>
+            <wp:cNvGraphicFramePr>
+              <a:graphicFrameLocks xmlns:a="http://schemas.openxmlformats.org/drawingml/2006/main" noChangeAspect="1"/>
+            </wp:cNvGraphicFramePr>
+            <a:graphic xmlns:a="http://schemas.openxmlformats.org/drawingml/2006/main">
+              <a:graphicData uri="http://schemas.openxmlformats.org/drawingml/2006/picture">
+                <pic:pic xmlns:pic="http://schemas.openxmlformats.org/drawingml/2006/picture">
+                  <pic:nvPicPr>
+                    <pic:cNvPr id="1241110277" name=""/>
+                    <pic:cNvPicPr/>
+                  </pic:nvPicPr>
+                  <pic:blipFill>
+                    <a:blip r:embed="rId32"/>
+                    <a:stretch>
+                      <a:fillRect/>
+                    </a:stretch>
+                  </pic:blipFill>
+                  <pic:spPr>
+                    <a:xfrm>
+                      <a:off x="0" y="0"/>
+                      <a:ext cx="2988892" cy="184626"/>
+                    </a:xfrm>
+                    <a:prstGeom prst="rect">
+                      <a:avLst/>
+                    </a:prstGeom>
+                  </pic:spPr>
+                </pic:pic>
+              </a:graphicData>
+            </a:graphic>
+          </wp:inline>
+        </w:drawing>
+      </w:r>
+    </w:p>
+    <w:p>
+      <w:pPr>
+        <w:jc w:val="both"/>
+        <w:rPr>
+          <w:highlight w:val="red"/>
+        </w:rPr>
+      </w:pPr>
+    </w:p>
+    <w:p>
+      <w:pPr>
+        <w:jc w:val="both"/>
+      </w:pPr>
+      <w:r>
+        <w:t xml:space="preserve">This </w:t>
+      </w:r>
+      <w:r>
+        <w:t xml:space="preserve">launches </w:t>
+      </w:r>
+      <w:proofErr w:type="spellStart"/>
+      <w:r>
+        <w:t>MultiSequencelearning.cs’s</w:t>
+      </w:r>
+      <w:proofErr w:type="spellEnd"/>
+      <w:r>
+        <w:t xml:space="preserve"> </w:t>
+      </w:r>
+      <w:proofErr w:type="gramStart"/>
+      <w:r>
+        <w:t>Run(</w:t>
+      </w:r>
+      <w:proofErr w:type="gramEnd"/>
+      <w:r>
+        <w:t>) implementation</w:t>
+      </w:r>
+      <w:r>
+        <w:t xml:space="preserve"> </w:t>
+      </w:r>
+      <w:r>
+        <w:t xml:space="preserve">which </w:t>
+      </w:r>
+      <w:r>
+        <w:t>sets up</w:t>
+      </w:r>
+      <w:r>
+        <w:t xml:space="preserve"> the HTM pipeline:</w:t>
+      </w:r>
+    </w:p>
+    <w:p>
+      <w:pPr>
+        <w:jc w:val="both"/>
+        <w:rPr>
+          <w:highlight w:val="red"/>
+        </w:rPr>
+      </w:pPr>
+      <w:r>
+        <w:rPr>
+          <w:highlight w:val="red"/>
+        </w:rPr>
+        <w:br/>
+      </w:r>
+      <w:r>
+        <w:rPr>
+          <w:noProof/>
+        </w:rPr>
+        <w:drawing>
+          <wp:inline distT="0" distB="0" distL="0" distR="0" wp14:anchorId="1BCC6C36" wp14:editId="3D3A2BC4">
+            <wp:extent cx="2984500" cy="776441"/>
+            <wp:effectExtent l="0" t="0" r="6350" b="5080"/>
+            <wp:docPr id="865866108" name="Picture 1" descr="A computer screen shot of text&#10;&#10;AI-generated content may be incorrect."/>
+            <wp:cNvGraphicFramePr>
+              <a:graphicFrameLocks xmlns:a="http://schemas.openxmlformats.org/drawingml/2006/main" noChangeAspect="1"/>
+            </wp:cNvGraphicFramePr>
+            <a:graphic xmlns:a="http://schemas.openxmlformats.org/drawingml/2006/main">
+              <a:graphicData uri="http://schemas.openxmlformats.org/drawingml/2006/picture">
+                <pic:pic xmlns:pic="http://schemas.openxmlformats.org/drawingml/2006/picture">
+                  <pic:nvPicPr>
+                    <pic:cNvPr id="865866108" name="Picture 1" descr="A computer screen shot of text&#10;&#10;AI-generated content may be incorrect."/>
+                    <pic:cNvPicPr/>
+                  </pic:nvPicPr>
+                  <pic:blipFill>
+                    <a:blip r:embed="rId33"/>
+                    <a:stretch>
+                      <a:fillRect/>
+                    </a:stretch>
+                  </pic:blipFill>
+                  <pic:spPr>
+                    <a:xfrm>
+                      <a:off x="0" y="0"/>
+                      <a:ext cx="2992215" cy="778448"/>
+                    </a:xfrm>
+                    <a:prstGeom prst="rect">
+                      <a:avLst/>
+                    </a:prstGeom>
+                  </pic:spPr>
+                </pic:pic>
+              </a:graphicData>
+            </a:graphic>
+          </wp:inline>
+        </w:drawing>
+      </w:r>
+    </w:p>
+    <w:p>
+      <w:pPr>
+        <w:pStyle w:val="Heading2"/>
+        <w:numPr>
+          <w:ilvl w:val="0"/>
+          <w:numId w:val="0"/>
+        </w:numPr>
+        <w:rPr>
+          <w:b/>
+          <w:bCs/>
+        </w:rPr>
+      </w:pPr>
+      <w:r>
+        <w:rPr>
+          <w:b/>
+          <w:bCs/>
+        </w:rPr>
+        <w:t>3.</w:t>
+      </w:r>
+      <w:r>
+        <w:rPr>
+          <w:b/>
+          <w:bCs/>
+        </w:rPr>
+        <w:t>5</w:t>
+      </w:r>
+      <w:r>
+        <w:rPr>
+          <w:b/>
+          <w:bCs/>
+        </w:rPr>
+        <w:t xml:space="preserve">.  </w:t>
+      </w:r>
+      <w:r>
+        <w:rPr>
+          <w:b/>
+          <w:bCs/>
+        </w:rPr>
+        <w:t>Sequence Prediction and Accuracy Evaluation</w:t>
+      </w:r>
+      <w:r>
+        <w:rPr>
+          <w:b/>
+          <w:bCs/>
+        </w:rPr>
+        <w:t xml:space="preserve">  </w:t>
+      </w:r>
+    </w:p>
+    <w:p>
+      <w:pPr>
+        <w:jc w:val="both"/>
+        <w:rPr>
+          <w:highlight w:val="red"/>
+          <w:lang w:val="en-DE"/>
+        </w:rPr>
+      </w:pPr>
+      <w:r>
+        <w:rPr>
+          <w:lang w:val="en-DE"/>
+        </w:rPr>
+        <w:t>Every test sequence is examined component by component. The trained model is utilized to provide predictions:</w:t>
+      </w:r>
+      <w:r>
+        <w:rPr>
+          <w:highlight w:val="red"/>
+        </w:rPr>
+        <w:br/>
+      </w:r>
+      <w:r>
+        <w:rPr>
+          <w:noProof/>
+        </w:rPr>
+        <w:drawing>
+          <wp:inline distT="0" distB="0" distL="0" distR="0" wp14:anchorId="43016B0A" wp14:editId="2A40D725">
+            <wp:extent cx="2984500" cy="151130"/>
+            <wp:effectExtent l="0" t="0" r="6350" b="1270"/>
+            <wp:docPr id="399778056" name="Picture 1"/>
+            <wp:cNvGraphicFramePr>
+              <a:graphicFrameLocks xmlns:a="http://schemas.openxmlformats.org/drawingml/2006/main" noChangeAspect="1"/>
+            </wp:cNvGraphicFramePr>
+            <a:graphic xmlns:a="http://schemas.openxmlformats.org/drawingml/2006/main">
+              <a:graphicData uri="http://schemas.openxmlformats.org/drawingml/2006/picture">
+                <pic:pic xmlns:pic="http://schemas.openxmlformats.org/drawingml/2006/picture">
+                  <pic:nvPicPr>
+                    <pic:cNvPr id="399778056" name=""/>
+                    <pic:cNvPicPr/>
+                  </pic:nvPicPr>
+                  <pic:blipFill>
+                    <a:blip r:embed="rId34"/>
+                    <a:stretch>
+                      <a:fillRect/>
+                    </a:stretch>
+                  </pic:blipFill>
+                  <pic:spPr>
+                    <a:xfrm>
+                      <a:off x="0" y="0"/>
+                      <a:ext cx="2984500" cy="151130"/>
+                    </a:xfrm>
+                    <a:prstGeom prst="rect">
+                      <a:avLst/>
+                    </a:prstGeom>
+                  </pic:spPr>
+                </pic:pic>
+              </a:graphicData>
+            </a:graphic>
+          </wp:inline>
+        </w:drawing>
+      </w:r>
+    </w:p>
+    <w:p>
+      <w:pPr>
+        <w:jc w:val="both"/>
+        <w:rPr>
+          <w:lang w:val="en-DE"/>
+        </w:rPr>
+      </w:pPr>
+      <w:r>
+        <w:rPr>
+          <w:lang w:val="en-DE"/>
+        </w:rPr>
+        <w:t>Predictions and actual values are compared for each sequence to determine accuracy:</w:t>
+      </w:r>
+    </w:p>
+    <w:p>
+      <w:pPr>
+        <w:jc w:val="both"/>
+        <w:rPr>
+          <w:highlight w:val="red"/>
+        </w:rPr>
+      </w:pPr>
+      <w:r>
+        <w:rPr>
+          <w:noProof/>
+        </w:rPr>
+        <w:drawing>
+          <wp:inline distT="0" distB="0" distL="0" distR="0" wp14:anchorId="3A5510D2" wp14:editId="283C96BE">
+            <wp:extent cx="2984500" cy="133350"/>
+            <wp:effectExtent l="0" t="0" r="6350" b="0"/>
+            <wp:docPr id="1802580137" name="Picture 1"/>
+            <wp:cNvGraphicFramePr>
+              <a:graphicFrameLocks xmlns:a="http://schemas.openxmlformats.org/drawingml/2006/main" noChangeAspect="1"/>
+            </wp:cNvGraphicFramePr>
+            <a:graphic xmlns:a="http://schemas.openxmlformats.org/drawingml/2006/main">
+              <a:graphicData uri="http://schemas.openxmlformats.org/drawingml/2006/picture">
+                <pic:pic xmlns:pic="http://schemas.openxmlformats.org/drawingml/2006/picture">
+                  <pic:nvPicPr>
+                    <pic:cNvPr id="1802580137" name=""/>
+                    <pic:cNvPicPr/>
+                  </pic:nvPicPr>
+                  <pic:blipFill>
+                    <a:blip r:embed="rId35"/>
+                    <a:stretch>
+                      <a:fillRect/>
+                    </a:stretch>
+                  </pic:blipFill>
+                  <pic:spPr>
+                    <a:xfrm>
+                      <a:off x="0" y="0"/>
+                      <a:ext cx="2984500" cy="133350"/>
+                    </a:xfrm>
+                    <a:prstGeom prst="rect">
+                      <a:avLst/>
+                    </a:prstGeom>
+                  </pic:spPr>
+                </pic:pic>
+              </a:graphicData>
+            </a:graphic>
+          </wp:inline>
+        </w:drawing>
+      </w:r>
+    </w:p>
+    <w:p>
+      <w:pPr>
+        <w:jc w:val="both"/>
+        <w:rPr>
+          <w:lang w:val="en-DE"/>
+        </w:rPr>
+      </w:pPr>
+      <w:r>
+        <w:rPr>
+          <w:lang w:val="en-DE"/>
+        </w:rPr>
+        <w:t>This enables both global and per-sequence assessments of prediction ability.</w:t>
+      </w:r>
+    </w:p>
+    <w:p>
+      <w:pPr>
+        <w:pStyle w:val="Heading2"/>
+        <w:numPr>
+          <w:ilvl w:val="0"/>
+          <w:numId w:val="0"/>
+        </w:numPr>
+        <w:rPr>
+          <w:b/>
+          <w:bCs/>
+        </w:rPr>
+      </w:pPr>
+      <w:r>
+        <w:rPr>
+          <w:b/>
+          <w:bCs/>
+        </w:rPr>
+        <w:t>3.</w:t>
+      </w:r>
+      <w:r>
+        <w:rPr>
+          <w:b/>
+          <w:bCs/>
+        </w:rPr>
+        <w:t>6</w:t>
+      </w:r>
+      <w:r>
+        <w:rPr>
+          <w:b/>
+          <w:bCs/>
+        </w:rPr>
+        <w:t xml:space="preserve">.  Performance Recording and Logging  </w:t>
+      </w:r>
+    </w:p>
+    <w:p>
+      <w:pPr>
+        <w:jc w:val="both"/>
+      </w:pPr>
+      <w:proofErr w:type="gramStart"/>
+      <w:r>
+        <w:t>In order to</w:t>
+      </w:r>
+      <w:proofErr w:type="gramEnd"/>
+      <w:r>
+        <w:t xml:space="preserve"> monitor </w:t>
+      </w:r>
+      <w:r>
+        <w:t xml:space="preserve">the </w:t>
+      </w:r>
+      <w:r>
+        <w:t>performance</w:t>
+      </w:r>
+      <w:r>
+        <w:t xml:space="preserve"> of the experiment</w:t>
+      </w:r>
+      <w:r>
+        <w:t xml:space="preserve">, the application records learning time using Stopwatch, RAM usage via Process.PrivateMemorySize64, CPU Speed using WMI and .NET version using </w:t>
+      </w:r>
+      <w:proofErr w:type="spellStart"/>
+      <w:r>
+        <w:t>RuntimeInformation.FrameworkDescription</w:t>
+      </w:r>
+      <w:proofErr w:type="spellEnd"/>
+      <w:r>
+        <w:t xml:space="preserve">. All the performance metrics and accuracy results are logged into an output CSV file using </w:t>
+      </w:r>
+      <w:proofErr w:type="spellStart"/>
+      <w:r>
+        <w:t>PerformanceLogger.LohPerformance</w:t>
+      </w:r>
+      <w:proofErr w:type="spellEnd"/>
+      <w:r>
+        <w:t xml:space="preserve"> ().</w:t>
+      </w:r>
+    </w:p>
+    <w:p>
+      <w:pPr>
+        <w:pStyle w:val="Heading2"/>
+        <w:numPr>
+          <w:ilvl w:val="0"/>
+          <w:numId w:val="0"/>
+        </w:numPr>
+        <w:rPr>
+          <w:b/>
+          <w:bCs/>
+        </w:rPr>
+      </w:pPr>
+      <w:r>
+        <w:rPr>
+          <w:b/>
+          <w:bCs/>
+        </w:rPr>
+        <w:t>3.7.  Visualization and Result Interpretaion</w:t>
+      </w:r>
+    </w:p>
+    <w:p>
+      <w:pPr>
+        <w:jc w:val="both"/>
+      </w:pPr>
+      <w:r>
+        <w:t>Implemented a Python script (generate_chatrs.py)</w:t>
+      </w:r>
+      <w:r>
+        <w:t xml:space="preserve"> that</w:t>
+      </w:r>
+      <w:r>
+        <w:t xml:space="preserve"> reads the output CSV file and generated graphs using pandas, matplotlib, and seaborn.</w:t>
+      </w:r>
+    </w:p>
+    <w:p>
+      <w:pPr>
+        <w:jc w:val="both"/>
+        <w:rPr>
+          <w:highlight w:val="red"/>
+          <w:lang w:eastAsia="ja-JP"/>
+        </w:rPr>
+      </w:pPr>
+    </w:p>
+    <w:p>
+      <w:pPr>
+        <w:pStyle w:val="Heading1"/>
+        <w:numPr>
+          <w:ilvl w:val="0"/>
+          <w:numId w:val="0"/>
+        </w:numPr>
+      </w:pPr>
+      <w:r>
+        <w:t>4.</w:t>
+      </w:r>
+      <w:r>
+        <w:t xml:space="preserve">     </w:t>
+      </w:r>
+      <w:r>
+        <w:t>Result and Discussion</w:t>
+      </w:r>
+    </w:p>
+    <w:p>
+      <w:pPr>
+        <w:jc w:val="both"/>
+        <w:rPr>
+          <w:highlight w:val="red"/>
+        </w:rPr>
+      </w:pPr>
+      <w:r>
+        <w:rPr>
+          <w:highlight w:val="red"/>
+        </w:rPr>
+        <w:t>In this project, we have used a sequence of Numbers for Multi-sequence learning of Numbers Sequence for Multi Sequence.</w:t>
+      </w:r>
+    </w:p>
+    <w:p>
+      <w:pPr>
+        <w:jc w:val="both"/>
+        <w:rPr>
+          <w:highlight w:val="red"/>
+        </w:rPr>
+      </w:pPr>
+    </w:p>
+    <w:p>
+      <w:pPr>
         <w:rPr>
           <w:highlight w:val="red"/>
         </w:rPr>
@@ -4845,20 +6064,8 @@
           <w:szCs w:val="18"/>
           <w:highlight w:val="red"/>
         </w:rPr>
-        <w:t xml:space="preserve"> learning for the experiment </w:t>
-      </w:r>
-      <w:proofErr w:type="gramStart"/>
-      <w:r>
-        <w:rPr>
-          <w:i/>
-          <w:iCs/>
-          <w:sz w:val="18"/>
-          <w:szCs w:val="18"/>
-          <w:highlight w:val="red"/>
-        </w:rPr>
-        <w:t>carried out</w:t>
-      </w:r>
-      <w:proofErr w:type="gramEnd"/>
+        <w:t xml:space="preserve"> learning for the experiment carried out</w:t>
+      </w:r>
     </w:p>
     <w:p>
       <w:pPr>
@@ -4969,93 +6176,16 @@
         <w:rPr>
           <w:highlight w:val="red"/>
         </w:rPr>
-        <w:t xml:space="preserve"> </w:t>
-      </w:r>
-      <w:proofErr w:type="gramStart"/>
-      <w:r>
+        <w:t xml:space="preserve"> possible number of times with different datasets. We have tried to keep the size of the dataset small and the number of sequences also small due to the large time in execution.</w:t>
+      </w:r>
+    </w:p>
+    <w:p>
+      <w:pPr>
+        <w:jc w:val="both"/>
         <w:rPr>
           <w:highlight w:val="red"/>
         </w:rPr>
-        <w:t>possible number</w:t>
-      </w:r>
-      <w:proofErr w:type="gramEnd"/>
-      <w:r>
-        <w:rPr>
-          <w:highlight w:val="red"/>
-        </w:rPr>
-        <w:t xml:space="preserve"> of times with different datasets. We have tried to keep the size of the dataset small and the number of sequences also small due to the </w:t>
-      </w:r>
-      <w:proofErr w:type="gramStart"/>
-      <w:r>
-        <w:rPr>
-          <w:highlight w:val="red"/>
-        </w:rPr>
-        <w:t>large time</w:t>
-      </w:r>
-      <w:proofErr w:type="gramEnd"/>
-      <w:r>
-        <w:rPr>
-          <w:highlight w:val="red"/>
-        </w:rPr>
-        <w:t xml:space="preserve"> in execution.</w:t>
-      </w:r>
-    </w:p>
-    <w:p>
-      <w:pPr>
-        <w:jc w:val="both"/>
-        <w:rPr>
-          <w:highlight w:val="red"/>
-        </w:rPr>
-      </w:pPr>
-      <w:r>
-        <w:rPr>
-          <w:noProof/>
-          <w:highlight w:val="red"/>
-          <w:lang w:val="en-CA" w:eastAsia="en-CA"/>
-        </w:rPr>
-        <w:drawing>
-          <wp:inline distT="0" distB="0" distL="0" distR="0" wp14:anchorId="7378CC3A" wp14:editId="6CEC322C">
-            <wp:extent cx="2857381" cy="3649649"/>
-            <wp:effectExtent l="0" t="0" r="635" b="8255"/>
-            <wp:docPr id="13136018" name="Picture 1" descr="A screenshot of a test"/>
-            <wp:cNvGraphicFramePr>
-              <a:graphicFrameLocks xmlns:a="http://schemas.openxmlformats.org/drawingml/2006/main" noChangeAspect="1"/>
-            </wp:cNvGraphicFramePr>
-            <a:graphic xmlns:a="http://schemas.openxmlformats.org/drawingml/2006/main">
-              <a:graphicData uri="http://schemas.openxmlformats.org/drawingml/2006/picture">
-                <pic:pic xmlns:pic="http://schemas.openxmlformats.org/drawingml/2006/picture">
-                  <pic:nvPicPr>
-                    <pic:cNvPr id="13136018" name="Picture 1" descr="A screenshot of a test"/>
-                    <pic:cNvPicPr/>
-                  </pic:nvPicPr>
-                  <pic:blipFill rotWithShape="1">
-                    <a:blip r:embed="rId21"/>
-                    <a:srcRect r="2377" b="2340"/>
-                    <a:stretch/>
-                  </pic:blipFill>
-                  <pic:spPr bwMode="auto">
-                    <a:xfrm>
-                      <a:off x="0" y="0"/>
-                      <a:ext cx="2869688" cy="3665369"/>
-                    </a:xfrm>
-                    <a:prstGeom prst="rect">
-                      <a:avLst/>
-                    </a:prstGeom>
-                    <a:ln>
-                      <a:noFill/>
-                    </a:ln>
-                    <a:extLst>
-                      <a:ext uri="{53640926-AAD7-44D8-BBD7-CCE9431645EC}">
-                        <a14:shadowObscured xmlns:a14="http://schemas.microsoft.com/office/drawing/2010/main"/>
-                      </a:ext>
-                    </a:extLst>
-                  </pic:spPr>
-                </pic:pic>
-              </a:graphicData>
-            </a:graphic>
-          </wp:inline>
-        </w:drawing>
-      </w:r>
+      </w:pPr>
     </w:p>
     <w:p>
       <w:pPr>
@@ -5152,6 +6282,7 @@
         <w:rPr>
           <w:highlight w:val="red"/>
         </w:rPr>
+        <w:lastRenderedPageBreak/>
         <w:t xml:space="preserve">    </w:t>
       </w:r>
       <w:r>
@@ -5184,28 +6315,20 @@
         <w:rPr>
           <w:highlight w:val="red"/>
         </w:rPr>
-        <w:t xml:space="preserve"> </w:t>
-      </w:r>
-      <w:proofErr w:type="gramStart"/>
+        <w:t xml:space="preserve"> be</w:t>
+      </w:r>
       <w:r>
         <w:rPr>
           <w:highlight w:val="red"/>
         </w:rPr>
-        <w:t>be</w:t>
+        <w:t xml:space="preserve"> improve</w:t>
       </w:r>
       <w:r>
         <w:rPr>
           <w:highlight w:val="red"/>
         </w:rPr>
-        <w:t xml:space="preserve"> improve</w:t>
-      </w:r>
-      <w:r>
-        <w:rPr>
-          <w:highlight w:val="red"/>
-        </w:rPr>
         <w:t>d</w:t>
       </w:r>
-      <w:proofErr w:type="gramEnd"/>
       <w:r>
         <w:rPr>
           <w:highlight w:val="red"/>
@@ -5338,6 +6461,7 @@
       <w:sdtEndPr>
         <w:rPr>
           <w:color w:val="000000" w:themeColor="text1"/>
+          <w:highlight w:val="none"/>
         </w:rPr>
       </w:sdtEndPr>
       <w:sdtContent>
@@ -5371,7 +6495,7 @@
             </w:rPr>
             <w:t xml:space="preserve">[1] "NeoCortexApi". </w:t>
           </w:r>
-          <w:hyperlink r:id="rId22" w:history="1">
+          <w:hyperlink r:id="rId36" w:history="1">
             <w:r>
               <w:rPr>
                 <w:rStyle w:val="Hyperlink"/>
@@ -5398,7 +6522,6 @@
             <w:rPr>
               <w:rFonts w:eastAsia="Aptos"/>
               <w:kern w:val="2"/>
-              <w:highlight w:val="red"/>
               <w14:ligatures w14:val="standardContextual"/>
             </w:rPr>
           </w:pPr>
@@ -5406,10 +6529,17 @@
             <w:rPr>
               <w:rFonts w:eastAsia="Aptos"/>
               <w:kern w:val="2"/>
-              <w:highlight w:val="red"/>
               <w14:ligatures w14:val="standardContextual"/>
             </w:rPr>
-            <w:t>[2] “Joy bose" Hierarchical Temporal Memory: more biologically plausible than deep learning | by Joy Bose | Analytics Vidhya | Medium.</w:t>
+            <w:t xml:space="preserve">[2] “Joy bose" Hierarchical Temporal Memory: more biologically plausible than deep learning | by Joy Bose | </w:t>
+          </w:r>
+          <w:r>
+            <w:rPr>
+              <w:rFonts w:eastAsia="Aptos"/>
+              <w:kern w:val="2"/>
+              <w14:ligatures w14:val="standardContextual"/>
+            </w:rPr>
+            <w:t>Analytics Vidhya | Medium.</w:t>
           </w:r>
         </w:p>
         <w:p>
@@ -5419,7 +6549,6 @@
             <w:rPr>
               <w:rFonts w:eastAsia="Aptos"/>
               <w:kern w:val="2"/>
-              <w:highlight w:val="red"/>
               <w14:ligatures w14:val="standardContextual"/>
             </w:rPr>
           </w:pPr>
@@ -5427,7 +6556,6 @@
             <w:rPr>
               <w:rFonts w:eastAsia="Aptos"/>
               <w:kern w:val="2"/>
-              <w:highlight w:val="red"/>
               <w14:ligatures w14:val="standardContextual"/>
             </w:rPr>
             <w:t>[3] Jeff Hawkins, "On Intelligence: How a New Understanding of the Brain Will Lead to the Creation of Truly Intelligent Machines", 2004</w:t>
@@ -5440,7 +6568,6 @@
             <w:rPr>
               <w:rFonts w:eastAsia="Aptos"/>
               <w:kern w:val="2"/>
-              <w:highlight w:val="red"/>
               <w14:ligatures w14:val="standardContextual"/>
             </w:rPr>
           </w:pPr>
@@ -5448,7 +6575,6 @@
             <w:rPr>
               <w:rFonts w:eastAsia="Aptos"/>
               <w:kern w:val="2"/>
-              <w:highlight w:val="red"/>
               <w14:ligatures w14:val="standardContextual"/>
             </w:rPr>
             <w:t>[4] PPT - Hierarchical Temporal Memory PowerPoint Presentation, free download - ID:299198 (slideserve.com)</w:t>
@@ -5461,7 +6587,6 @@
             <w:rPr>
               <w:rFonts w:eastAsia="Aptos"/>
               <w:kern w:val="2"/>
-              <w:highlight w:val="red"/>
               <w14:ligatures w14:val="standardContextual"/>
             </w:rPr>
           </w:pPr>
@@ -5469,10 +6594,8 @@
             <w:rPr>
               <w:rFonts w:eastAsia="Aptos"/>
               <w:kern w:val="2"/>
-              <w:highlight w:val="red"/>
               <w14:ligatures w14:val="standardContextual"/>
             </w:rPr>
-            <w:lastRenderedPageBreak/>
             <w:t>[5] Subutai Ahmad, "Hierarchical Temporal Memory" - Scholarpedia, 2012</w:t>
           </w:r>
         </w:p>
@@ -5483,7 +6606,6 @@
             <w:rPr>
               <w:rFonts w:eastAsia="Aptos"/>
               <w:kern w:val="2"/>
-              <w:highlight w:val="red"/>
               <w14:ligatures w14:val="standardContextual"/>
             </w:rPr>
           </w:pPr>
@@ -5491,7 +6613,6 @@
             <w:rPr>
               <w:rFonts w:eastAsia="Aptos"/>
               <w:kern w:val="2"/>
-              <w:highlight w:val="red"/>
               <w14:ligatures w14:val="standardContextual"/>
             </w:rPr>
             <w:t>[6] Jeff Hawkins and Dileep George, "Hierarchical Temporal Memory", 2009</w:t>
@@ -5504,7 +6625,6 @@
             <w:rPr>
               <w:rFonts w:eastAsia="Aptos"/>
               <w:kern w:val="2"/>
-              <w:highlight w:val="red"/>
               <w14:ligatures w14:val="standardContextual"/>
             </w:rPr>
           </w:pPr>
@@ -5512,7 +6632,6 @@
             <w:rPr>
               <w:rFonts w:eastAsia="Aptos"/>
               <w:kern w:val="2"/>
-              <w:highlight w:val="red"/>
               <w14:ligatures w14:val="standardContextual"/>
             </w:rPr>
             <w:t xml:space="preserve">[7] Subutai Ahmad, "Real-Time Multimodal Integration in a Hierarchical Temporal Memory Network", 2015 </w:t>
@@ -5525,7 +6644,6 @@
             <w:rPr>
               <w:rFonts w:eastAsia="Aptos"/>
               <w:kern w:val="2"/>
-              <w:highlight w:val="red"/>
               <w14:ligatures w14:val="standardContextual"/>
             </w:rPr>
           </w:pPr>
@@ -5533,7 +6651,6 @@
             <w:rPr>
               <w:rFonts w:eastAsia="Aptos"/>
               <w:kern w:val="2"/>
-              <w:highlight w:val="red"/>
               <w14:ligatures w14:val="standardContextual"/>
             </w:rPr>
             <w:t>[8] Jeff Hawkins and Subutai Ahmad, "Why Neurons Have Thousands of Synapses, A Theory of Sequence Memory in Neocortex", 2016</w:t>
@@ -5546,7 +6663,6 @@
             <w:rPr>
               <w:rFonts w:eastAsia="Aptos"/>
               <w:kern w:val="2"/>
-              <w:highlight w:val="red"/>
               <w14:ligatures w14:val="standardContextual"/>
             </w:rPr>
           </w:pPr>
@@ -5554,7 +6670,6 @@
             <w:rPr>
               <w:rFonts w:eastAsia="Aptos"/>
               <w:kern w:val="2"/>
-              <w:highlight w:val="red"/>
               <w14:ligatures w14:val="standardContextual"/>
             </w:rPr>
             <w:t xml:space="preserve">[9] JamesLikesBrains Breaking down how a single HTM Neuron works? - Community - HTM Forum (numenta.org) </w:t>
@@ -5567,7 +6682,6 @@
             <w:rPr>
               <w:rFonts w:eastAsia="Aptos"/>
               <w:kern w:val="2"/>
-              <w:highlight w:val="red"/>
               <w14:ligatures w14:val="standardContextual"/>
             </w:rPr>
           </w:pPr>
@@ -5575,7 +6689,6 @@
             <w:rPr>
               <w:rFonts w:eastAsia="Aptos"/>
               <w:kern w:val="2"/>
-              <w:highlight w:val="red"/>
               <w14:ligatures w14:val="standardContextual"/>
             </w:rPr>
             <w:t>[10] Neocortical Layers (umn.edu)</w:t>
@@ -5588,7 +6701,6 @@
             <w:rPr>
               <w:rFonts w:eastAsia="Aptos"/>
               <w:kern w:val="2"/>
-              <w:highlight w:val="red"/>
               <w14:ligatures w14:val="standardContextual"/>
             </w:rPr>
           </w:pPr>
@@ -5596,7 +6708,6 @@
             <w:rPr>
               <w:rFonts w:eastAsia="Aptos"/>
               <w:kern w:val="2"/>
-              <w:highlight w:val="red"/>
               <w14:ligatures w14:val="standardContextual"/>
             </w:rPr>
             <w:t>[11] https://www.vectorstock.com/royalty-free-vector/neuron-anatomical-structure-medical-education-vector-48845108</w:t>
@@ -5609,7 +6720,6 @@
             <w:rPr>
               <w:rFonts w:eastAsia="Aptos"/>
               <w:kern w:val="2"/>
-              <w:highlight w:val="red"/>
               <w14:ligatures w14:val="standardContextual"/>
             </w:rPr>
           </w:pPr>
@@ -5617,7 +6727,6 @@
             <w:rPr>
               <w:rFonts w:eastAsia="Aptos"/>
               <w:kern w:val="2"/>
-              <w:highlight w:val="red"/>
               <w14:ligatures w14:val="standardContextual"/>
             </w:rPr>
             <w:t>[12] "Yuwei Cui, Subutai Ahmad, Jeff Hawkins" https://www.biorxiv.org/content/10.1101/085035v1.full</w:t>
@@ -5630,7 +6739,6 @@
             <w:rPr>
               <w:rFonts w:eastAsia="Aptos"/>
               <w:kern w:val="2"/>
-              <w:highlight w:val="red"/>
               <w14:ligatures w14:val="standardContextual"/>
             </w:rPr>
           </w:pPr>
@@ -5638,7 +6746,6 @@
             <w:rPr>
               <w:rFonts w:eastAsia="Aptos"/>
               <w:kern w:val="2"/>
-              <w:highlight w:val="red"/>
               <w14:ligatures w14:val="standardContextual"/>
             </w:rPr>
             <w:t>[13] Each distal dendrite segment of a cell has synapse connections Download Scientific Diagram (researchgate.net)</w:t>
@@ -5651,7 +6758,6 @@
             <w:rPr>
               <w:rFonts w:eastAsia="Aptos"/>
               <w:kern w:val="2"/>
-              <w:highlight w:val="red"/>
               <w14:ligatures w14:val="standardContextual"/>
             </w:rPr>
           </w:pPr>
@@ -5659,37 +6765,15 @@
             <w:rPr>
               <w:rFonts w:eastAsia="Aptos"/>
               <w:kern w:val="2"/>
-              <w:highlight w:val="red"/>
               <w14:ligatures w14:val="standardContextual"/>
             </w:rPr>
-            <w:t xml:space="preserve">[14] K. Hole, "The HTM Learning Algorithm. In: Anti-fragile ICT Systems. Simula SpringerBriefs on Computing, vol </w:t>
+            <w:t xml:space="preserve">[14] K. Hole, "The HTM Learning Algorithm. In: Anti-fragile ICT Systems. Simula SpringerBriefs on Computing, vol 1," 2016. [Online]. Available: </w:t>
           </w:r>
           <w:proofErr w:type="gramStart"/>
           <w:r>
             <w:rPr>
               <w:rFonts w:eastAsia="Aptos"/>
               <w:kern w:val="2"/>
-              <w:highlight w:val="red"/>
-              <w14:ligatures w14:val="standardContextual"/>
-            </w:rPr>
-            <w:t>1</w:t>
-          </w:r>
-          <w:proofErr w:type="gramEnd"/>
-          <w:r>
-            <w:rPr>
-              <w:rFonts w:eastAsia="Aptos"/>
-              <w:kern w:val="2"/>
-              <w:highlight w:val="red"/>
-              <w14:ligatures w14:val="standardContextual"/>
-            </w:rPr>
-            <w:t xml:space="preserve">," 2016. [Online]. Available: </w:t>
-          </w:r>
-          <w:proofErr w:type="gramStart"/>
-          <w:r>
-            <w:rPr>
-              <w:rFonts w:eastAsia="Aptos"/>
-              <w:kern w:val="2"/>
-              <w:highlight w:val="red"/>
               <w14:ligatures w14:val="standardContextual"/>
             </w:rPr>
             <w:t>https://link.springer.com/chapter/10.1007/978-3-319-30070-2_11..</w:t>
@@ -5703,7 +6787,6 @@
             <w:rPr>
               <w:rFonts w:eastAsia="Aptos"/>
               <w:kern w:val="2"/>
-              <w:highlight w:val="red"/>
               <w14:ligatures w14:val="standardContextual"/>
             </w:rPr>
           </w:pPr>
@@ -5711,7 +6794,6 @@
             <w:rPr>
               <w:rFonts w:eastAsia="Aptos"/>
               <w:kern w:val="2"/>
-              <w:highlight w:val="red"/>
               <w14:ligatures w14:val="standardContextual"/>
             </w:rPr>
             <w:t xml:space="preserve">[15] S. A. J. Hawkins, "Why neurons have thousands of synapses, a theory of sequence memory in </w:t>
@@ -5722,7 +6804,6 @@
               <w:kern w:val="2"/>
               <w:sz w:val="22"/>
               <w:szCs w:val="22"/>
-              <w:highlight w:val="red"/>
               <w14:ligatures w14:val="standardContextual"/>
             </w:rPr>
             <w:t xml:space="preserve">neocortex," </w:t>
@@ -5731,30 +6812,9 @@
             <w:rPr>
               <w:rFonts w:eastAsia="Aptos"/>
               <w:kern w:val="2"/>
-              <w:highlight w:val="red"/>
               <w14:ligatures w14:val="standardContextual"/>
             </w:rPr>
-            <w:t>2016. [Online]</w:t>
-          </w:r>
-          <w:proofErr w:type="gramStart"/>
-          <w:r>
-            <w:rPr>
-              <w:rFonts w:eastAsia="Aptos"/>
-              <w:kern w:val="2"/>
-              <w:highlight w:val="red"/>
-              <w14:ligatures w14:val="standardContextual"/>
-            </w:rPr>
-            <w:t xml:space="preserve">.  </w:t>
-          </w:r>
-          <w:proofErr w:type="gramEnd"/>
-          <w:r>
-            <w:rPr>
-              <w:rFonts w:eastAsia="Aptos"/>
-              <w:kern w:val="2"/>
-              <w:highlight w:val="red"/>
-              <w14:ligatures w14:val="standardContextual"/>
-            </w:rPr>
-            <w:t xml:space="preserve">  Available:    https://www.frontiersin.org/articles/10.3389/fncir.2016.00023/full.</w:t>
+            <w:t>2016. [Online].    Available:    https://www.frontiersin.org/articles/10.3389/fncir.2016.00023/full.</w:t>
           </w:r>
         </w:p>
         <w:p>
@@ -5771,7 +6831,6 @@
             <w:rPr>
               <w:rFonts w:eastAsia="Aptos"/>
               <w:kern w:val="2"/>
-              <w:highlight w:val="red"/>
               <w14:ligatures w14:val="standardContextual"/>
             </w:rPr>
             <w:t>[16] Guy-Evans, "Neurons (Nerve Cells) Structure, Function &amp; Types," 2023. [Online]. Available: https://simplypsychology.org/neuron.html.</w:t>
@@ -6226,6 +7285,119 @@
     </w:lvl>
   </w:abstractNum>
   <w:abstractNum w:abstractNumId="1" w15:restartNumberingAfterBreak="0">
+    <w:nsid w:val="17CB0BA1"/>
+    <w:multiLevelType w:val="multilevel"/>
+    <w:tmpl w:val="85F80B42"/>
+    <w:lvl w:ilvl="0">
+      <w:start w:val="1"/>
+      <w:numFmt w:val="decimal"/>
+      <w:lvlText w:val="%1."/>
+      <w:lvlJc w:val="left"/>
+      <w:pPr>
+        <w:ind w:left="360" w:hanging="360"/>
+      </w:pPr>
+      <w:rPr>
+        <w:rFonts w:hint="default"/>
+      </w:rPr>
+    </w:lvl>
+    <w:lvl w:ilvl="1">
+      <w:start w:val="8"/>
+      <w:numFmt w:val="decimal"/>
+      <w:lvlText w:val="%1.%2."/>
+      <w:lvlJc w:val="left"/>
+      <w:pPr>
+        <w:ind w:left="360" w:hanging="360"/>
+      </w:pPr>
+      <w:rPr>
+        <w:rFonts w:hint="default"/>
+      </w:rPr>
+    </w:lvl>
+    <w:lvl w:ilvl="2">
+      <w:start w:val="1"/>
+      <w:numFmt w:val="decimal"/>
+      <w:lvlText w:val="%1.%2.%3."/>
+      <w:lvlJc w:val="left"/>
+      <w:pPr>
+        <w:ind w:left="720" w:hanging="720"/>
+      </w:pPr>
+      <w:rPr>
+        <w:rFonts w:hint="default"/>
+      </w:rPr>
+    </w:lvl>
+    <w:lvl w:ilvl="3">
+      <w:start w:val="1"/>
+      <w:numFmt w:val="decimal"/>
+      <w:lvlText w:val="%1.%2.%3.%4."/>
+      <w:lvlJc w:val="left"/>
+      <w:pPr>
+        <w:ind w:left="720" w:hanging="720"/>
+      </w:pPr>
+      <w:rPr>
+        <w:rFonts w:hint="default"/>
+      </w:rPr>
+    </w:lvl>
+    <w:lvl w:ilvl="4">
+      <w:start w:val="1"/>
+      <w:numFmt w:val="decimal"/>
+      <w:lvlText w:val="%1.%2.%3.%4.%5."/>
+      <w:lvlJc w:val="left"/>
+      <w:pPr>
+        <w:ind w:left="1080" w:hanging="1080"/>
+      </w:pPr>
+      <w:rPr>
+        <w:rFonts w:hint="default"/>
+      </w:rPr>
+    </w:lvl>
+    <w:lvl w:ilvl="5">
+      <w:start w:val="1"/>
+      <w:numFmt w:val="decimal"/>
+      <w:lvlText w:val="%1.%2.%3.%4.%5.%6."/>
+      <w:lvlJc w:val="left"/>
+      <w:pPr>
+        <w:ind w:left="1080" w:hanging="1080"/>
+      </w:pPr>
+      <w:rPr>
+        <w:rFonts w:hint="default"/>
+      </w:rPr>
+    </w:lvl>
+    <w:lvl w:ilvl="6">
+      <w:start w:val="1"/>
+      <w:numFmt w:val="decimal"/>
+      <w:lvlText w:val="%1.%2.%3.%4.%5.%6.%7."/>
+      <w:lvlJc w:val="left"/>
+      <w:pPr>
+        <w:ind w:left="1080" w:hanging="1080"/>
+      </w:pPr>
+      <w:rPr>
+        <w:rFonts w:hint="default"/>
+      </w:rPr>
+    </w:lvl>
+    <w:lvl w:ilvl="7">
+      <w:start w:val="1"/>
+      <w:numFmt w:val="decimal"/>
+      <w:lvlText w:val="%1.%2.%3.%4.%5.%6.%7.%8."/>
+      <w:lvlJc w:val="left"/>
+      <w:pPr>
+        <w:ind w:left="1440" w:hanging="1440"/>
+      </w:pPr>
+      <w:rPr>
+        <w:rFonts w:hint="default"/>
+      </w:rPr>
+    </w:lvl>
+    <w:lvl w:ilvl="8">
+      <w:start w:val="1"/>
+      <w:numFmt w:val="decimal"/>
+      <w:lvlText w:val="%1.%2.%3.%4.%5.%6.%7.%8.%9."/>
+      <w:lvlJc w:val="left"/>
+      <w:pPr>
+        <w:ind w:left="1440" w:hanging="1440"/>
+      </w:pPr>
+      <w:rPr>
+        <w:rFonts w:hint="default"/>
+      </w:rPr>
+    </w:lvl>
+  </w:abstractNum>
+  <w:abstractNum w:abstractNumId="2" w15:restartNumberingAfterBreak="0">
     <w:nsid w:val="26FE1FCF"/>
     <w:multiLevelType w:val="hybridMultilevel"/>
     <w:tmpl w:val="33826962"/>
@@ -6378,7 +7550,7 @@
       </w:rPr>
     </w:lvl>
   </w:abstractNum>
-  <w:abstractNum w:abstractNumId="2" w15:restartNumberingAfterBreak="0">
+  <w:abstractNum w:abstractNumId="3" w15:restartNumberingAfterBreak="0">
     <w:nsid w:val="37660336"/>
     <w:multiLevelType w:val="hybridMultilevel"/>
     <w:tmpl w:val="754EAC84"/>
@@ -6519,7 +7691,120 @@
       </w:rPr>
     </w:lvl>
   </w:abstractNum>
-  <w:abstractNum w:abstractNumId="3" w15:restartNumberingAfterBreak="0">
+  <w:abstractNum w:abstractNumId="4" w15:restartNumberingAfterBreak="0">
+    <w:nsid w:val="3A1156DC"/>
+    <w:multiLevelType w:val="multilevel"/>
+    <w:tmpl w:val="E6FAA70C"/>
+    <w:lvl w:ilvl="0">
+      <w:start w:val="1"/>
+      <w:numFmt w:val="decimal"/>
+      <w:lvlText w:val="%1."/>
+      <w:lvlJc w:val="left"/>
+      <w:pPr>
+        <w:ind w:left="468" w:hanging="468"/>
+      </w:pPr>
+      <w:rPr>
+        <w:rFonts w:hint="default"/>
+      </w:rPr>
+    </w:lvl>
+    <w:lvl w:ilvl="1">
+      <w:start w:val="1"/>
+      <w:numFmt w:val="decimal"/>
+      <w:lvlText w:val="%1.%2."/>
+      <w:lvlJc w:val="left"/>
+      <w:pPr>
+        <w:ind w:left="468" w:hanging="468"/>
+      </w:pPr>
+      <w:rPr>
+        <w:rFonts w:hint="default"/>
+      </w:rPr>
+    </w:lvl>
+    <w:lvl w:ilvl="2">
+      <w:start w:val="8"/>
+      <w:numFmt w:val="decimal"/>
+      <w:lvlText w:val="%1.%2.%3."/>
+      <w:lvlJc w:val="left"/>
+      <w:pPr>
+        <w:ind w:left="720" w:hanging="720"/>
+      </w:pPr>
+      <w:rPr>
+        <w:rFonts w:hint="default"/>
+      </w:rPr>
+    </w:lvl>
+    <w:lvl w:ilvl="3">
+      <w:start w:val="1"/>
+      <w:numFmt w:val="decimal"/>
+      <w:lvlText w:val="%1.%2.%3.%4."/>
+      <w:lvlJc w:val="left"/>
+      <w:pPr>
+        <w:ind w:left="720" w:hanging="720"/>
+      </w:pPr>
+      <w:rPr>
+        <w:rFonts w:hint="default"/>
+      </w:rPr>
+    </w:lvl>
+    <w:lvl w:ilvl="4">
+      <w:start w:val="1"/>
+      <w:numFmt w:val="decimal"/>
+      <w:lvlText w:val="%1.%2.%3.%4.%5."/>
+      <w:lvlJc w:val="left"/>
+      <w:pPr>
+        <w:ind w:left="1080" w:hanging="1080"/>
+      </w:pPr>
+      <w:rPr>
+        <w:rFonts w:hint="default"/>
+      </w:rPr>
+    </w:lvl>
+    <w:lvl w:ilvl="5">
+      <w:start w:val="1"/>
+      <w:numFmt w:val="decimal"/>
+      <w:lvlText w:val="%1.%2.%3.%4.%5.%6."/>
+      <w:lvlJc w:val="left"/>
+      <w:pPr>
+        <w:ind w:left="1080" w:hanging="1080"/>
+      </w:pPr>
+      <w:rPr>
+        <w:rFonts w:hint="default"/>
+      </w:rPr>
+    </w:lvl>
+    <w:lvl w:ilvl="6">
+      <w:start w:val="1"/>
+      <w:numFmt w:val="decimal"/>
+      <w:lvlText w:val="%1.%2.%3.%4.%5.%6.%7."/>
+      <w:lvlJc w:val="left"/>
+      <w:pPr>
+        <w:ind w:left="1080" w:hanging="1080"/>
+      </w:pPr>
+      <w:rPr>
+        <w:rFonts w:hint="default"/>
+      </w:rPr>
+    </w:lvl>
+    <w:lvl w:ilvl="7">
+      <w:start w:val="1"/>
+      <w:numFmt w:val="decimal"/>
+      <w:lvlText w:val="%1.%2.%3.%4.%5.%6.%7.%8."/>
+      <w:lvlJc w:val="left"/>
+      <w:pPr>
+        <w:ind w:left="1440" w:hanging="1440"/>
+      </w:pPr>
+      <w:rPr>
+        <w:rFonts w:hint="default"/>
+      </w:rPr>
+    </w:lvl>
+    <w:lvl w:ilvl="8">
+      <w:start w:val="1"/>
+      <w:numFmt w:val="decimal"/>
+      <w:lvlText w:val="%1.%2.%3.%4.%5.%6.%7.%8.%9."/>
+      <w:lvlJc w:val="left"/>
+      <w:pPr>
+        <w:ind w:left="1440" w:hanging="1440"/>
+      </w:pPr>
+      <w:rPr>
+        <w:rFonts w:hint="default"/>
+      </w:rPr>
+    </w:lvl>
+  </w:abstractNum>
+  <w:abstractNum w:abstractNumId="5" w15:restartNumberingAfterBreak="0">
     <w:nsid w:val="44FC4326"/>
     <w:multiLevelType w:val="multilevel"/>
     <w:tmpl w:val="B130F964"/>
@@ -6632,7 +7917,7 @@
       </w:rPr>
     </w:lvl>
   </w:abstractNum>
-  <w:abstractNum w:abstractNumId="4" w15:restartNumberingAfterBreak="0">
+  <w:abstractNum w:abstractNumId="6" w15:restartNumberingAfterBreak="0">
     <w:nsid w:val="493C3F76"/>
     <w:multiLevelType w:val="hybridMultilevel"/>
     <w:tmpl w:val="9A9E418C"/>
@@ -6735,7 +8020,7 @@
       </w:pPr>
     </w:lvl>
   </w:abstractNum>
-  <w:abstractNum w:abstractNumId="5" w15:restartNumberingAfterBreak="0">
+  <w:abstractNum w:abstractNumId="7" w15:restartNumberingAfterBreak="0">
     <w:nsid w:val="4B9148C8"/>
     <w:multiLevelType w:val="multilevel"/>
     <w:tmpl w:val="033421AC"/>
@@ -6821,7 +8106,7 @@
       </w:pPr>
     </w:lvl>
   </w:abstractNum>
-  <w:abstractNum w:abstractNumId="6" w15:restartNumberingAfterBreak="0">
+  <w:abstractNum w:abstractNumId="8" w15:restartNumberingAfterBreak="0">
     <w:nsid w:val="4C273A64"/>
     <w:multiLevelType w:val="multilevel"/>
     <w:tmpl w:val="23167DD0"/>
@@ -6907,7 +8192,7 @@
       </w:pPr>
     </w:lvl>
   </w:abstractNum>
-  <w:abstractNum w:abstractNumId="7" w15:restartNumberingAfterBreak="0">
+  <w:abstractNum w:abstractNumId="9" w15:restartNumberingAfterBreak="0">
     <w:nsid w:val="52CA544A"/>
     <w:multiLevelType w:val="singleLevel"/>
     <w:tmpl w:val="AED6D67E"/>
@@ -6934,7 +8219,7 @@
       </w:rPr>
     </w:lvl>
   </w:abstractNum>
-  <w:abstractNum w:abstractNumId="8" w15:restartNumberingAfterBreak="0">
+  <w:abstractNum w:abstractNumId="10" w15:restartNumberingAfterBreak="0">
     <w:nsid w:val="583109F7"/>
     <w:multiLevelType w:val="multilevel"/>
     <w:tmpl w:val="2200A50E"/>
@@ -7047,7 +8332,96 @@
       </w:rPr>
     </w:lvl>
   </w:abstractNum>
-  <w:abstractNum w:abstractNumId="9" w15:restartNumberingAfterBreak="0">
+  <w:abstractNum w:abstractNumId="11" w15:restartNumberingAfterBreak="0">
+    <w:nsid w:val="590440EF"/>
+    <w:multiLevelType w:val="hybridMultilevel"/>
+    <w:tmpl w:val="80D292F2"/>
+    <w:lvl w:ilvl="0" w:tplc="2000000F">
+      <w:start w:val="1"/>
+      <w:numFmt w:val="decimal"/>
+      <w:lvlText w:val="%1."/>
+      <w:lvlJc w:val="left"/>
+      <w:pPr>
+        <w:ind w:left="720" w:hanging="360"/>
+      </w:pPr>
+      <w:rPr>
+        <w:rFonts w:hint="default"/>
+      </w:rPr>
+    </w:lvl>
+    <w:lvl w:ilvl="1" w:tplc="20000019" w:tentative="1">
+      <w:start w:val="1"/>
+      <w:numFmt w:val="lowerLetter"/>
+      <w:lvlText w:val="%2."/>
+      <w:lvlJc w:val="left"/>
+      <w:pPr>
+        <w:ind w:left="1440" w:hanging="360"/>
+      </w:pPr>
+    </w:lvl>
+    <w:lvl w:ilvl="2" w:tplc="2000001B" w:tentative="1">
+      <w:start w:val="1"/>
+      <w:numFmt w:val="lowerRoman"/>
+      <w:lvlText w:val="%3."/>
+      <w:lvlJc w:val="right"/>
+      <w:pPr>
+        <w:ind w:left="2160" w:hanging="180"/>
+      </w:pPr>
+    </w:lvl>
+    <w:lvl w:ilvl="3" w:tplc="2000000F" w:tentative="1">
+      <w:start w:val="1"/>
+      <w:numFmt w:val="decimal"/>
+      <w:lvlText w:val="%4."/>
+      <w:lvlJc w:val="left"/>
+      <w:pPr>
+        <w:ind w:left="2880" w:hanging="360"/>
+      </w:pPr>
+    </w:lvl>
+    <w:lvl w:ilvl="4" w:tplc="20000019" w:tentative="1">
+      <w:start w:val="1"/>
+      <w:numFmt w:val="lowerLetter"/>
+      <w:lvlText w:val="%5."/>
+      <w:lvlJc w:val="left"/>
+      <w:pPr>
+        <w:ind w:left="3600" w:hanging="360"/>
+      </w:pPr>
+    </w:lvl>
+    <w:lvl w:ilvl="5" w:tplc="2000001B" w:tentative="1">
+      <w:start w:val="1"/>
+      <w:numFmt w:val="lowerRoman"/>
+      <w:lvlText w:val="%6."/>
+      <w:lvlJc w:val="right"/>
+      <w:pPr>
+        <w:ind w:left="4320" w:hanging="180"/>
+      </w:pPr>
+    </w:lvl>
+    <w:lvl w:ilvl="6" w:tplc="2000000F" w:tentative="1">
+      <w:start w:val="1"/>
+      <w:numFmt w:val="decimal"/>
+      <w:lvlText w:val="%7."/>
+      <w:lvlJc w:val="left"/>
+      <w:pPr>
+        <w:ind w:left="5040" w:hanging="360"/>
+      </w:pPr>
+    </w:lvl>
+    <w:lvl w:ilvl="7" w:tplc="20000019" w:tentative="1">
+      <w:start w:val="1"/>
+      <w:numFmt w:val="lowerLetter"/>
+      <w:lvlText w:val="%8."/>
+      <w:lvlJc w:val="left"/>
+      <w:pPr>
+        <w:ind w:left="5760" w:hanging="360"/>
+      </w:pPr>
+    </w:lvl>
+    <w:lvl w:ilvl="8" w:tplc="2000001B" w:tentative="1">
+      <w:start w:val="1"/>
+      <w:numFmt w:val="lowerRoman"/>
+      <w:lvlText w:val="%9."/>
+      <w:lvlJc w:val="right"/>
+      <w:pPr>
+        <w:ind w:left="6480" w:hanging="180"/>
+      </w:pPr>
+    </w:lvl>
+  </w:abstractNum>
+  <w:abstractNum w:abstractNumId="12" w15:restartNumberingAfterBreak="0">
     <w:nsid w:val="5D153AA5"/>
     <w:multiLevelType w:val="multilevel"/>
     <w:tmpl w:val="784C98AE"/>
@@ -7134,7 +8508,120 @@
       </w:pPr>
     </w:lvl>
   </w:abstractNum>
-  <w:abstractNum w:abstractNumId="10" w15:restartNumberingAfterBreak="0">
+  <w:abstractNum w:abstractNumId="13" w15:restartNumberingAfterBreak="0">
+    <w:nsid w:val="678944F1"/>
+    <w:multiLevelType w:val="multilevel"/>
+    <w:tmpl w:val="34EA7086"/>
+    <w:lvl w:ilvl="0">
+      <w:start w:val="1"/>
+      <w:numFmt w:val="decimal"/>
+      <w:lvlText w:val="%1"/>
+      <w:lvlJc w:val="left"/>
+      <w:pPr>
+        <w:ind w:left="360" w:hanging="360"/>
+      </w:pPr>
+      <w:rPr>
+        <w:rFonts w:hint="default"/>
+      </w:rPr>
+    </w:lvl>
+    <w:lvl w:ilvl="1">
+      <w:start w:val="1"/>
+      <w:numFmt w:val="decimal"/>
+      <w:lvlText w:val="%1.%2"/>
+      <w:lvlJc w:val="left"/>
+      <w:pPr>
+        <w:ind w:left="360" w:hanging="360"/>
+      </w:pPr>
+      <w:rPr>
+        <w:rFonts w:hint="default"/>
+      </w:rPr>
+    </w:lvl>
+    <w:lvl w:ilvl="2">
+      <w:start w:val="1"/>
+      <w:numFmt w:val="decimal"/>
+      <w:lvlText w:val="%1.%2.%3"/>
+      <w:lvlJc w:val="left"/>
+      <w:pPr>
+        <w:ind w:left="720" w:hanging="720"/>
+      </w:pPr>
+      <w:rPr>
+        <w:rFonts w:hint="default"/>
+      </w:rPr>
+    </w:lvl>
+    <w:lvl w:ilvl="3">
+      <w:start w:val="1"/>
+      <w:numFmt w:val="decimal"/>
+      <w:lvlText w:val="%1.%2.%3.%4"/>
+      <w:lvlJc w:val="left"/>
+      <w:pPr>
+        <w:ind w:left="720" w:hanging="720"/>
+      </w:pPr>
+      <w:rPr>
+        <w:rFonts w:hint="default"/>
+      </w:rPr>
+    </w:lvl>
+    <w:lvl w:ilvl="4">
+      <w:start w:val="1"/>
+      <w:numFmt w:val="decimal"/>
+      <w:lvlText w:val="%1.%2.%3.%4.%5"/>
+      <w:lvlJc w:val="left"/>
+      <w:pPr>
+        <w:ind w:left="720" w:hanging="720"/>
+      </w:pPr>
+      <w:rPr>
+        <w:rFonts w:hint="default"/>
+      </w:rPr>
+    </w:lvl>
+    <w:lvl w:ilvl="5">
+      <w:start w:val="1"/>
+      <w:numFmt w:val="decimal"/>
+      <w:lvlText w:val="%1.%2.%3.%4.%5.%6"/>
+      <w:lvlJc w:val="left"/>
+      <w:pPr>
+        <w:ind w:left="1080" w:hanging="1080"/>
+      </w:pPr>
+      <w:rPr>
+        <w:rFonts w:hint="default"/>
+      </w:rPr>
+    </w:lvl>
+    <w:lvl w:ilvl="6">
+      <w:start w:val="1"/>
+      <w:numFmt w:val="decimal"/>
+      <w:lvlText w:val="%1.%2.%3.%4.%5.%6.%7"/>
+      <w:lvlJc w:val="left"/>
+      <w:pPr>
+        <w:ind w:left="1080" w:hanging="1080"/>
+      </w:pPr>
+      <w:rPr>
+        <w:rFonts w:hint="default"/>
+      </w:rPr>
+    </w:lvl>
+    <w:lvl w:ilvl="7">
+      <w:start w:val="1"/>
+      <w:numFmt w:val="decimal"/>
+      <w:lvlText w:val="%1.%2.%3.%4.%5.%6.%7.%8"/>
+      <w:lvlJc w:val="left"/>
+      <w:pPr>
+        <w:ind w:left="1440" w:hanging="1440"/>
+      </w:pPr>
+      <w:rPr>
+        <w:rFonts w:hint="default"/>
+      </w:rPr>
+    </w:lvl>
+    <w:lvl w:ilvl="8">
+      <w:start w:val="1"/>
+      <w:numFmt w:val="decimal"/>
+      <w:lvlText w:val="%1.%2.%3.%4.%5.%6.%7.%8.%9"/>
+      <w:lvlJc w:val="left"/>
+      <w:pPr>
+        <w:ind w:left="1440" w:hanging="1440"/>
+      </w:pPr>
+      <w:rPr>
+        <w:rFonts w:hint="default"/>
+      </w:rPr>
+    </w:lvl>
+  </w:abstractNum>
+  <w:abstractNum w:abstractNumId="14" w15:restartNumberingAfterBreak="0">
     <w:nsid w:val="6C402C58"/>
     <w:multiLevelType w:val="hybridMultilevel"/>
     <w:tmpl w:val="9A1CA078"/>
@@ -7279,7 +8766,7 @@
       </w:rPr>
     </w:lvl>
   </w:abstractNum>
-  <w:abstractNum w:abstractNumId="11" w15:restartNumberingAfterBreak="0">
+  <w:abstractNum w:abstractNumId="15" w15:restartNumberingAfterBreak="0">
     <w:nsid w:val="6CD32DA8"/>
     <w:multiLevelType w:val="singleLevel"/>
     <w:tmpl w:val="166470C2"/>
@@ -7305,41 +8792,240 @@
       </w:rPr>
     </w:lvl>
   </w:abstractNum>
+  <w:abstractNum w:abstractNumId="16" w15:restartNumberingAfterBreak="0">
+    <w:nsid w:val="709F53E7"/>
+    <w:multiLevelType w:val="multilevel"/>
+    <w:tmpl w:val="033421AC"/>
+    <w:lvl w:ilvl="0">
+      <w:start w:val="1"/>
+      <w:numFmt w:val="decimal"/>
+      <w:lvlText w:val="%1"/>
+      <w:lvlJc w:val="left"/>
+      <w:pPr>
+        <w:ind w:left="432" w:hanging="432"/>
+      </w:pPr>
+    </w:lvl>
+    <w:lvl w:ilvl="1">
+      <w:start w:val="1"/>
+      <w:numFmt w:val="upperLetter"/>
+      <w:lvlText w:val="%2."/>
+      <w:lvlJc w:val="left"/>
+      <w:pPr>
+        <w:ind w:left="360" w:hanging="360"/>
+      </w:pPr>
+    </w:lvl>
+    <w:lvl w:ilvl="2">
+      <w:start w:val="1"/>
+      <w:numFmt w:val="decimal"/>
+      <w:lvlText w:val="%1.%2.%3"/>
+      <w:lvlJc w:val="left"/>
+      <w:pPr>
+        <w:ind w:left="720" w:hanging="720"/>
+      </w:pPr>
+    </w:lvl>
+    <w:lvl w:ilvl="3">
+      <w:start w:val="1"/>
+      <w:numFmt w:val="decimal"/>
+      <w:lvlText w:val="%1.%2.%3.%4"/>
+      <w:lvlJc w:val="left"/>
+      <w:pPr>
+        <w:ind w:left="864" w:hanging="864"/>
+      </w:pPr>
+    </w:lvl>
+    <w:lvl w:ilvl="4">
+      <w:start w:val="1"/>
+      <w:numFmt w:val="decimal"/>
+      <w:lvlText w:val="%1.%2.%3.%4.%5"/>
+      <w:lvlJc w:val="left"/>
+      <w:pPr>
+        <w:ind w:left="1008" w:hanging="1008"/>
+      </w:pPr>
+    </w:lvl>
+    <w:lvl w:ilvl="5">
+      <w:start w:val="1"/>
+      <w:numFmt w:val="decimal"/>
+      <w:lvlText w:val="%1.%2.%3.%4.%5.%6"/>
+      <w:lvlJc w:val="left"/>
+      <w:pPr>
+        <w:ind w:left="1152" w:hanging="1152"/>
+      </w:pPr>
+    </w:lvl>
+    <w:lvl w:ilvl="6">
+      <w:start w:val="1"/>
+      <w:numFmt w:val="decimal"/>
+      <w:lvlText w:val="%1.%2.%3.%4.%5.%6.%7"/>
+      <w:lvlJc w:val="left"/>
+      <w:pPr>
+        <w:ind w:left="1296" w:hanging="1296"/>
+      </w:pPr>
+    </w:lvl>
+    <w:lvl w:ilvl="7">
+      <w:start w:val="1"/>
+      <w:numFmt w:val="decimal"/>
+      <w:lvlText w:val="%1.%2.%3.%4.%5.%6.%7.%8"/>
+      <w:lvlJc w:val="left"/>
+      <w:pPr>
+        <w:ind w:left="1440" w:hanging="1440"/>
+      </w:pPr>
+    </w:lvl>
+    <w:lvl w:ilvl="8">
+      <w:start w:val="1"/>
+      <w:numFmt w:val="decimal"/>
+      <w:lvlText w:val="%1.%2.%3.%4.%5.%6.%7.%8.%9"/>
+      <w:lvlJc w:val="left"/>
+      <w:pPr>
+        <w:ind w:left="1584" w:hanging="1584"/>
+      </w:pPr>
+    </w:lvl>
+  </w:abstractNum>
+  <w:abstractNum w:abstractNumId="17" w15:restartNumberingAfterBreak="0">
+    <w:nsid w:val="791E393A"/>
+    <w:multiLevelType w:val="multilevel"/>
+    <w:tmpl w:val="280842C4"/>
+    <w:lvl w:ilvl="0">
+      <w:start w:val="1"/>
+      <w:numFmt w:val="decimal"/>
+      <w:lvlText w:val="%1"/>
+      <w:lvlJc w:val="left"/>
+      <w:pPr>
+        <w:ind w:left="360" w:hanging="360"/>
+      </w:pPr>
+      <w:rPr>
+        <w:rFonts w:hint="default"/>
+      </w:rPr>
+    </w:lvl>
+    <w:lvl w:ilvl="1">
+      <w:start w:val="8"/>
+      <w:numFmt w:val="decimal"/>
+      <w:lvlText w:val="%1.%2"/>
+      <w:lvlJc w:val="left"/>
+      <w:pPr>
+        <w:ind w:left="360" w:hanging="360"/>
+      </w:pPr>
+      <w:rPr>
+        <w:rFonts w:hint="default"/>
+      </w:rPr>
+    </w:lvl>
+    <w:lvl w:ilvl="2">
+      <w:start w:val="1"/>
+      <w:numFmt w:val="decimal"/>
+      <w:lvlText w:val="%1.%2.%3"/>
+      <w:lvlJc w:val="left"/>
+      <w:pPr>
+        <w:ind w:left="720" w:hanging="720"/>
+      </w:pPr>
+      <w:rPr>
+        <w:rFonts w:hint="default"/>
+      </w:rPr>
+    </w:lvl>
+    <w:lvl w:ilvl="3">
+      <w:start w:val="1"/>
+      <w:numFmt w:val="decimal"/>
+      <w:lvlText w:val="%1.%2.%3.%4"/>
+      <w:lvlJc w:val="left"/>
+      <w:pPr>
+        <w:ind w:left="720" w:hanging="720"/>
+      </w:pPr>
+      <w:rPr>
+        <w:rFonts w:hint="default"/>
+      </w:rPr>
+    </w:lvl>
+    <w:lvl w:ilvl="4">
+      <w:start w:val="1"/>
+      <w:numFmt w:val="decimal"/>
+      <w:lvlText w:val="%1.%2.%3.%4.%5"/>
+      <w:lvlJc w:val="left"/>
+      <w:pPr>
+        <w:ind w:left="720" w:hanging="720"/>
+      </w:pPr>
+      <w:rPr>
+        <w:rFonts w:hint="default"/>
+      </w:rPr>
+    </w:lvl>
+    <w:lvl w:ilvl="5">
+      <w:start w:val="1"/>
+      <w:numFmt w:val="decimal"/>
+      <w:lvlText w:val="%1.%2.%3.%4.%5.%6"/>
+      <w:lvlJc w:val="left"/>
+      <w:pPr>
+        <w:ind w:left="1080" w:hanging="1080"/>
+      </w:pPr>
+      <w:rPr>
+        <w:rFonts w:hint="default"/>
+      </w:rPr>
+    </w:lvl>
+    <w:lvl w:ilvl="6">
+      <w:start w:val="1"/>
+      <w:numFmt w:val="decimal"/>
+      <w:lvlText w:val="%1.%2.%3.%4.%5.%6.%7"/>
+      <w:lvlJc w:val="left"/>
+      <w:pPr>
+        <w:ind w:left="1080" w:hanging="1080"/>
+      </w:pPr>
+      <w:rPr>
+        <w:rFonts w:hint="default"/>
+      </w:rPr>
+    </w:lvl>
+    <w:lvl w:ilvl="7">
+      <w:start w:val="1"/>
+      <w:numFmt w:val="decimal"/>
+      <w:lvlText w:val="%1.%2.%3.%4.%5.%6.%7.%8"/>
+      <w:lvlJc w:val="left"/>
+      <w:pPr>
+        <w:ind w:left="1440" w:hanging="1440"/>
+      </w:pPr>
+      <w:rPr>
+        <w:rFonts w:hint="default"/>
+      </w:rPr>
+    </w:lvl>
+    <w:lvl w:ilvl="8">
+      <w:start w:val="1"/>
+      <w:numFmt w:val="decimal"/>
+      <w:lvlText w:val="%1.%2.%3.%4.%5.%6.%7.%8.%9"/>
+      <w:lvlJc w:val="left"/>
+      <w:pPr>
+        <w:ind w:left="1440" w:hanging="1440"/>
+      </w:pPr>
+      <w:rPr>
+        <w:rFonts w:hint="default"/>
+      </w:rPr>
+    </w:lvl>
+  </w:abstractNum>
   <w:num w:numId="1" w16cid:durableId="1117914882">
+    <w:abstractNumId w:val="3"/>
+  </w:num>
+  <w:num w:numId="2" w16cid:durableId="772238952">
+    <w:abstractNumId w:val="14"/>
+  </w:num>
+  <w:num w:numId="3" w16cid:durableId="1808357885">
     <w:abstractNumId w:val="2"/>
   </w:num>
-  <w:num w:numId="2" w16cid:durableId="772238952">
-    <w:abstractNumId w:val="10"/>
-  </w:num>
-  <w:num w:numId="3" w16cid:durableId="1808357885">
-    <w:abstractNumId w:val="1"/>
-  </w:num>
   <w:num w:numId="4" w16cid:durableId="490562558">
-    <w:abstractNumId w:val="7"/>
+    <w:abstractNumId w:val="9"/>
   </w:num>
   <w:num w:numId="5" w16cid:durableId="398089560">
-    <w:abstractNumId w:val="11"/>
+    <w:abstractNumId w:val="15"/>
   </w:num>
   <w:num w:numId="6" w16cid:durableId="756101525">
-    <w:abstractNumId w:val="4"/>
+    <w:abstractNumId w:val="6"/>
   </w:num>
   <w:num w:numId="7" w16cid:durableId="291255762">
     <w:abstractNumId w:val="0"/>
   </w:num>
   <w:num w:numId="8" w16cid:durableId="138546743">
-    <w:abstractNumId w:val="5"/>
+    <w:abstractNumId w:val="7"/>
   </w:num>
   <w:num w:numId="9" w16cid:durableId="1612011826">
+    <w:abstractNumId w:val="10"/>
+  </w:num>
+  <w:num w:numId="10" w16cid:durableId="301817050">
+    <w:abstractNumId w:val="12"/>
+  </w:num>
+  <w:num w:numId="11" w16cid:durableId="935986958">
     <w:abstractNumId w:val="8"/>
   </w:num>
-  <w:num w:numId="10" w16cid:durableId="301817050">
-    <w:abstractNumId w:val="9"/>
-  </w:num>
-  <w:num w:numId="11" w16cid:durableId="935986958">
-    <w:abstractNumId w:val="6"/>
-  </w:num>
   <w:num w:numId="12" w16cid:durableId="1780278">
-    <w:abstractNumId w:val="3"/>
+    <w:abstractNumId w:val="5"/>
   </w:num>
   <w:num w:numId="13" w16cid:durableId="1749573360">
     <w:abstractNumId w:val="0"/>
@@ -7400,6 +9086,24 @@
     <w:lvlOverride w:ilvl="8">
       <w:startOverride w:val="1"/>
     </w:lvlOverride>
+  </w:num>
+  <w:num w:numId="15" w16cid:durableId="180555823">
+    <w:abstractNumId w:val="16"/>
+  </w:num>
+  <w:num w:numId="16" w16cid:durableId="337391075">
+    <w:abstractNumId w:val="13"/>
+  </w:num>
+  <w:num w:numId="17" w16cid:durableId="1449395871">
+    <w:abstractNumId w:val="17"/>
+  </w:num>
+  <w:num w:numId="18" w16cid:durableId="683358738">
+    <w:abstractNumId w:val="1"/>
+  </w:num>
+  <w:num w:numId="19" w16cid:durableId="1880389695">
+    <w:abstractNumId w:val="4"/>
+  </w:num>
+  <w:num w:numId="20" w16cid:durableId="1277247997">
+    <w:abstractNumId w:val="11"/>
   </w:num>
   <w:numIdMacAtCleanup w:val="11"/>
 </w:numbering>
@@ -7704,7 +9408,7 @@
   <w:style w:type="paragraph" w:default="1" w:styleId="Normal">
     <w:name w:val="Normal"/>
     <w:qFormat/>
-    <w:rsid w:val="003A7348"/>
+    <w:rsid w:val="006E38E1"/>
     <w:pPr>
       <w:jc w:val="center"/>
     </w:pPr>
@@ -7932,6 +9636,7 @@
   <w:style w:type="character" w:default="1" w:styleId="DefaultParagraphFont">
     <w:name w:val="Default Paragraph Font"/>
     <w:uiPriority w:val="1"/>
+    <w:semiHidden/>
     <w:unhideWhenUsed/>
   </w:style>
   <w:style w:type="table" w:default="1" w:styleId="TableNormal">
